--- a/МиСЗИ, практика 2, отчёт.docx
+++ b/МиСЗИ, практика 2, отчёт.docx
@@ -3558,7 +3558,7 @@
       <w:r>
         <w:fldChar w:fldCharType="separate"/>
       </w:r>
-      <w:hyperlink w:anchor="_Toc227511412" w:history="1">
+      <w:hyperlink w:anchor="_Toc227515070" w:history="1">
         <w:r>
           <w:rPr>
             <w:rStyle w:val="ad"/>
@@ -3602,7 +3602,7 @@
             <w:noProof/>
             <w:webHidden/>
           </w:rPr>
-          <w:instrText xml:space="preserve"> PAGEREF _Toc227511412 \h </w:instrText>
+          <w:instrText xml:space="preserve"> PAGEREF _Toc227515070 \h </w:instrText>
         </w:r>
         <w:r>
           <w:rPr>
@@ -3644,7 +3644,7 @@
           <w14:ligatures w14:val="standardContextual"/>
         </w:rPr>
       </w:pPr>
-      <w:hyperlink w:anchor="_Toc227511413" w:history="1">
+      <w:hyperlink w:anchor="_Toc227515071" w:history="1">
         <w:r>
           <w:rPr>
             <w:rStyle w:val="ad"/>
@@ -3688,7 +3688,7 @@
             <w:noProof/>
             <w:webHidden/>
           </w:rPr>
-          <w:instrText xml:space="preserve"> PAGEREF _Toc227511413 \h </w:instrText>
+          <w:instrText xml:space="preserve"> PAGEREF _Toc227515071 \h </w:instrText>
         </w:r>
         <w:r>
           <w:rPr>
@@ -3730,7 +3730,7 @@
           <w14:ligatures w14:val="standardContextual"/>
         </w:rPr>
       </w:pPr>
-      <w:hyperlink w:anchor="_Toc227511414" w:history="1">
+      <w:hyperlink w:anchor="_Toc227515072" w:history="1">
         <w:r>
           <w:rPr>
             <w:rStyle w:val="ad"/>
@@ -3774,7 +3774,7 @@
             <w:noProof/>
             <w:webHidden/>
           </w:rPr>
-          <w:instrText xml:space="preserve"> PAGEREF _Toc227511414 \h </w:instrText>
+          <w:instrText xml:space="preserve"> PAGEREF _Toc227515072 \h </w:instrText>
         </w:r>
         <w:r>
           <w:rPr>
@@ -3820,7 +3820,7 @@
           <w14:ligatures w14:val="standardContextual"/>
         </w:rPr>
       </w:pPr>
-      <w:hyperlink w:anchor="_Toc227511415" w:history="1">
+      <w:hyperlink w:anchor="_Toc227515073" w:history="1">
         <w:r>
           <w:rPr>
             <w:rStyle w:val="ad"/>
@@ -3864,7 +3864,7 @@
             <w:noProof/>
             <w:webHidden/>
           </w:rPr>
-          <w:instrText xml:space="preserve"> PAGEREF _Toc227511415 \h </w:instrText>
+          <w:instrText xml:space="preserve"> PAGEREF _Toc227515073 \h </w:instrText>
         </w:r>
         <w:r>
           <w:rPr>
@@ -3910,7 +3910,7 @@
           <w14:ligatures w14:val="standardContextual"/>
         </w:rPr>
       </w:pPr>
-      <w:hyperlink w:anchor="_Toc227511416" w:history="1">
+      <w:hyperlink w:anchor="_Toc227515074" w:history="1">
         <w:r>
           <w:rPr>
             <w:rStyle w:val="ad"/>
@@ -3954,7 +3954,7 @@
             <w:noProof/>
             <w:webHidden/>
           </w:rPr>
-          <w:instrText xml:space="preserve"> PAGEREF _Toc227511416 \h </w:instrText>
+          <w:instrText xml:space="preserve"> PAGEREF _Toc227515074 \h </w:instrText>
         </w:r>
         <w:r>
           <w:rPr>
@@ -4000,7 +4000,7 @@
           <w14:ligatures w14:val="standardContextual"/>
         </w:rPr>
       </w:pPr>
-      <w:hyperlink w:anchor="_Toc227511417" w:history="1">
+      <w:hyperlink w:anchor="_Toc227515075" w:history="1">
         <w:r>
           <w:rPr>
             <w:rStyle w:val="ad"/>
@@ -4044,7 +4044,7 @@
             <w:noProof/>
             <w:webHidden/>
           </w:rPr>
-          <w:instrText xml:space="preserve"> PAGEREF _Toc227511417 \h </w:instrText>
+          <w:instrText xml:space="preserve"> PAGEREF _Toc227515075 \h </w:instrText>
         </w:r>
         <w:r>
           <w:rPr>
@@ -4090,7 +4090,7 @@
           <w14:ligatures w14:val="standardContextual"/>
         </w:rPr>
       </w:pPr>
-      <w:hyperlink w:anchor="_Toc227511418" w:history="1">
+      <w:hyperlink w:anchor="_Toc227515076" w:history="1">
         <w:r>
           <w:rPr>
             <w:rStyle w:val="ad"/>
@@ -4134,7 +4134,7 @@
             <w:noProof/>
             <w:webHidden/>
           </w:rPr>
-          <w:instrText xml:space="preserve"> PAGEREF _Toc227511418 \h </w:instrText>
+          <w:instrText xml:space="preserve"> PAGEREF _Toc227515076 \h </w:instrText>
         </w:r>
         <w:r>
           <w:rPr>
@@ -4180,7 +4180,7 @@
           <w14:ligatures w14:val="standardContextual"/>
         </w:rPr>
       </w:pPr>
-      <w:hyperlink w:anchor="_Toc227511419" w:history="1">
+      <w:hyperlink w:anchor="_Toc227515077" w:history="1">
         <w:r>
           <w:rPr>
             <w:rStyle w:val="ad"/>
@@ -4285,7 +4285,7 @@
             <w:noProof/>
             <w:webHidden/>
           </w:rPr>
-          <w:instrText xml:space="preserve"> PAGEREF _Toc227511419 \h </w:instrText>
+          <w:instrText xml:space="preserve"> PAGEREF _Toc227515077 \h </w:instrText>
         </w:r>
         <w:r>
           <w:rPr>
@@ -4331,7 +4331,7 @@
           <w14:ligatures w14:val="standardContextual"/>
         </w:rPr>
       </w:pPr>
-      <w:hyperlink w:anchor="_Toc227511420" w:history="1">
+      <w:hyperlink w:anchor="_Toc227515078" w:history="1">
         <w:r>
           <w:rPr>
             <w:rStyle w:val="ad"/>
@@ -4375,7 +4375,7 @@
             <w:noProof/>
             <w:webHidden/>
           </w:rPr>
-          <w:instrText xml:space="preserve"> PAGEREF _Toc227511420 \h </w:instrText>
+          <w:instrText xml:space="preserve"> PAGEREF _Toc227515078 \h </w:instrText>
         </w:r>
         <w:r>
           <w:rPr>
@@ -4417,7 +4417,7 @@
           <w14:ligatures w14:val="standardContextual"/>
         </w:rPr>
       </w:pPr>
-      <w:hyperlink w:anchor="_Toc227511421" w:history="1">
+      <w:hyperlink w:anchor="_Toc227515079" w:history="1">
         <w:r>
           <w:rPr>
             <w:rStyle w:val="ad"/>
@@ -4461,7 +4461,7 @@
             <w:noProof/>
             <w:webHidden/>
           </w:rPr>
-          <w:instrText xml:space="preserve"> PAGEREF _Toc227511421 \h </w:instrText>
+          <w:instrText xml:space="preserve"> PAGEREF _Toc227515079 \h </w:instrText>
         </w:r>
         <w:r>
           <w:rPr>
@@ -4503,7 +4503,7 @@
           <w14:ligatures w14:val="standardContextual"/>
         </w:rPr>
       </w:pPr>
-      <w:hyperlink w:anchor="_Toc227511422" w:history="1">
+      <w:hyperlink w:anchor="_Toc227515080" w:history="1">
         <w:r>
           <w:rPr>
             <w:rStyle w:val="ad"/>
@@ -4547,7 +4547,7 @@
             <w:noProof/>
             <w:webHidden/>
           </w:rPr>
-          <w:instrText xml:space="preserve"> PAGEREF _Toc227511422 \h </w:instrText>
+          <w:instrText xml:space="preserve"> PAGEREF _Toc227515080 \h </w:instrText>
         </w:r>
         <w:r>
           <w:rPr>
@@ -4589,7 +4589,7 @@
           <w14:ligatures w14:val="standardContextual"/>
         </w:rPr>
       </w:pPr>
-      <w:hyperlink w:anchor="_Toc227511423" w:history="1">
+      <w:hyperlink w:anchor="_Toc227515081" w:history="1">
         <w:r>
           <w:rPr>
             <w:rStyle w:val="ad"/>
@@ -4633,7 +4633,7 @@
             <w:noProof/>
             <w:webHidden/>
           </w:rPr>
-          <w:instrText xml:space="preserve"> PAGEREF _Toc227511423 \h </w:instrText>
+          <w:instrText xml:space="preserve"> PAGEREF _Toc227515081 \h </w:instrText>
         </w:r>
         <w:r>
           <w:rPr>
@@ -4679,7 +4679,7 @@
           <w14:ligatures w14:val="standardContextual"/>
         </w:rPr>
       </w:pPr>
-      <w:hyperlink w:anchor="_Toc227511424" w:history="1">
+      <w:hyperlink w:anchor="_Toc227515082" w:history="1">
         <w:r>
           <w:rPr>
             <w:rStyle w:val="ad"/>
@@ -4723,7 +4723,7 @@
             <w:noProof/>
             <w:webHidden/>
           </w:rPr>
-          <w:instrText xml:space="preserve"> PAGEREF _Toc227511424 \h </w:instrText>
+          <w:instrText xml:space="preserve"> PAGEREF _Toc227515082 \h </w:instrText>
         </w:r>
         <w:r>
           <w:rPr>
@@ -4769,7 +4769,7 @@
           <w14:ligatures w14:val="standardContextual"/>
         </w:rPr>
       </w:pPr>
-      <w:hyperlink w:anchor="_Toc227511425" w:history="1">
+      <w:hyperlink w:anchor="_Toc227515083" w:history="1">
         <w:r>
           <w:rPr>
             <w:rStyle w:val="ad"/>
@@ -4813,7 +4813,7 @@
             <w:noProof/>
             <w:webHidden/>
           </w:rPr>
-          <w:instrText xml:space="preserve"> PAGEREF _Toc227511425 \h </w:instrText>
+          <w:instrText xml:space="preserve"> PAGEREF _Toc227515083 \h </w:instrText>
         </w:r>
         <w:r>
           <w:rPr>
@@ -4859,7 +4859,7 @@
           <w14:ligatures w14:val="standardContextual"/>
         </w:rPr>
       </w:pPr>
-      <w:hyperlink w:anchor="_Toc227511426" w:history="1">
+      <w:hyperlink w:anchor="_Toc227515084" w:history="1">
         <w:r>
           <w:rPr>
             <w:rStyle w:val="ad"/>
@@ -4903,7 +4903,7 @@
             <w:noProof/>
             <w:webHidden/>
           </w:rPr>
-          <w:instrText xml:space="preserve"> PAGEREF _Toc227511426 \h </w:instrText>
+          <w:instrText xml:space="preserve"> PAGEREF _Toc227515084 \h </w:instrText>
         </w:r>
         <w:r>
           <w:rPr>
@@ -4945,7 +4945,7 @@
           <w14:ligatures w14:val="standardContextual"/>
         </w:rPr>
       </w:pPr>
-      <w:hyperlink w:anchor="_Toc227511427" w:history="1">
+      <w:hyperlink w:anchor="_Toc227515085" w:history="1">
         <w:r>
           <w:rPr>
             <w:rStyle w:val="ad"/>
@@ -4989,7 +4989,7 @@
             <w:noProof/>
             <w:webHidden/>
           </w:rPr>
-          <w:instrText xml:space="preserve"> PAGEREF _Toc227511427 \h </w:instrText>
+          <w:instrText xml:space="preserve"> PAGEREF _Toc227515085 \h </w:instrText>
         </w:r>
         <w:r>
           <w:rPr>
@@ -5031,7 +5031,7 @@
           <w14:ligatures w14:val="standardContextual"/>
         </w:rPr>
       </w:pPr>
-      <w:hyperlink w:anchor="_Toc227511428" w:history="1">
+      <w:hyperlink w:anchor="_Toc227515086" w:history="1">
         <w:r>
           <w:rPr>
             <w:rStyle w:val="ad"/>
@@ -5075,7 +5075,7 @@
             <w:noProof/>
             <w:webHidden/>
           </w:rPr>
-          <w:instrText xml:space="preserve"> PAGEREF _Toc227511428 \h </w:instrText>
+          <w:instrText xml:space="preserve"> PAGEREF _Toc227515086 \h </w:instrText>
         </w:r>
         <w:r>
           <w:rPr>
@@ -5121,7 +5121,7 @@
           <w14:ligatures w14:val="standardContextual"/>
         </w:rPr>
       </w:pPr>
-      <w:hyperlink w:anchor="_Toc227511429" w:history="1">
+      <w:hyperlink w:anchor="_Toc227515087" w:history="1">
         <w:r>
           <w:rPr>
             <w:rStyle w:val="ad"/>
@@ -5144,7 +5144,7 @@
             <w:rStyle w:val="ad"/>
             <w:noProof/>
           </w:rPr>
-          <w:t>Материалы практической работы</w:t>
+          <w:t>Материалы исследовательской работы</w:t>
         </w:r>
         <w:r>
           <w:rPr>
@@ -5165,7 +5165,7 @@
             <w:noProof/>
             <w:webHidden/>
           </w:rPr>
-          <w:instrText xml:space="preserve"> PAGEREF _Toc227511429 \h </w:instrText>
+          <w:instrText xml:space="preserve"> PAGEREF _Toc227515087 \h </w:instrText>
         </w:r>
         <w:r>
           <w:rPr>
@@ -5211,7 +5211,7 @@
           <w14:ligatures w14:val="standardContextual"/>
         </w:rPr>
       </w:pPr>
-      <w:hyperlink w:anchor="_Toc227511430" w:history="1">
+      <w:hyperlink w:anchor="_Toc227515088" w:history="1">
         <w:r>
           <w:rPr>
             <w:rStyle w:val="ad"/>
@@ -5256,7 +5256,7 @@
             <w:noProof/>
             <w:webHidden/>
           </w:rPr>
-          <w:instrText xml:space="preserve"> PAGEREF _Toc227511430 \h </w:instrText>
+          <w:instrText xml:space="preserve"> PAGEREF _Toc227515088 \h </w:instrText>
         </w:r>
         <w:r>
           <w:rPr>
@@ -5310,7 +5310,7 @@
         <w:pStyle w:val="1"/>
       </w:pPr>
       <w:bookmarkStart w:id="2" w:name="_Ref227511377"/>
-      <w:bookmarkStart w:id="3" w:name="_Toc227511412"/>
+      <w:bookmarkStart w:id="3" w:name="_Toc227515070"/>
       <w:r>
         <w:lastRenderedPageBreak/>
         <w:t>Формулировка проблемы исследования</w:t>
@@ -5601,7 +5601,7 @@
         <w:pStyle w:val="1"/>
       </w:pPr>
       <w:bookmarkStart w:id="4" w:name="_Ref227511380"/>
-      <w:bookmarkStart w:id="5" w:name="_Toc227511413"/>
+      <w:bookmarkStart w:id="5" w:name="_Toc227515071"/>
       <w:r>
         <w:lastRenderedPageBreak/>
         <w:t>Формулировка актуальности исследования</w:t>
@@ -5686,7 +5686,7 @@
         <w:pStyle w:val="1"/>
       </w:pPr>
       <w:bookmarkStart w:id="6" w:name="_Ref227511382"/>
-      <w:bookmarkStart w:id="7" w:name="_Toc227511414"/>
+      <w:bookmarkStart w:id="7" w:name="_Toc227515072"/>
       <w:r>
         <w:lastRenderedPageBreak/>
         <w:t>Анализ существующих подходов</w:t>
@@ -5716,7 +5716,7 @@
       <w:pPr>
         <w:pStyle w:val="2"/>
       </w:pPr>
-      <w:bookmarkStart w:id="8" w:name="_Toc227511415"/>
+      <w:bookmarkStart w:id="8" w:name="_Toc227515073"/>
       <w:r>
         <w:t>Традиционные методы</w:t>
       </w:r>
@@ -5780,7 +5780,7 @@
       <w:pPr>
         <w:pStyle w:val="2"/>
       </w:pPr>
-      <w:bookmarkStart w:id="9" w:name="_Toc227511416"/>
+      <w:bookmarkStart w:id="9" w:name="_Toc227515074"/>
       <w:r>
         <w:t>Свёрточные нейронные сети</w:t>
       </w:r>
@@ -5883,7 +5883,7 @@
       <w:pPr>
         <w:pStyle w:val="2"/>
       </w:pPr>
-      <w:bookmarkStart w:id="10" w:name="_Toc227511417"/>
+      <w:bookmarkStart w:id="10" w:name="_Toc227515075"/>
       <w:r>
         <w:t>Гибридные методы с анализом частотной области</w:t>
       </w:r>
@@ -5984,7 +5984,7 @@
       <w:pPr>
         <w:pStyle w:val="2"/>
       </w:pPr>
-      <w:bookmarkStart w:id="11" w:name="_Toc227511418"/>
+      <w:bookmarkStart w:id="11" w:name="_Toc227515076"/>
       <w:r>
         <w:t>Ансамблевые методы</w:t>
       </w:r>
@@ -6027,7 +6027,7 @@
           <w:lang w:val="en-US"/>
         </w:rPr>
       </w:pPr>
-      <w:bookmarkStart w:id="12" w:name="_Toc227511419"/>
+      <w:bookmarkStart w:id="12" w:name="_Toc227515077"/>
       <w:r>
         <w:t>«</w:t>
       </w:r>
@@ -6137,7 +6137,7 @@
         <w:pStyle w:val="2"/>
       </w:pPr>
       <w:bookmarkStart w:id="13" w:name="_Ref227511365"/>
-      <w:bookmarkStart w:id="14" w:name="_Toc227511420"/>
+      <w:bookmarkStart w:id="14" w:name="_Toc227515078"/>
       <w:r>
         <w:t>Сравнение подходов</w:t>
       </w:r>
@@ -6989,7 +6989,7 @@
         <w:pStyle w:val="1"/>
       </w:pPr>
       <w:bookmarkStart w:id="17" w:name="_Ref227511360"/>
-      <w:bookmarkStart w:id="18" w:name="_Toc227511421"/>
+      <w:bookmarkStart w:id="18" w:name="_Toc227515079"/>
       <w:r>
         <w:lastRenderedPageBreak/>
         <w:t>Цель работы</w:t>
@@ -7045,7 +7045,7 @@
       <w:pPr>
         <w:pStyle w:val="1"/>
       </w:pPr>
-      <w:bookmarkStart w:id="19" w:name="_Toc227511422"/>
+      <w:bookmarkStart w:id="19" w:name="_Toc227515080"/>
       <w:r>
         <w:lastRenderedPageBreak/>
         <w:t>Формулировка задач</w:t>
@@ -7068,7 +7068,7 @@
         <w:pStyle w:val="a2"/>
         <w:numPr>
           <w:ilvl w:val="0"/>
-          <w:numId w:val="51"/>
+          <w:numId w:val="6"/>
         </w:numPr>
       </w:pPr>
       <w:r>
@@ -7080,7 +7080,7 @@
         <w:pStyle w:val="a2"/>
         <w:numPr>
           <w:ilvl w:val="1"/>
-          <w:numId w:val="51"/>
+          <w:numId w:val="6"/>
         </w:numPr>
       </w:pPr>
       <w:r>
@@ -7113,7 +7113,7 @@
         <w:pStyle w:val="a2"/>
         <w:numPr>
           <w:ilvl w:val="1"/>
-          <w:numId w:val="51"/>
+          <w:numId w:val="6"/>
         </w:numPr>
       </w:pPr>
       <w:r>
@@ -7146,7 +7146,7 @@
         <w:pStyle w:val="a2"/>
         <w:numPr>
           <w:ilvl w:val="1"/>
-          <w:numId w:val="51"/>
+          <w:numId w:val="6"/>
         </w:numPr>
       </w:pPr>
       <w:r>
@@ -7167,7 +7167,7 @@
         <w:pStyle w:val="a2"/>
         <w:numPr>
           <w:ilvl w:val="0"/>
-          <w:numId w:val="51"/>
+          <w:numId w:val="6"/>
         </w:numPr>
       </w:pPr>
       <w:r>
@@ -7179,7 +7179,7 @@
         <w:pStyle w:val="a2"/>
         <w:numPr>
           <w:ilvl w:val="1"/>
-          <w:numId w:val="51"/>
+          <w:numId w:val="6"/>
         </w:numPr>
       </w:pPr>
       <w:r>
@@ -7194,7 +7194,7 @@
         <w:pStyle w:val="a2"/>
         <w:numPr>
           <w:ilvl w:val="1"/>
-          <w:numId w:val="51"/>
+          <w:numId w:val="6"/>
         </w:numPr>
       </w:pPr>
       <w:r>
@@ -7209,7 +7209,7 @@
         <w:pStyle w:val="a2"/>
         <w:numPr>
           <w:ilvl w:val="1"/>
-          <w:numId w:val="51"/>
+          <w:numId w:val="6"/>
         </w:numPr>
       </w:pPr>
       <w:r>
@@ -7227,7 +7227,7 @@
         <w:pStyle w:val="a2"/>
         <w:numPr>
           <w:ilvl w:val="1"/>
-          <w:numId w:val="51"/>
+          <w:numId w:val="6"/>
         </w:numPr>
       </w:pPr>
       <w:r>
@@ -7245,7 +7245,7 @@
         <w:pStyle w:val="a2"/>
         <w:numPr>
           <w:ilvl w:val="1"/>
-          <w:numId w:val="51"/>
+          <w:numId w:val="6"/>
         </w:numPr>
       </w:pPr>
       <w:r>
@@ -7263,7 +7263,7 @@
         <w:pStyle w:val="a2"/>
         <w:numPr>
           <w:ilvl w:val="1"/>
-          <w:numId w:val="51"/>
+          <w:numId w:val="6"/>
         </w:numPr>
       </w:pPr>
       <w:r>
@@ -7275,7 +7275,7 @@
         <w:pStyle w:val="a2"/>
         <w:numPr>
           <w:ilvl w:val="0"/>
-          <w:numId w:val="51"/>
+          <w:numId w:val="6"/>
         </w:numPr>
       </w:pPr>
       <w:r>
@@ -7287,7 +7287,7 @@
         <w:pStyle w:val="a2"/>
         <w:numPr>
           <w:ilvl w:val="1"/>
-          <w:numId w:val="51"/>
+          <w:numId w:val="6"/>
         </w:numPr>
       </w:pPr>
       <w:r>
@@ -7311,7 +7311,7 @@
         <w:pStyle w:val="a2"/>
         <w:numPr>
           <w:ilvl w:val="1"/>
-          <w:numId w:val="51"/>
+          <w:numId w:val="6"/>
         </w:numPr>
       </w:pPr>
       <w:r>
@@ -7328,7 +7328,7 @@
       <w:pPr>
         <w:pStyle w:val="1"/>
       </w:pPr>
-      <w:bookmarkStart w:id="20" w:name="_Toc227511423"/>
+      <w:bookmarkStart w:id="20" w:name="_Toc227515081"/>
       <w:r>
         <w:lastRenderedPageBreak/>
         <w:t>Решение задач</w:t>
@@ -7339,7 +7339,7 @@
       <w:pPr>
         <w:pStyle w:val="2"/>
       </w:pPr>
-      <w:bookmarkStart w:id="21" w:name="_Toc227511424"/>
+      <w:bookmarkStart w:id="21" w:name="_Toc227515082"/>
       <w:r>
         <w:t xml:space="preserve">Анализ </w:t>
       </w:r>
@@ -7432,7 +7432,7 @@
       <w:pPr>
         <w:pStyle w:val="2"/>
       </w:pPr>
-      <w:bookmarkStart w:id="22" w:name="_Toc227511425"/>
+      <w:bookmarkStart w:id="22" w:name="_Toc227515083"/>
       <w:r>
         <w:t>Построение нейросетевой модели</w:t>
       </w:r>
@@ -7475,7 +7475,7 @@
         <w:pStyle w:val="a2"/>
         <w:numPr>
           <w:ilvl w:val="0"/>
-          <w:numId w:val="52"/>
+          <w:numId w:val="7"/>
         </w:numPr>
       </w:pPr>
       <w:r>
@@ -7490,7 +7490,7 @@
         <w:pStyle w:val="a2"/>
         <w:numPr>
           <w:ilvl w:val="0"/>
-          <w:numId w:val="52"/>
+          <w:numId w:val="7"/>
         </w:numPr>
       </w:pPr>
       <w:proofErr w:type="spellStart"/>
@@ -7528,7 +7528,7 @@
         <w:pStyle w:val="a2"/>
         <w:numPr>
           <w:ilvl w:val="0"/>
-          <w:numId w:val="52"/>
+          <w:numId w:val="7"/>
         </w:numPr>
       </w:pPr>
       <w:r>
@@ -7569,7 +7569,7 @@
         <w:pStyle w:val="a2"/>
         <w:numPr>
           <w:ilvl w:val="0"/>
-          <w:numId w:val="53"/>
+          <w:numId w:val="8"/>
         </w:numPr>
       </w:pPr>
       <w:r>
@@ -7607,7 +7607,7 @@
         <w:pStyle w:val="a2"/>
         <w:numPr>
           <w:ilvl w:val="0"/>
-          <w:numId w:val="53"/>
+          <w:numId w:val="8"/>
         </w:numPr>
       </w:pPr>
       <w:r>
@@ -7645,7 +7645,7 @@
         <w:pStyle w:val="a2"/>
         <w:numPr>
           <w:ilvl w:val="0"/>
-          <w:numId w:val="53"/>
+          <w:numId w:val="8"/>
         </w:numPr>
       </w:pPr>
       <w:r>
@@ -7894,7 +7894,7 @@
         <w:pStyle w:val="a2"/>
         <w:numPr>
           <w:ilvl w:val="0"/>
-          <w:numId w:val="54"/>
+          <w:numId w:val="9"/>
         </w:numPr>
       </w:pPr>
       <w:r>
@@ -7915,11 +7915,17 @@
         <w:pStyle w:val="a2"/>
         <w:numPr>
           <w:ilvl w:val="0"/>
-          <w:numId w:val="54"/>
+          <w:numId w:val="9"/>
         </w:numPr>
       </w:pPr>
       <w:r>
-        <w:t>4 сверточных слоев с операцией «</w:t>
+        <w:t>4 сверточных сло</w:t>
+      </w:r>
+      <w:r>
+        <w:t>я</w:t>
+      </w:r>
+      <w:r>
+        <w:t xml:space="preserve"> с операцией «</w:t>
       </w:r>
       <w:proofErr w:type="spellStart"/>
       <w:r>
@@ -7950,7 +7956,7 @@
         <w:pStyle w:val="a2"/>
         <w:numPr>
           <w:ilvl w:val="0"/>
-          <w:numId w:val="54"/>
+          <w:numId w:val="9"/>
         </w:numPr>
       </w:pPr>
       <w:r>
@@ -7974,7 +7980,7 @@
         <w:pStyle w:val="a2"/>
         <w:numPr>
           <w:ilvl w:val="0"/>
-          <w:numId w:val="54"/>
+          <w:numId w:val="9"/>
         </w:numPr>
       </w:pPr>
       <w:r>
@@ -8003,7 +8009,7 @@
         <w:pStyle w:val="a2"/>
         <w:numPr>
           <w:ilvl w:val="0"/>
-          <w:numId w:val="54"/>
+          <w:numId w:val="9"/>
         </w:numPr>
       </w:pPr>
       <w:r>
@@ -8164,7 +8170,7 @@
         <w:pStyle w:val="a2"/>
         <w:numPr>
           <w:ilvl w:val="0"/>
-          <w:numId w:val="55"/>
+          <w:numId w:val="10"/>
         </w:numPr>
       </w:pPr>
       <w:r>
@@ -8194,7 +8200,7 @@
         <w:pStyle w:val="a2"/>
         <w:numPr>
           <w:ilvl w:val="0"/>
-          <w:numId w:val="55"/>
+          <w:numId w:val="10"/>
         </w:numPr>
       </w:pPr>
       <w:r>
@@ -8239,7 +8245,7 @@
         <w:pStyle w:val="a2"/>
         <w:numPr>
           <w:ilvl w:val="0"/>
-          <w:numId w:val="55"/>
+          <w:numId w:val="10"/>
         </w:numPr>
       </w:pPr>
       <w:r>
@@ -8265,7 +8271,7 @@
         <w:pStyle w:val="a2"/>
         <w:numPr>
           <w:ilvl w:val="0"/>
-          <w:numId w:val="55"/>
+          <w:numId w:val="10"/>
         </w:numPr>
       </w:pPr>
       <w:r>
@@ -8306,7 +8312,7 @@
         <w:pStyle w:val="a2"/>
         <w:numPr>
           <w:ilvl w:val="0"/>
-          <w:numId w:val="55"/>
+          <w:numId w:val="10"/>
         </w:numPr>
       </w:pPr>
       <w:r>
@@ -8600,7 +8606,7 @@
         <w:pStyle w:val="a2"/>
         <w:numPr>
           <w:ilvl w:val="0"/>
-          <w:numId w:val="56"/>
+          <w:numId w:val="11"/>
         </w:numPr>
       </w:pPr>
       <w:r>
@@ -8630,7 +8636,7 @@
         <w:pStyle w:val="a2"/>
         <w:numPr>
           <w:ilvl w:val="0"/>
-          <w:numId w:val="56"/>
+          <w:numId w:val="11"/>
         </w:numPr>
       </w:pPr>
       <w:r>
@@ -8704,7 +8710,7 @@
         <w:pStyle w:val="a2"/>
         <w:numPr>
           <w:ilvl w:val="0"/>
-          <w:numId w:val="56"/>
+          <w:numId w:val="11"/>
         </w:numPr>
       </w:pPr>
       <w:r>
@@ -8734,7 +8740,7 @@
         <w:pStyle w:val="a2"/>
         <w:numPr>
           <w:ilvl w:val="0"/>
-          <w:numId w:val="56"/>
+          <w:numId w:val="11"/>
         </w:numPr>
       </w:pPr>
       <w:r>
@@ -8762,7 +8768,7 @@
       <w:pPr>
         <w:pStyle w:val="2"/>
       </w:pPr>
-      <w:bookmarkStart w:id="27" w:name="_Toc227511426"/>
+      <w:bookmarkStart w:id="27" w:name="_Toc227515084"/>
       <w:r>
         <w:t>Анализ результатов</w:t>
       </w:r>
@@ -8825,7 +8831,7 @@
         <w:pStyle w:val="a2"/>
         <w:numPr>
           <w:ilvl w:val="0"/>
-          <w:numId w:val="57"/>
+          <w:numId w:val="12"/>
         </w:numPr>
       </w:pPr>
       <w:r>
@@ -8837,7 +8843,7 @@
         <w:pStyle w:val="a2"/>
         <w:numPr>
           <w:ilvl w:val="1"/>
-          <w:numId w:val="57"/>
+          <w:numId w:val="12"/>
         </w:numPr>
       </w:pPr>
       <w:r>
@@ -8855,7 +8861,7 @@
         <w:pStyle w:val="a2"/>
         <w:numPr>
           <w:ilvl w:val="1"/>
-          <w:numId w:val="57"/>
+          <w:numId w:val="12"/>
         </w:numPr>
       </w:pPr>
       <w:r>
@@ -8873,7 +8879,7 @@
         <w:pStyle w:val="a2"/>
         <w:numPr>
           <w:ilvl w:val="0"/>
-          <w:numId w:val="57"/>
+          <w:numId w:val="12"/>
         </w:numPr>
       </w:pPr>
       <w:r>
@@ -8891,7 +8897,7 @@
         <w:pStyle w:val="a2"/>
         <w:numPr>
           <w:ilvl w:val="0"/>
-          <w:numId w:val="57"/>
+          <w:numId w:val="12"/>
         </w:numPr>
       </w:pPr>
       <w:r>
@@ -8914,7 +8920,7 @@
         <w:pStyle w:val="a2"/>
         <w:numPr>
           <w:ilvl w:val="0"/>
-          <w:numId w:val="57"/>
+          <w:numId w:val="12"/>
         </w:numPr>
       </w:pPr>
       <w:r>
@@ -9087,7 +9093,7 @@
       <w:pPr>
         <w:pStyle w:val="1"/>
       </w:pPr>
-      <w:bookmarkStart w:id="29" w:name="_Toc227511427"/>
+      <w:bookmarkStart w:id="29" w:name="_Toc227515085"/>
       <w:r>
         <w:lastRenderedPageBreak/>
         <w:t>Вывод</w:t>
@@ -9121,7 +9127,7 @@
         <w:pStyle w:val="a2"/>
         <w:numPr>
           <w:ilvl w:val="0"/>
-          <w:numId w:val="59"/>
+          <w:numId w:val="13"/>
         </w:numPr>
       </w:pPr>
       <w:r>
@@ -9139,7 +9145,7 @@
         <w:pStyle w:val="a2"/>
         <w:numPr>
           <w:ilvl w:val="0"/>
-          <w:numId w:val="59"/>
+          <w:numId w:val="13"/>
         </w:numPr>
       </w:pPr>
       <w:r>
@@ -9196,7 +9202,7 @@
         <w:pStyle w:val="a2"/>
         <w:numPr>
           <w:ilvl w:val="0"/>
-          <w:numId w:val="59"/>
+          <w:numId w:val="13"/>
         </w:numPr>
       </w:pPr>
       <w:r>
@@ -9664,7 +9670,7 @@
         <w:pStyle w:val="a2"/>
         <w:numPr>
           <w:ilvl w:val="0"/>
-          <w:numId w:val="60"/>
+          <w:numId w:val="14"/>
         </w:numPr>
       </w:pPr>
       <w:r>
@@ -9683,7 +9689,7 @@
         <w:pStyle w:val="a2"/>
         <w:numPr>
           <w:ilvl w:val="0"/>
-          <w:numId w:val="60"/>
+          <w:numId w:val="14"/>
         </w:numPr>
       </w:pPr>
       <w:r>
@@ -9704,7 +9710,7 @@
         <w:pStyle w:val="a2"/>
         <w:numPr>
           <w:ilvl w:val="0"/>
-          <w:numId w:val="60"/>
+          <w:numId w:val="14"/>
         </w:numPr>
       </w:pPr>
       <w:r>
@@ -9727,7 +9733,7 @@
         <w:pStyle w:val="a2"/>
         <w:numPr>
           <w:ilvl w:val="0"/>
-          <w:numId w:val="60"/>
+          <w:numId w:val="14"/>
         </w:numPr>
       </w:pPr>
       <w:r>
@@ -9741,7 +9747,7 @@
       <w:pPr>
         <w:pStyle w:val="1"/>
       </w:pPr>
-      <w:bookmarkStart w:id="31" w:name="_Toc227511428"/>
+      <w:bookmarkStart w:id="31" w:name="_Toc227515086"/>
       <w:r>
         <w:lastRenderedPageBreak/>
         <w:t>Приложение</w:t>
@@ -9752,12 +9758,12 @@
       <w:pPr>
         <w:pStyle w:val="2"/>
       </w:pPr>
-      <w:bookmarkStart w:id="32" w:name="_Toc227511429"/>
+      <w:bookmarkStart w:id="32" w:name="_Toc227515087"/>
       <w:r>
         <w:t xml:space="preserve">Материалы </w:t>
       </w:r>
       <w:r>
-        <w:t>практической</w:t>
+        <w:t>исследовательской</w:t>
       </w:r>
       <w:r>
         <w:t xml:space="preserve"> работы</w:t>
@@ -9769,7 +9775,7 @@
         <w:pStyle w:val="a2"/>
         <w:numPr>
           <w:ilvl w:val="0"/>
-          <w:numId w:val="34"/>
+          <w:numId w:val="4"/>
         </w:numPr>
       </w:pPr>
       <w:hyperlink r:id="rId15" w:history="1">
@@ -9777,13 +9783,10 @@
           <w:rPr>
             <w:rStyle w:val="ad"/>
           </w:rPr>
-          <w:t>https://github.com/Cyber-Limon/Methods_and_means_of_information_protection___Practice_</w:t>
+          <w:t>https://github.com/Cyber-Limon/Methods_and_means_of_information_protection___Practice_2</w:t>
         </w:r>
       </w:hyperlink>
       <w:r>
-        <w:t>2</w:t>
-      </w:r>
-      <w:r>
         <w:t xml:space="preserve"> </w:t>
       </w:r>
       <w:r>
@@ -9796,7 +9799,10 @@
         <w:t xml:space="preserve">репозиторий с материалами </w:t>
       </w:r>
       <w:r>
-        <w:t xml:space="preserve">практической </w:t>
+        <w:t>исследовательской</w:t>
+      </w:r>
+      <w:r>
+        <w:t xml:space="preserve"> </w:t>
       </w:r>
       <w:r>
         <w:t>работы</w:t>
@@ -9812,7 +9818,7 @@
           <w:lang w:val="en-US"/>
         </w:rPr>
       </w:pPr>
-      <w:bookmarkStart w:id="33" w:name="_Toc227511430"/>
+      <w:bookmarkStart w:id="33" w:name="_Toc227515088"/>
       <w:r>
         <w:t>Список литературы</w:t>
       </w:r>
@@ -9827,7 +9833,7 @@
         <w:pStyle w:val="a2"/>
         <w:numPr>
           <w:ilvl w:val="0"/>
-          <w:numId w:val="50"/>
+          <w:numId w:val="5"/>
         </w:numPr>
         <w:rPr>
           <w:lang w:val="en-US"/>
@@ -9868,7 +9874,21 @@
           <w:rStyle w:val="ad"/>
           <w:lang w:val="en-US"/>
         </w:rPr>
-        <w:t>https://www.sberbank.ru/ru/person/kibrary/articles/deepfake-kak-raspoznat-i-kak-zashchititsya</w:t>
+        <w:t>https://www.sberbank.ru/ru/person/kibrary/articles/deepfake-kak-raspoznat-i-k</w:t>
+      </w:r>
+      <w:r>
+        <w:rPr>
+          <w:rStyle w:val="ad"/>
+          <w:lang w:val="en-US"/>
+        </w:rPr>
+        <w:t>a</w:t>
+      </w:r>
+      <w:r>
+        <w:rPr>
+          <w:rStyle w:val="ad"/>
+          <w:lang w:val="en-US"/>
+        </w:rPr>
+        <w:t>k-zashchititsya</w:t>
       </w:r>
       <w:r>
         <w:rPr>
@@ -9890,7 +9910,7 @@
         <w:pStyle w:val="a2"/>
         <w:numPr>
           <w:ilvl w:val="0"/>
-          <w:numId w:val="50"/>
+          <w:numId w:val="5"/>
         </w:numPr>
         <w:rPr>
           <w:lang w:val="en-US"/>
@@ -9953,7 +9973,7 @@
         <w:pStyle w:val="a2"/>
         <w:numPr>
           <w:ilvl w:val="0"/>
-          <w:numId w:val="50"/>
+          <w:numId w:val="5"/>
         </w:numPr>
         <w:rPr>
           <w:lang w:val="en-US"/>
@@ -9994,7 +10014,21 @@
           <w:rStyle w:val="ad"/>
           <w:lang w:val="en-US"/>
         </w:rPr>
-        <w:t>https://www.cbc.ca/news/canada/saskatoon/grandparent-scam-ai-9.7010483</w:t>
+        <w:t>https://w</w:t>
+      </w:r>
+      <w:r>
+        <w:rPr>
+          <w:rStyle w:val="ad"/>
+          <w:lang w:val="en-US"/>
+        </w:rPr>
+        <w:t>w</w:t>
+      </w:r>
+      <w:r>
+        <w:rPr>
+          <w:rStyle w:val="ad"/>
+          <w:lang w:val="en-US"/>
+        </w:rPr>
+        <w:t>w.cbc.ca/news/canada/saskatoon/grandparent-scam-ai-9.7010483</w:t>
       </w:r>
       <w:r>
         <w:rPr>
@@ -10016,7 +10050,7 @@
         <w:pStyle w:val="a2"/>
         <w:numPr>
           <w:ilvl w:val="0"/>
-          <w:numId w:val="50"/>
+          <w:numId w:val="5"/>
         </w:numPr>
         <w:rPr>
           <w:lang w:val="en-US"/>
@@ -10057,7 +10091,21 @@
           <w:rStyle w:val="ad"/>
           <w:lang w:val="en-US"/>
         </w:rPr>
-        <w:t>https://www.forbes.ru/tekhnologii/539953-eksperty-soobsili-o-rezkom-roste-cisla-mosennicestv-s-ispol-zovaniem-dipfejkov</w:t>
+        <w:t>https://w</w:t>
+      </w:r>
+      <w:r>
+        <w:rPr>
+          <w:rStyle w:val="ad"/>
+          <w:lang w:val="en-US"/>
+        </w:rPr>
+        <w:t>w</w:t>
+      </w:r>
+      <w:r>
+        <w:rPr>
+          <w:rStyle w:val="ad"/>
+          <w:lang w:val="en-US"/>
+        </w:rPr>
+        <w:t>w.forbes.ru/tekhnologii/539953-eksperty-soobsili-o-rezkom-roste-cisla-mosennicestv-s-ispol-zovaniem-dipfejkov</w:t>
       </w:r>
       <w:r>
         <w:rPr>
@@ -10079,7 +10127,7 @@
         <w:pStyle w:val="a2"/>
         <w:numPr>
           <w:ilvl w:val="0"/>
-          <w:numId w:val="50"/>
+          <w:numId w:val="5"/>
         </w:numPr>
         <w:rPr>
           <w:lang w:val="en-US"/>
@@ -10120,7 +10168,21 @@
           <w:rStyle w:val="ad"/>
           <w:lang w:val="en-US"/>
         </w:rPr>
-        <w:t>https://www.sciencedirect.com/science/article/pii/S2772941926000396?via%3Dihub</w:t>
+        <w:t>https://www.sciencedirect.com/science/article/pii/S2772941926000396?via%3Dih</w:t>
+      </w:r>
+      <w:r>
+        <w:rPr>
+          <w:rStyle w:val="ad"/>
+          <w:lang w:val="en-US"/>
+        </w:rPr>
+        <w:t>u</w:t>
+      </w:r>
+      <w:r>
+        <w:rPr>
+          <w:rStyle w:val="ad"/>
+          <w:lang w:val="en-US"/>
+        </w:rPr>
+        <w:t>b</w:t>
       </w:r>
       <w:r>
         <w:rPr>
@@ -10142,7 +10204,7 @@
         <w:pStyle w:val="a2"/>
         <w:numPr>
           <w:ilvl w:val="0"/>
-          <w:numId w:val="50"/>
+          <w:numId w:val="5"/>
         </w:numPr>
         <w:rPr>
           <w:lang w:val="en-US"/>
@@ -10183,7 +10245,21 @@
           <w:rStyle w:val="ad"/>
           <w:lang w:val="en-US"/>
         </w:rPr>
-        <w:t>https://link.springer.com/article/10.1007/s42452-025-08014-w</w:t>
+        <w:t>http</w:t>
+      </w:r>
+      <w:r>
+        <w:rPr>
+          <w:rStyle w:val="ad"/>
+          <w:lang w:val="en-US"/>
+        </w:rPr>
+        <w:t>s</w:t>
+      </w:r>
+      <w:r>
+        <w:rPr>
+          <w:rStyle w:val="ad"/>
+          <w:lang w:val="en-US"/>
+        </w:rPr>
+        <w:t>://link.springer.com/article/10.1007/s42452-025-08014-w</w:t>
       </w:r>
       <w:r>
         <w:rPr>
@@ -10205,7 +10281,7 @@
         <w:pStyle w:val="a2"/>
         <w:numPr>
           <w:ilvl w:val="0"/>
-          <w:numId w:val="50"/>
+          <w:numId w:val="5"/>
         </w:numPr>
         <w:rPr>
           <w:lang w:val="en-US"/>
@@ -10246,7 +10322,21 @@
           <w:rStyle w:val="ad"/>
           <w:lang w:val="en-US"/>
         </w:rPr>
-        <w:t>https://deepfake-total.com/related_work/2507.20608</w:t>
+        <w:t>https:</w:t>
+      </w:r>
+      <w:r>
+        <w:rPr>
+          <w:rStyle w:val="ad"/>
+          <w:lang w:val="en-US"/>
+        </w:rPr>
+        <w:t>/</w:t>
+      </w:r>
+      <w:r>
+        <w:rPr>
+          <w:rStyle w:val="ad"/>
+          <w:lang w:val="en-US"/>
+        </w:rPr>
+        <w:t>/deepfake-total.com/related_work/2507.20608</w:t>
       </w:r>
       <w:r>
         <w:rPr>
@@ -10268,7 +10358,7 @@
         <w:pStyle w:val="a2"/>
         <w:numPr>
           <w:ilvl w:val="0"/>
-          <w:numId w:val="50"/>
+          <w:numId w:val="5"/>
         </w:numPr>
         <w:rPr>
           <w:lang w:val="en-US"/>
@@ -10309,7 +10399,21 @@
           <w:rStyle w:val="ad"/>
           <w:lang w:val="en-US"/>
         </w:rPr>
-        <w:t>https://library.ncs.org.ng/download/ensemble-techniques-for-deepfake-detection-comparing-stacking-weighted-voting-and-averaging-approaches/</w:t>
+        <w:t>https</w:t>
+      </w:r>
+      <w:r>
+        <w:rPr>
+          <w:rStyle w:val="ad"/>
+          <w:lang w:val="en-US"/>
+        </w:rPr>
+        <w:t>:</w:t>
+      </w:r>
+      <w:r>
+        <w:rPr>
+          <w:rStyle w:val="ad"/>
+          <w:lang w:val="en-US"/>
+        </w:rPr>
+        <w:t>//library.ncs.org.ng/download/ensemble-techniques-for-deepfake-detection-comparing-stacking-weighted-voting-and-averaging-approaches/</w:t>
       </w:r>
       <w:r>
         <w:rPr>
@@ -10331,7 +10435,7 @@
         <w:pStyle w:val="a2"/>
         <w:numPr>
           <w:ilvl w:val="0"/>
-          <w:numId w:val="50"/>
+          <w:numId w:val="5"/>
         </w:numPr>
         <w:rPr>
           <w:lang w:val="en-US"/>
@@ -10372,7 +10476,21 @@
           <w:rStyle w:val="ad"/>
           <w:lang w:val="en-US"/>
         </w:rPr>
-        <w:t>https://link.springer.com/article/10.1007/s11263-026-02806-2</w:t>
+        <w:t>h</w:t>
+      </w:r>
+      <w:r>
+        <w:rPr>
+          <w:rStyle w:val="ad"/>
+          <w:lang w:val="en-US"/>
+        </w:rPr>
+        <w:t>t</w:t>
+      </w:r>
+      <w:r>
+        <w:rPr>
+          <w:rStyle w:val="ad"/>
+          <w:lang w:val="en-US"/>
+        </w:rPr>
+        <w:t>tps://link.springer.com/article/10.1007/s11263-026-02806-2</w:t>
       </w:r>
       <w:r>
         <w:rPr>
@@ -10394,7 +10512,7 @@
         <w:pStyle w:val="a2"/>
         <w:numPr>
           <w:ilvl w:val="0"/>
-          <w:numId w:val="50"/>
+          <w:numId w:val="5"/>
         </w:numPr>
         <w:rPr>
           <w:lang w:val="en-US"/>
@@ -10435,7 +10553,21 @@
           <w:rStyle w:val="ad"/>
           <w:lang w:val="en-US"/>
         </w:rPr>
-        <w:t>https://www.kaggle.com/datasets/manjilkarki/deepfake-and-real-images</w:t>
+        <w:t>https://www</w:t>
+      </w:r>
+      <w:r>
+        <w:rPr>
+          <w:rStyle w:val="ad"/>
+          <w:lang w:val="en-US"/>
+        </w:rPr>
+        <w:t>.</w:t>
+      </w:r>
+      <w:r>
+        <w:rPr>
+          <w:rStyle w:val="ad"/>
+          <w:lang w:val="en-US"/>
+        </w:rPr>
+        <w:t>kaggle.com/datasets/manjilkarki/deepfake-and-real-images</w:t>
       </w:r>
       <w:r>
         <w:rPr>
@@ -14849,149 +14981,383 @@
     </w:lvl>
   </w:abstractNum>
   <w:abstractNum w:abstractNumId="2" w15:restartNumberingAfterBreak="0">
-    <w:nsid w:val="02786E8E"/>
+    <w:nsid w:val="094C5867"/>
     <w:multiLevelType w:val="hybridMultilevel"/>
-    <w:tmpl w:val="8C9474FC"/>
-    <w:lvl w:ilvl="0" w:tplc="04190001">
-      <w:numFmt w:val="decimal"/>
-      <w:lvlText w:val=""/>
-      <w:lvlJc w:val="left"/>
-      <w:pPr>
-        <w:tabs>
-          <w:tab w:val="num" w:pos="720"/>
-        </w:tabs>
-        <w:ind w:left="720" w:hanging="360"/>
-      </w:pPr>
-      <w:rPr>
-        <w:rFonts w:ascii="Symbol" w:hAnsi="Symbol" w:hint="default"/>
-        <w:sz w:val="32"/>
-      </w:rPr>
-    </w:lvl>
-    <w:lvl w:ilvl="1" w:tplc="04190003">
+    <w:tmpl w:val="6F64F35A"/>
+    <w:lvl w:ilvl="0" w:tplc="0419000F">
       <w:start w:val="1"/>
       <w:numFmt w:val="decimal"/>
+      <w:lvlText w:val="%1."/>
+      <w:lvlJc w:val="left"/>
+      <w:pPr>
+        <w:ind w:left="1429" w:hanging="360"/>
+      </w:pPr>
+    </w:lvl>
+    <w:lvl w:ilvl="1" w:tplc="04190019" w:tentative="1">
+      <w:start w:val="1"/>
+      <w:numFmt w:val="lowerLetter"/>
       <w:lvlText w:val="%2."/>
       <w:lvlJc w:val="left"/>
       <w:pPr>
-        <w:tabs>
-          <w:tab w:val="num" w:pos="1440"/>
-        </w:tabs>
-        <w:ind w:left="1440" w:hanging="360"/>
-      </w:pPr>
-      <w:rPr>
-        <w:rFonts w:cs="Times New Roman"/>
-      </w:rPr>
+        <w:ind w:left="2149" w:hanging="360"/>
+      </w:pPr>
     </w:lvl>
-    <w:lvl w:ilvl="2" w:tplc="04190005">
+    <w:lvl w:ilvl="2" w:tplc="0419001B" w:tentative="1">
       <w:start w:val="1"/>
-      <w:numFmt w:val="decimal"/>
+      <w:numFmt w:val="lowerRoman"/>
       <w:lvlText w:val="%3."/>
-      <w:lvlJc w:val="left"/>
-      <w:pPr>
-        <w:tabs>
-          <w:tab w:val="num" w:pos="2160"/>
-        </w:tabs>
-        <w:ind w:left="2160" w:hanging="360"/>
-      </w:pPr>
-      <w:rPr>
-        <w:rFonts w:cs="Times New Roman"/>
-      </w:rPr>
+      <w:lvlJc w:val="right"/>
+      <w:pPr>
+        <w:ind w:left="2869" w:hanging="180"/>
+      </w:pPr>
     </w:lvl>
-    <w:lvl w:ilvl="3" w:tplc="04190001">
+    <w:lvl w:ilvl="3" w:tplc="0419000F" w:tentative="1">
       <w:start w:val="1"/>
       <w:numFmt w:val="decimal"/>
       <w:lvlText w:val="%4."/>
       <w:lvlJc w:val="left"/>
       <w:pPr>
-        <w:tabs>
-          <w:tab w:val="num" w:pos="2880"/>
-        </w:tabs>
-        <w:ind w:left="2880" w:hanging="360"/>
-      </w:pPr>
-      <w:rPr>
-        <w:rFonts w:cs="Times New Roman"/>
-      </w:rPr>
+        <w:ind w:left="3589" w:hanging="360"/>
+      </w:pPr>
     </w:lvl>
-    <w:lvl w:ilvl="4" w:tplc="04190003">
+    <w:lvl w:ilvl="4" w:tplc="04190019" w:tentative="1">
       <w:start w:val="1"/>
-      <w:numFmt w:val="decimal"/>
+      <w:numFmt w:val="lowerLetter"/>
       <w:lvlText w:val="%5."/>
       <w:lvlJc w:val="left"/>
       <w:pPr>
-        <w:tabs>
-          <w:tab w:val="num" w:pos="3600"/>
-        </w:tabs>
-        <w:ind w:left="3600" w:hanging="360"/>
-      </w:pPr>
-      <w:rPr>
-        <w:rFonts w:cs="Times New Roman"/>
-      </w:rPr>
+        <w:ind w:left="4309" w:hanging="360"/>
+      </w:pPr>
     </w:lvl>
-    <w:lvl w:ilvl="5" w:tplc="04190005">
+    <w:lvl w:ilvl="5" w:tplc="0419001B" w:tentative="1">
       <w:start w:val="1"/>
-      <w:numFmt w:val="decimal"/>
+      <w:numFmt w:val="lowerRoman"/>
       <w:lvlText w:val="%6."/>
-      <w:lvlJc w:val="left"/>
-      <w:pPr>
-        <w:tabs>
-          <w:tab w:val="num" w:pos="4320"/>
-        </w:tabs>
-        <w:ind w:left="4320" w:hanging="360"/>
-      </w:pPr>
-      <w:rPr>
-        <w:rFonts w:cs="Times New Roman"/>
-      </w:rPr>
+      <w:lvlJc w:val="right"/>
+      <w:pPr>
+        <w:ind w:left="5029" w:hanging="180"/>
+      </w:pPr>
     </w:lvl>
-    <w:lvl w:ilvl="6" w:tplc="04190001">
+    <w:lvl w:ilvl="6" w:tplc="0419000F" w:tentative="1">
       <w:start w:val="1"/>
       <w:numFmt w:val="decimal"/>
       <w:lvlText w:val="%7."/>
       <w:lvlJc w:val="left"/>
       <w:pPr>
-        <w:tabs>
-          <w:tab w:val="num" w:pos="5040"/>
-        </w:tabs>
-        <w:ind w:left="5040" w:hanging="360"/>
+        <w:ind w:left="5749" w:hanging="360"/>
+      </w:pPr>
+    </w:lvl>
+    <w:lvl w:ilvl="7" w:tplc="04190019" w:tentative="1">
+      <w:start w:val="1"/>
+      <w:numFmt w:val="lowerLetter"/>
+      <w:lvlText w:val="%8."/>
+      <w:lvlJc w:val="left"/>
+      <w:pPr>
+        <w:ind w:left="6469" w:hanging="360"/>
+      </w:pPr>
+    </w:lvl>
+    <w:lvl w:ilvl="8" w:tplc="0419001B" w:tentative="1">
+      <w:start w:val="1"/>
+      <w:numFmt w:val="lowerRoman"/>
+      <w:lvlText w:val="%9."/>
+      <w:lvlJc w:val="right"/>
+      <w:pPr>
+        <w:ind w:left="7189" w:hanging="180"/>
+      </w:pPr>
+    </w:lvl>
+  </w:abstractNum>
+  <w:abstractNum w:abstractNumId="3" w15:restartNumberingAfterBreak="0">
+    <w:nsid w:val="24E34313"/>
+    <w:multiLevelType w:val="hybridMultilevel"/>
+    <w:tmpl w:val="CFBCEF58"/>
+    <w:lvl w:ilvl="0" w:tplc="04190001">
+      <w:start w:val="1"/>
+      <w:numFmt w:val="bullet"/>
+      <w:lvlText w:val=""/>
+      <w:lvlJc w:val="left"/>
+      <w:pPr>
+        <w:ind w:left="1429" w:hanging="360"/>
       </w:pPr>
       <w:rPr>
-        <w:rFonts w:cs="Times New Roman"/>
+        <w:rFonts w:ascii="Symbol" w:hAnsi="Symbol" w:hint="default"/>
       </w:rPr>
     </w:lvl>
-    <w:lvl w:ilvl="7" w:tplc="04190003">
+    <w:lvl w:ilvl="1" w:tplc="04190003" w:tentative="1">
       <w:start w:val="1"/>
-      <w:numFmt w:val="decimal"/>
-      <w:lvlText w:val="%8."/>
+      <w:numFmt w:val="bullet"/>
+      <w:lvlText w:val="o"/>
       <w:lvlJc w:val="left"/>
       <w:pPr>
-        <w:tabs>
-          <w:tab w:val="num" w:pos="5760"/>
-        </w:tabs>
-        <w:ind w:left="5760" w:hanging="360"/>
+        <w:ind w:left="2149" w:hanging="360"/>
       </w:pPr>
       <w:rPr>
-        <w:rFonts w:cs="Times New Roman"/>
+        <w:rFonts w:ascii="Courier New" w:hAnsi="Courier New" w:cs="Courier New" w:hint="default"/>
       </w:rPr>
     </w:lvl>
-    <w:lvl w:ilvl="8" w:tplc="04190005">
+    <w:lvl w:ilvl="2" w:tplc="04190005" w:tentative="1">
       <w:start w:val="1"/>
-      <w:numFmt w:val="decimal"/>
-      <w:lvlText w:val="%9."/>
+      <w:numFmt w:val="bullet"/>
+      <w:lvlText w:val=""/>
       <w:lvlJc w:val="left"/>
       <w:pPr>
-        <w:tabs>
-          <w:tab w:val="num" w:pos="6480"/>
-        </w:tabs>
-        <w:ind w:left="6480" w:hanging="360"/>
+        <w:ind w:left="2869" w:hanging="360"/>
       </w:pPr>
       <w:rPr>
-        <w:rFonts w:cs="Times New Roman"/>
+        <w:rFonts w:ascii="Wingdings" w:hAnsi="Wingdings" w:hint="default"/>
+      </w:rPr>
+    </w:lvl>
+    <w:lvl w:ilvl="3" w:tplc="04190001" w:tentative="1">
+      <w:start w:val="1"/>
+      <w:numFmt w:val="bullet"/>
+      <w:lvlText w:val=""/>
+      <w:lvlJc w:val="left"/>
+      <w:pPr>
+        <w:ind w:left="3589" w:hanging="360"/>
+      </w:pPr>
+      <w:rPr>
+        <w:rFonts w:ascii="Symbol" w:hAnsi="Symbol" w:hint="default"/>
+      </w:rPr>
+    </w:lvl>
+    <w:lvl w:ilvl="4" w:tplc="04190003" w:tentative="1">
+      <w:start w:val="1"/>
+      <w:numFmt w:val="bullet"/>
+      <w:lvlText w:val="o"/>
+      <w:lvlJc w:val="left"/>
+      <w:pPr>
+        <w:ind w:left="4309" w:hanging="360"/>
+      </w:pPr>
+      <w:rPr>
+        <w:rFonts w:ascii="Courier New" w:hAnsi="Courier New" w:cs="Courier New" w:hint="default"/>
+      </w:rPr>
+    </w:lvl>
+    <w:lvl w:ilvl="5" w:tplc="04190005" w:tentative="1">
+      <w:start w:val="1"/>
+      <w:numFmt w:val="bullet"/>
+      <w:lvlText w:val=""/>
+      <w:lvlJc w:val="left"/>
+      <w:pPr>
+        <w:ind w:left="5029" w:hanging="360"/>
+      </w:pPr>
+      <w:rPr>
+        <w:rFonts w:ascii="Wingdings" w:hAnsi="Wingdings" w:hint="default"/>
+      </w:rPr>
+    </w:lvl>
+    <w:lvl w:ilvl="6" w:tplc="04190001" w:tentative="1">
+      <w:start w:val="1"/>
+      <w:numFmt w:val="bullet"/>
+      <w:lvlText w:val=""/>
+      <w:lvlJc w:val="left"/>
+      <w:pPr>
+        <w:ind w:left="5749" w:hanging="360"/>
+      </w:pPr>
+      <w:rPr>
+        <w:rFonts w:ascii="Symbol" w:hAnsi="Symbol" w:hint="default"/>
+      </w:rPr>
+    </w:lvl>
+    <w:lvl w:ilvl="7" w:tplc="04190003" w:tentative="1">
+      <w:start w:val="1"/>
+      <w:numFmt w:val="bullet"/>
+      <w:lvlText w:val="o"/>
+      <w:lvlJc w:val="left"/>
+      <w:pPr>
+        <w:ind w:left="6469" w:hanging="360"/>
+      </w:pPr>
+      <w:rPr>
+        <w:rFonts w:ascii="Courier New" w:hAnsi="Courier New" w:cs="Courier New" w:hint="default"/>
+      </w:rPr>
+    </w:lvl>
+    <w:lvl w:ilvl="8" w:tplc="04190005" w:tentative="1">
+      <w:start w:val="1"/>
+      <w:numFmt w:val="bullet"/>
+      <w:lvlText w:val=""/>
+      <w:lvlJc w:val="left"/>
+      <w:pPr>
+        <w:ind w:left="7189" w:hanging="360"/>
+      </w:pPr>
+      <w:rPr>
+        <w:rFonts w:ascii="Wingdings" w:hAnsi="Wingdings" w:hint="default"/>
       </w:rPr>
     </w:lvl>
   </w:abstractNum>
-  <w:abstractNum w:abstractNumId="3" w15:restartNumberingAfterBreak="0">
-    <w:nsid w:val="02A517AE"/>
+  <w:abstractNum w:abstractNumId="4" w15:restartNumberingAfterBreak="0">
+    <w:nsid w:val="2FF17678"/>
     <w:multiLevelType w:val="hybridMultilevel"/>
-    <w:tmpl w:val="3A869DF0"/>
+    <w:tmpl w:val="3DA4355C"/>
+    <w:lvl w:ilvl="0" w:tplc="0419000F">
+      <w:start w:val="1"/>
+      <w:numFmt w:val="decimal"/>
+      <w:lvlText w:val="%1."/>
+      <w:lvlJc w:val="left"/>
+      <w:pPr>
+        <w:ind w:left="1429" w:hanging="360"/>
+      </w:pPr>
+    </w:lvl>
+    <w:lvl w:ilvl="1" w:tplc="04190019" w:tentative="1">
+      <w:start w:val="1"/>
+      <w:numFmt w:val="lowerLetter"/>
+      <w:lvlText w:val="%2."/>
+      <w:lvlJc w:val="left"/>
+      <w:pPr>
+        <w:ind w:left="2149" w:hanging="360"/>
+      </w:pPr>
+    </w:lvl>
+    <w:lvl w:ilvl="2" w:tplc="0419001B" w:tentative="1">
+      <w:start w:val="1"/>
+      <w:numFmt w:val="lowerRoman"/>
+      <w:lvlText w:val="%3."/>
+      <w:lvlJc w:val="right"/>
+      <w:pPr>
+        <w:ind w:left="2869" w:hanging="180"/>
+      </w:pPr>
+    </w:lvl>
+    <w:lvl w:ilvl="3" w:tplc="0419000F" w:tentative="1">
+      <w:start w:val="1"/>
+      <w:numFmt w:val="decimal"/>
+      <w:lvlText w:val="%4."/>
+      <w:lvlJc w:val="left"/>
+      <w:pPr>
+        <w:ind w:left="3589" w:hanging="360"/>
+      </w:pPr>
+    </w:lvl>
+    <w:lvl w:ilvl="4" w:tplc="04190019" w:tentative="1">
+      <w:start w:val="1"/>
+      <w:numFmt w:val="lowerLetter"/>
+      <w:lvlText w:val="%5."/>
+      <w:lvlJc w:val="left"/>
+      <w:pPr>
+        <w:ind w:left="4309" w:hanging="360"/>
+      </w:pPr>
+    </w:lvl>
+    <w:lvl w:ilvl="5" w:tplc="0419001B" w:tentative="1">
+      <w:start w:val="1"/>
+      <w:numFmt w:val="lowerRoman"/>
+      <w:lvlText w:val="%6."/>
+      <w:lvlJc w:val="right"/>
+      <w:pPr>
+        <w:ind w:left="5029" w:hanging="180"/>
+      </w:pPr>
+    </w:lvl>
+    <w:lvl w:ilvl="6" w:tplc="0419000F" w:tentative="1">
+      <w:start w:val="1"/>
+      <w:numFmt w:val="decimal"/>
+      <w:lvlText w:val="%7."/>
+      <w:lvlJc w:val="left"/>
+      <w:pPr>
+        <w:ind w:left="5749" w:hanging="360"/>
+      </w:pPr>
+    </w:lvl>
+    <w:lvl w:ilvl="7" w:tplc="04190019" w:tentative="1">
+      <w:start w:val="1"/>
+      <w:numFmt w:val="lowerLetter"/>
+      <w:lvlText w:val="%8."/>
+      <w:lvlJc w:val="left"/>
+      <w:pPr>
+        <w:ind w:left="6469" w:hanging="360"/>
+      </w:pPr>
+    </w:lvl>
+    <w:lvl w:ilvl="8" w:tplc="0419001B" w:tentative="1">
+      <w:start w:val="1"/>
+      <w:numFmt w:val="lowerRoman"/>
+      <w:lvlText w:val="%9."/>
+      <w:lvlJc w:val="right"/>
+      <w:pPr>
+        <w:ind w:left="7189" w:hanging="180"/>
+      </w:pPr>
+    </w:lvl>
+  </w:abstractNum>
+  <w:abstractNum w:abstractNumId="5" w15:restartNumberingAfterBreak="0">
+    <w:nsid w:val="33411129"/>
+    <w:multiLevelType w:val="hybridMultilevel"/>
+    <w:tmpl w:val="3174B09C"/>
+    <w:lvl w:ilvl="0" w:tplc="0419000F">
+      <w:start w:val="1"/>
+      <w:numFmt w:val="decimal"/>
+      <w:lvlText w:val="%1."/>
+      <w:lvlJc w:val="left"/>
+      <w:pPr>
+        <w:ind w:left="1429" w:hanging="360"/>
+      </w:pPr>
+    </w:lvl>
+    <w:lvl w:ilvl="1" w:tplc="04190001">
+      <w:start w:val="1"/>
+      <w:numFmt w:val="bullet"/>
+      <w:lvlText w:val=""/>
+      <w:lvlJc w:val="left"/>
+      <w:pPr>
+        <w:ind w:left="2149" w:hanging="360"/>
+      </w:pPr>
+      <w:rPr>
+        <w:rFonts w:ascii="Symbol" w:hAnsi="Symbol" w:hint="default"/>
+      </w:rPr>
+    </w:lvl>
+    <w:lvl w:ilvl="2" w:tplc="0419001B">
+      <w:start w:val="1"/>
+      <w:numFmt w:val="lowerRoman"/>
+      <w:lvlText w:val="%3."/>
+      <w:lvlJc w:val="right"/>
+      <w:pPr>
+        <w:ind w:left="2869" w:hanging="180"/>
+      </w:pPr>
+    </w:lvl>
+    <w:lvl w:ilvl="3" w:tplc="0419000F" w:tentative="1">
+      <w:start w:val="1"/>
+      <w:numFmt w:val="decimal"/>
+      <w:lvlText w:val="%4."/>
+      <w:lvlJc w:val="left"/>
+      <w:pPr>
+        <w:ind w:left="3589" w:hanging="360"/>
+      </w:pPr>
+    </w:lvl>
+    <w:lvl w:ilvl="4" w:tplc="04190019" w:tentative="1">
+      <w:start w:val="1"/>
+      <w:numFmt w:val="lowerLetter"/>
+      <w:lvlText w:val="%5."/>
+      <w:lvlJc w:val="left"/>
+      <w:pPr>
+        <w:ind w:left="4309" w:hanging="360"/>
+      </w:pPr>
+    </w:lvl>
+    <w:lvl w:ilvl="5" w:tplc="0419001B" w:tentative="1">
+      <w:start w:val="1"/>
+      <w:numFmt w:val="lowerRoman"/>
+      <w:lvlText w:val="%6."/>
+      <w:lvlJc w:val="right"/>
+      <w:pPr>
+        <w:ind w:left="5029" w:hanging="180"/>
+      </w:pPr>
+    </w:lvl>
+    <w:lvl w:ilvl="6" w:tplc="0419000F" w:tentative="1">
+      <w:start w:val="1"/>
+      <w:numFmt w:val="decimal"/>
+      <w:lvlText w:val="%7."/>
+      <w:lvlJc w:val="left"/>
+      <w:pPr>
+        <w:ind w:left="5749" w:hanging="360"/>
+      </w:pPr>
+    </w:lvl>
+    <w:lvl w:ilvl="7" w:tplc="04190019" w:tentative="1">
+      <w:start w:val="1"/>
+      <w:numFmt w:val="lowerLetter"/>
+      <w:lvlText w:val="%8."/>
+      <w:lvlJc w:val="left"/>
+      <w:pPr>
+        <w:ind w:left="6469" w:hanging="360"/>
+      </w:pPr>
+    </w:lvl>
+    <w:lvl w:ilvl="8" w:tplc="0419001B" w:tentative="1">
+      <w:start w:val="1"/>
+      <w:numFmt w:val="lowerRoman"/>
+      <w:lvlText w:val="%9."/>
+      <w:lvlJc w:val="right"/>
+      <w:pPr>
+        <w:ind w:left="7189" w:hanging="180"/>
+      </w:pPr>
+    </w:lvl>
+  </w:abstractNum>
+  <w:abstractNum w:abstractNumId="6" w15:restartNumberingAfterBreak="0">
+    <w:nsid w:val="344322CC"/>
+    <w:multiLevelType w:val="hybridMultilevel"/>
+    <w:tmpl w:val="2B4ECF40"/>
     <w:lvl w:ilvl="0" w:tplc="04190001">
       <w:start w:val="1"/>
       <w:numFmt w:val="bullet"/>
@@ -15016,7 +15382,7 @@
         <w:rFonts w:ascii="Courier New" w:hAnsi="Courier New" w:cs="Courier New" w:hint="default"/>
       </w:rPr>
     </w:lvl>
-    <w:lvl w:ilvl="2" w:tplc="04190005">
+    <w:lvl w:ilvl="2" w:tplc="04190005" w:tentative="1">
       <w:start w:val="1"/>
       <w:numFmt w:val="bullet"/>
       <w:lvlText w:val=""/>
@@ -15028,7 +15394,7 @@
         <w:rFonts w:ascii="Wingdings" w:hAnsi="Wingdings" w:hint="default"/>
       </w:rPr>
     </w:lvl>
-    <w:lvl w:ilvl="3" w:tplc="04190001">
+    <w:lvl w:ilvl="3" w:tplc="04190001" w:tentative="1">
       <w:start w:val="1"/>
       <w:numFmt w:val="bullet"/>
       <w:lvlText w:val=""/>
@@ -15040,7 +15406,7 @@
         <w:rFonts w:ascii="Symbol" w:hAnsi="Symbol" w:hint="default"/>
       </w:rPr>
     </w:lvl>
-    <w:lvl w:ilvl="4" w:tplc="04190003">
+    <w:lvl w:ilvl="4" w:tplc="04190003" w:tentative="1">
       <w:start w:val="1"/>
       <w:numFmt w:val="bullet"/>
       <w:lvlText w:val="o"/>
@@ -15101,10 +15467,105 @@
       </w:rPr>
     </w:lvl>
   </w:abstractNum>
-  <w:abstractNum w:abstractNumId="4" w15:restartNumberingAfterBreak="0">
-    <w:nsid w:val="08235FB8"/>
+  <w:abstractNum w:abstractNumId="7" w15:restartNumberingAfterBreak="0">
+    <w:nsid w:val="390A62EE"/>
+    <w:multiLevelType w:val="multilevel"/>
+    <w:tmpl w:val="04190025"/>
+    <w:lvl w:ilvl="0">
+      <w:start w:val="1"/>
+      <w:numFmt w:val="decimal"/>
+      <w:pStyle w:val="1"/>
+      <w:lvlText w:val="%1"/>
+      <w:lvlJc w:val="left"/>
+      <w:pPr>
+        <w:ind w:left="1140" w:hanging="432"/>
+      </w:pPr>
+    </w:lvl>
+    <w:lvl w:ilvl="1">
+      <w:start w:val="1"/>
+      <w:numFmt w:val="decimal"/>
+      <w:pStyle w:val="2"/>
+      <w:lvlText w:val="%1.%2"/>
+      <w:lvlJc w:val="left"/>
+      <w:pPr>
+        <w:ind w:left="3694" w:hanging="576"/>
+      </w:pPr>
+    </w:lvl>
+    <w:lvl w:ilvl="2">
+      <w:start w:val="1"/>
+      <w:numFmt w:val="decimal"/>
+      <w:pStyle w:val="3"/>
+      <w:lvlText w:val="%1.%2.%3"/>
+      <w:lvlJc w:val="left"/>
+      <w:pPr>
+        <w:ind w:left="1428" w:hanging="720"/>
+      </w:pPr>
+    </w:lvl>
+    <w:lvl w:ilvl="3">
+      <w:start w:val="1"/>
+      <w:numFmt w:val="decimal"/>
+      <w:pStyle w:val="4"/>
+      <w:lvlText w:val="%1.%2.%3.%4"/>
+      <w:lvlJc w:val="left"/>
+      <w:pPr>
+        <w:ind w:left="1572" w:hanging="864"/>
+      </w:pPr>
+    </w:lvl>
+    <w:lvl w:ilvl="4">
+      <w:start w:val="1"/>
+      <w:numFmt w:val="decimal"/>
+      <w:pStyle w:val="5"/>
+      <w:lvlText w:val="%1.%2.%3.%4.%5"/>
+      <w:lvlJc w:val="left"/>
+      <w:pPr>
+        <w:ind w:left="1716" w:hanging="1008"/>
+      </w:pPr>
+    </w:lvl>
+    <w:lvl w:ilvl="5">
+      <w:start w:val="1"/>
+      <w:numFmt w:val="decimal"/>
+      <w:pStyle w:val="6"/>
+      <w:lvlText w:val="%1.%2.%3.%4.%5.%6"/>
+      <w:lvlJc w:val="left"/>
+      <w:pPr>
+        <w:ind w:left="1860" w:hanging="1152"/>
+      </w:pPr>
+    </w:lvl>
+    <w:lvl w:ilvl="6">
+      <w:start w:val="1"/>
+      <w:numFmt w:val="decimal"/>
+      <w:pStyle w:val="7"/>
+      <w:lvlText w:val="%1.%2.%3.%4.%5.%6.%7"/>
+      <w:lvlJc w:val="left"/>
+      <w:pPr>
+        <w:ind w:left="2004" w:hanging="1296"/>
+      </w:pPr>
+    </w:lvl>
+    <w:lvl w:ilvl="7">
+      <w:start w:val="1"/>
+      <w:numFmt w:val="decimal"/>
+      <w:pStyle w:val="8"/>
+      <w:lvlText w:val="%1.%2.%3.%4.%5.%6.%7.%8"/>
+      <w:lvlJc w:val="left"/>
+      <w:pPr>
+        <w:ind w:left="2148" w:hanging="1440"/>
+      </w:pPr>
+    </w:lvl>
+    <w:lvl w:ilvl="8">
+      <w:start w:val="1"/>
+      <w:numFmt w:val="decimal"/>
+      <w:pStyle w:val="9"/>
+      <w:lvlText w:val="%1.%2.%3.%4.%5.%6.%7.%8.%9"/>
+      <w:lvlJc w:val="left"/>
+      <w:pPr>
+        <w:ind w:left="2292" w:hanging="1584"/>
+      </w:pPr>
+    </w:lvl>
+  </w:abstractNum>
+  <w:abstractNum w:abstractNumId="8" w15:restartNumberingAfterBreak="0">
+    <w:nsid w:val="4AD175B6"/>
     <w:multiLevelType w:val="hybridMultilevel"/>
-    <w:tmpl w:val="0D4095B6"/>
+    <w:tmpl w:val="0C08D0EE"/>
     <w:lvl w:ilvl="0" w:tplc="04190001">
       <w:start w:val="1"/>
       <w:numFmt w:val="bullet"/>
@@ -15117,7 +15578,7 @@
         <w:rFonts w:ascii="Symbol" w:hAnsi="Symbol" w:hint="default"/>
       </w:rPr>
     </w:lvl>
-    <w:lvl w:ilvl="1" w:tplc="04190003">
+    <w:lvl w:ilvl="1" w:tplc="04190003" w:tentative="1">
       <w:start w:val="1"/>
       <w:numFmt w:val="bullet"/>
       <w:lvlText w:val="o"/>
@@ -15214,96 +15675,10 @@
       </w:rPr>
     </w:lvl>
   </w:abstractNum>
-  <w:abstractNum w:abstractNumId="5" w15:restartNumberingAfterBreak="0">
-    <w:nsid w:val="094C5867"/>
+  <w:abstractNum w:abstractNumId="9" w15:restartNumberingAfterBreak="0">
+    <w:nsid w:val="53E70B1F"/>
     <w:multiLevelType w:val="hybridMultilevel"/>
-    <w:tmpl w:val="6F64F35A"/>
-    <w:lvl w:ilvl="0" w:tplc="0419000F">
-      <w:start w:val="1"/>
-      <w:numFmt w:val="decimal"/>
-      <w:lvlText w:val="%1."/>
-      <w:lvlJc w:val="left"/>
-      <w:pPr>
-        <w:ind w:left="1429" w:hanging="360"/>
-      </w:pPr>
-    </w:lvl>
-    <w:lvl w:ilvl="1" w:tplc="04190019" w:tentative="1">
-      <w:start w:val="1"/>
-      <w:numFmt w:val="lowerLetter"/>
-      <w:lvlText w:val="%2."/>
-      <w:lvlJc w:val="left"/>
-      <w:pPr>
-        <w:ind w:left="2149" w:hanging="360"/>
-      </w:pPr>
-    </w:lvl>
-    <w:lvl w:ilvl="2" w:tplc="0419001B" w:tentative="1">
-      <w:start w:val="1"/>
-      <w:numFmt w:val="lowerRoman"/>
-      <w:lvlText w:val="%3."/>
-      <w:lvlJc w:val="right"/>
-      <w:pPr>
-        <w:ind w:left="2869" w:hanging="180"/>
-      </w:pPr>
-    </w:lvl>
-    <w:lvl w:ilvl="3" w:tplc="0419000F" w:tentative="1">
-      <w:start w:val="1"/>
-      <w:numFmt w:val="decimal"/>
-      <w:lvlText w:val="%4."/>
-      <w:lvlJc w:val="left"/>
-      <w:pPr>
-        <w:ind w:left="3589" w:hanging="360"/>
-      </w:pPr>
-    </w:lvl>
-    <w:lvl w:ilvl="4" w:tplc="04190019" w:tentative="1">
-      <w:start w:val="1"/>
-      <w:numFmt w:val="lowerLetter"/>
-      <w:lvlText w:val="%5."/>
-      <w:lvlJc w:val="left"/>
-      <w:pPr>
-        <w:ind w:left="4309" w:hanging="360"/>
-      </w:pPr>
-    </w:lvl>
-    <w:lvl w:ilvl="5" w:tplc="0419001B" w:tentative="1">
-      <w:start w:val="1"/>
-      <w:numFmt w:val="lowerRoman"/>
-      <w:lvlText w:val="%6."/>
-      <w:lvlJc w:val="right"/>
-      <w:pPr>
-        <w:ind w:left="5029" w:hanging="180"/>
-      </w:pPr>
-    </w:lvl>
-    <w:lvl w:ilvl="6" w:tplc="0419000F" w:tentative="1">
-      <w:start w:val="1"/>
-      <w:numFmt w:val="decimal"/>
-      <w:lvlText w:val="%7."/>
-      <w:lvlJc w:val="left"/>
-      <w:pPr>
-        <w:ind w:left="5749" w:hanging="360"/>
-      </w:pPr>
-    </w:lvl>
-    <w:lvl w:ilvl="7" w:tplc="04190019" w:tentative="1">
-      <w:start w:val="1"/>
-      <w:numFmt w:val="lowerLetter"/>
-      <w:lvlText w:val="%8."/>
-      <w:lvlJc w:val="left"/>
-      <w:pPr>
-        <w:ind w:left="6469" w:hanging="360"/>
-      </w:pPr>
-    </w:lvl>
-    <w:lvl w:ilvl="8" w:tplc="0419001B" w:tentative="1">
-      <w:start w:val="1"/>
-      <w:numFmt w:val="lowerRoman"/>
-      <w:lvlText w:val="%9."/>
-      <w:lvlJc w:val="right"/>
-      <w:pPr>
-        <w:ind w:left="7189" w:hanging="180"/>
-      </w:pPr>
-    </w:lvl>
-  </w:abstractNum>
-  <w:abstractNum w:abstractNumId="6" w15:restartNumberingAfterBreak="0">
-    <w:nsid w:val="0D721101"/>
-    <w:multiLevelType w:val="hybridMultilevel"/>
-    <w:tmpl w:val="1E9E1E86"/>
+    <w:tmpl w:val="89FE6E18"/>
     <w:lvl w:ilvl="0" w:tplc="04190001">
       <w:start w:val="1"/>
       <w:numFmt w:val="bullet"/>
@@ -15413,123 +15788,10 @@
       </w:rPr>
     </w:lvl>
   </w:abstractNum>
-  <w:abstractNum w:abstractNumId="7" w15:restartNumberingAfterBreak="0">
-    <w:nsid w:val="0DAE6FB7"/>
-    <w:multiLevelType w:val="multilevel"/>
-    <w:tmpl w:val="304AF958"/>
-    <w:lvl w:ilvl="0">
-      <w:start w:val="1"/>
-      <w:numFmt w:val="decimal"/>
-      <w:lvlText w:val="%1."/>
-      <w:lvlJc w:val="left"/>
-      <w:pPr>
-        <w:ind w:left="450" w:hanging="450"/>
-      </w:pPr>
-      <w:rPr>
-        <w:rFonts w:hint="default"/>
-      </w:rPr>
-    </w:lvl>
-    <w:lvl w:ilvl="1">
-      <w:start w:val="1"/>
-      <w:numFmt w:val="decimal"/>
-      <w:lvlText w:val="%1.%2."/>
-      <w:lvlJc w:val="left"/>
-      <w:pPr>
-        <w:ind w:left="2509" w:hanging="720"/>
-      </w:pPr>
-      <w:rPr>
-        <w:rFonts w:hint="default"/>
-      </w:rPr>
-    </w:lvl>
-    <w:lvl w:ilvl="2">
-      <w:start w:val="1"/>
-      <w:numFmt w:val="decimal"/>
-      <w:lvlText w:val="%1.%2.%3."/>
-      <w:lvlJc w:val="left"/>
-      <w:pPr>
-        <w:ind w:left="4298" w:hanging="720"/>
-      </w:pPr>
-      <w:rPr>
-        <w:rFonts w:hint="default"/>
-      </w:rPr>
-    </w:lvl>
-    <w:lvl w:ilvl="3">
-      <w:start w:val="1"/>
-      <w:numFmt w:val="decimal"/>
-      <w:lvlText w:val="%1.%2.%3.%4."/>
-      <w:lvlJc w:val="left"/>
-      <w:pPr>
-        <w:ind w:left="6447" w:hanging="1080"/>
-      </w:pPr>
-      <w:rPr>
-        <w:rFonts w:hint="default"/>
-      </w:rPr>
-    </w:lvl>
-    <w:lvl w:ilvl="4">
-      <w:start w:val="1"/>
-      <w:numFmt w:val="decimal"/>
-      <w:lvlText w:val="%1.%2.%3.%4.%5."/>
-      <w:lvlJc w:val="left"/>
-      <w:pPr>
-        <w:ind w:left="8236" w:hanging="1080"/>
-      </w:pPr>
-      <w:rPr>
-        <w:rFonts w:hint="default"/>
-      </w:rPr>
-    </w:lvl>
-    <w:lvl w:ilvl="5">
-      <w:start w:val="1"/>
-      <w:numFmt w:val="decimal"/>
-      <w:lvlText w:val="%1.%2.%3.%4.%5.%6."/>
-      <w:lvlJc w:val="left"/>
-      <w:pPr>
-        <w:ind w:left="10385" w:hanging="1440"/>
-      </w:pPr>
-      <w:rPr>
-        <w:rFonts w:hint="default"/>
-      </w:rPr>
-    </w:lvl>
-    <w:lvl w:ilvl="6">
-      <w:start w:val="1"/>
-      <w:numFmt w:val="decimal"/>
-      <w:lvlText w:val="%1.%2.%3.%4.%5.%6.%7."/>
-      <w:lvlJc w:val="left"/>
-      <w:pPr>
-        <w:ind w:left="12534" w:hanging="1800"/>
-      </w:pPr>
-      <w:rPr>
-        <w:rFonts w:hint="default"/>
-      </w:rPr>
-    </w:lvl>
-    <w:lvl w:ilvl="7">
-      <w:start w:val="1"/>
-      <w:numFmt w:val="decimal"/>
-      <w:lvlText w:val="%1.%2.%3.%4.%5.%6.%7.%8."/>
-      <w:lvlJc w:val="left"/>
-      <w:pPr>
-        <w:ind w:left="14323" w:hanging="1800"/>
-      </w:pPr>
-      <w:rPr>
-        <w:rFonts w:hint="default"/>
-      </w:rPr>
-    </w:lvl>
-    <w:lvl w:ilvl="8">
-      <w:start w:val="1"/>
-      <w:numFmt w:val="decimal"/>
-      <w:lvlText w:val="%1.%2.%3.%4.%5.%6.%7.%8.%9."/>
-      <w:lvlJc w:val="left"/>
-      <w:pPr>
-        <w:ind w:left="16472" w:hanging="2160"/>
-      </w:pPr>
-      <w:rPr>
-        <w:rFonts w:hint="default"/>
-      </w:rPr>
-    </w:lvl>
-  </w:abstractNum>
-  <w:abstractNum w:abstractNumId="8" w15:restartNumberingAfterBreak="0">
-    <w:nsid w:val="0FE44A49"/>
+  <w:abstractNum w:abstractNumId="10" w15:restartNumberingAfterBreak="0">
+    <w:nsid w:val="56AD6155"/>
     <w:multiLevelType w:val="hybridMultilevel"/>
-    <w:tmpl w:val="0C88174E"/>
+    <w:tmpl w:val="78D869A0"/>
     <w:lvl w:ilvl="0" w:tplc="04190001">
       <w:start w:val="1"/>
       <w:numFmt w:val="bullet"/>
@@ -15639,10 +15901,96 @@
       </w:rPr>
     </w:lvl>
   </w:abstractNum>
-  <w:abstractNum w:abstractNumId="9" w15:restartNumberingAfterBreak="0">
-    <w:nsid w:val="12F57DB6"/>
+  <w:abstractNum w:abstractNumId="11" w15:restartNumberingAfterBreak="0">
+    <w:nsid w:val="6036541E"/>
     <w:multiLevelType w:val="hybridMultilevel"/>
-    <w:tmpl w:val="2C40212C"/>
+    <w:tmpl w:val="9EB2AF78"/>
+    <w:lvl w:ilvl="0" w:tplc="0419000F">
+      <w:start w:val="1"/>
+      <w:numFmt w:val="decimal"/>
+      <w:lvlText w:val="%1."/>
+      <w:lvlJc w:val="left"/>
+      <w:pPr>
+        <w:ind w:left="1429" w:hanging="360"/>
+      </w:pPr>
+    </w:lvl>
+    <w:lvl w:ilvl="1" w:tplc="04190019" w:tentative="1">
+      <w:start w:val="1"/>
+      <w:numFmt w:val="lowerLetter"/>
+      <w:lvlText w:val="%2."/>
+      <w:lvlJc w:val="left"/>
+      <w:pPr>
+        <w:ind w:left="2149" w:hanging="360"/>
+      </w:pPr>
+    </w:lvl>
+    <w:lvl w:ilvl="2" w:tplc="0419001B" w:tentative="1">
+      <w:start w:val="1"/>
+      <w:numFmt w:val="lowerRoman"/>
+      <w:lvlText w:val="%3."/>
+      <w:lvlJc w:val="right"/>
+      <w:pPr>
+        <w:ind w:left="2869" w:hanging="180"/>
+      </w:pPr>
+    </w:lvl>
+    <w:lvl w:ilvl="3" w:tplc="0419000F" w:tentative="1">
+      <w:start w:val="1"/>
+      <w:numFmt w:val="decimal"/>
+      <w:lvlText w:val="%4."/>
+      <w:lvlJc w:val="left"/>
+      <w:pPr>
+        <w:ind w:left="3589" w:hanging="360"/>
+      </w:pPr>
+    </w:lvl>
+    <w:lvl w:ilvl="4" w:tplc="04190019" w:tentative="1">
+      <w:start w:val="1"/>
+      <w:numFmt w:val="lowerLetter"/>
+      <w:lvlText w:val="%5."/>
+      <w:lvlJc w:val="left"/>
+      <w:pPr>
+        <w:ind w:left="4309" w:hanging="360"/>
+      </w:pPr>
+    </w:lvl>
+    <w:lvl w:ilvl="5" w:tplc="0419001B" w:tentative="1">
+      <w:start w:val="1"/>
+      <w:numFmt w:val="lowerRoman"/>
+      <w:lvlText w:val="%6."/>
+      <w:lvlJc w:val="right"/>
+      <w:pPr>
+        <w:ind w:left="5029" w:hanging="180"/>
+      </w:pPr>
+    </w:lvl>
+    <w:lvl w:ilvl="6" w:tplc="0419000F" w:tentative="1">
+      <w:start w:val="1"/>
+      <w:numFmt w:val="decimal"/>
+      <w:lvlText w:val="%7."/>
+      <w:lvlJc w:val="left"/>
+      <w:pPr>
+        <w:ind w:left="5749" w:hanging="360"/>
+      </w:pPr>
+    </w:lvl>
+    <w:lvl w:ilvl="7" w:tplc="04190019" w:tentative="1">
+      <w:start w:val="1"/>
+      <w:numFmt w:val="lowerLetter"/>
+      <w:lvlText w:val="%8."/>
+      <w:lvlJc w:val="left"/>
+      <w:pPr>
+        <w:ind w:left="6469" w:hanging="360"/>
+      </w:pPr>
+    </w:lvl>
+    <w:lvl w:ilvl="8" w:tplc="0419001B" w:tentative="1">
+      <w:start w:val="1"/>
+      <w:numFmt w:val="lowerRoman"/>
+      <w:lvlText w:val="%9."/>
+      <w:lvlJc w:val="right"/>
+      <w:pPr>
+        <w:ind w:left="7189" w:hanging="180"/>
+      </w:pPr>
+    </w:lvl>
+  </w:abstractNum>
+  <w:abstractNum w:abstractNumId="12" w15:restartNumberingAfterBreak="0">
+    <w:nsid w:val="61FD7F7F"/>
+    <w:multiLevelType w:val="hybridMultilevel"/>
+    <w:tmpl w:val="DA800E12"/>
     <w:lvl w:ilvl="0" w:tplc="04190001">
       <w:start w:val="1"/>
       <w:numFmt w:val="bullet"/>
@@ -15752,5244 +16100,10 @@
       </w:rPr>
     </w:lvl>
   </w:abstractNum>
-  <w:abstractNum w:abstractNumId="10" w15:restartNumberingAfterBreak="0">
-    <w:nsid w:val="13AA177E"/>
-    <w:multiLevelType w:val="multilevel"/>
-    <w:tmpl w:val="F5127D1C"/>
-    <w:lvl w:ilvl="0">
-      <w:start w:val="1"/>
-      <w:numFmt w:val="decimal"/>
-      <w:lvlText w:val="%1."/>
-      <w:lvlJc w:val="left"/>
-      <w:pPr>
-        <w:tabs>
-          <w:tab w:val="num" w:pos="720"/>
-        </w:tabs>
-        <w:ind w:left="720" w:hanging="360"/>
-      </w:pPr>
-    </w:lvl>
-    <w:lvl w:ilvl="1" w:tentative="1">
-      <w:start w:val="1"/>
-      <w:numFmt w:val="decimal"/>
-      <w:lvlText w:val="%2."/>
-      <w:lvlJc w:val="left"/>
-      <w:pPr>
-        <w:tabs>
-          <w:tab w:val="num" w:pos="1440"/>
-        </w:tabs>
-        <w:ind w:left="1440" w:hanging="360"/>
-      </w:pPr>
-    </w:lvl>
-    <w:lvl w:ilvl="2" w:tentative="1">
-      <w:start w:val="1"/>
-      <w:numFmt w:val="decimal"/>
-      <w:lvlText w:val="%3."/>
-      <w:lvlJc w:val="left"/>
-      <w:pPr>
-        <w:tabs>
-          <w:tab w:val="num" w:pos="2160"/>
-        </w:tabs>
-        <w:ind w:left="2160" w:hanging="360"/>
-      </w:pPr>
-    </w:lvl>
-    <w:lvl w:ilvl="3" w:tentative="1">
-      <w:start w:val="1"/>
-      <w:numFmt w:val="decimal"/>
-      <w:lvlText w:val="%4."/>
-      <w:lvlJc w:val="left"/>
-      <w:pPr>
-        <w:tabs>
-          <w:tab w:val="num" w:pos="2880"/>
-        </w:tabs>
-        <w:ind w:left="2880" w:hanging="360"/>
-      </w:pPr>
-    </w:lvl>
-    <w:lvl w:ilvl="4" w:tentative="1">
-      <w:start w:val="1"/>
-      <w:numFmt w:val="decimal"/>
-      <w:lvlText w:val="%5."/>
-      <w:lvlJc w:val="left"/>
-      <w:pPr>
-        <w:tabs>
-          <w:tab w:val="num" w:pos="3600"/>
-        </w:tabs>
-        <w:ind w:left="3600" w:hanging="360"/>
-      </w:pPr>
-    </w:lvl>
-    <w:lvl w:ilvl="5" w:tentative="1">
-      <w:start w:val="1"/>
-      <w:numFmt w:val="decimal"/>
-      <w:lvlText w:val="%6."/>
-      <w:lvlJc w:val="left"/>
-      <w:pPr>
-        <w:tabs>
-          <w:tab w:val="num" w:pos="4320"/>
-        </w:tabs>
-        <w:ind w:left="4320" w:hanging="360"/>
-      </w:pPr>
-    </w:lvl>
-    <w:lvl w:ilvl="6" w:tentative="1">
-      <w:start w:val="1"/>
-      <w:numFmt w:val="decimal"/>
-      <w:lvlText w:val="%7."/>
-      <w:lvlJc w:val="left"/>
-      <w:pPr>
-        <w:tabs>
-          <w:tab w:val="num" w:pos="5040"/>
-        </w:tabs>
-        <w:ind w:left="5040" w:hanging="360"/>
-      </w:pPr>
-    </w:lvl>
-    <w:lvl w:ilvl="7" w:tentative="1">
-      <w:start w:val="1"/>
-      <w:numFmt w:val="decimal"/>
-      <w:lvlText w:val="%8."/>
-      <w:lvlJc w:val="left"/>
-      <w:pPr>
-        <w:tabs>
-          <w:tab w:val="num" w:pos="5760"/>
-        </w:tabs>
-        <w:ind w:left="5760" w:hanging="360"/>
-      </w:pPr>
-    </w:lvl>
-    <w:lvl w:ilvl="8" w:tentative="1">
-      <w:start w:val="1"/>
-      <w:numFmt w:val="decimal"/>
-      <w:lvlText w:val="%9."/>
-      <w:lvlJc w:val="left"/>
-      <w:pPr>
-        <w:tabs>
-          <w:tab w:val="num" w:pos="6480"/>
-        </w:tabs>
-        <w:ind w:left="6480" w:hanging="360"/>
-      </w:pPr>
-    </w:lvl>
-  </w:abstractNum>
-  <w:abstractNum w:abstractNumId="11" w15:restartNumberingAfterBreak="0">
-    <w:nsid w:val="146C14C5"/>
-    <w:multiLevelType w:val="hybridMultilevel"/>
-    <w:tmpl w:val="92AC32D6"/>
-    <w:lvl w:ilvl="0" w:tplc="04190001">
-      <w:start w:val="1"/>
-      <w:numFmt w:val="bullet"/>
-      <w:lvlText w:val=""/>
-      <w:lvlJc w:val="left"/>
-      <w:pPr>
-        <w:ind w:left="1429" w:hanging="360"/>
-      </w:pPr>
-      <w:rPr>
-        <w:rFonts w:ascii="Symbol" w:hAnsi="Symbol" w:hint="default"/>
-      </w:rPr>
-    </w:lvl>
-    <w:lvl w:ilvl="1" w:tplc="04190003">
-      <w:start w:val="1"/>
-      <w:numFmt w:val="bullet"/>
-      <w:lvlText w:val="o"/>
-      <w:lvlJc w:val="left"/>
-      <w:pPr>
-        <w:ind w:left="2149" w:hanging="360"/>
-      </w:pPr>
-      <w:rPr>
-        <w:rFonts w:ascii="Courier New" w:hAnsi="Courier New" w:cs="Courier New" w:hint="default"/>
-      </w:rPr>
-    </w:lvl>
-    <w:lvl w:ilvl="2" w:tplc="04190005">
-      <w:start w:val="1"/>
-      <w:numFmt w:val="bullet"/>
-      <w:lvlText w:val=""/>
-      <w:lvlJc w:val="left"/>
-      <w:pPr>
-        <w:ind w:left="2869" w:hanging="360"/>
-      </w:pPr>
-      <w:rPr>
-        <w:rFonts w:ascii="Wingdings" w:hAnsi="Wingdings" w:hint="default"/>
-      </w:rPr>
-    </w:lvl>
-    <w:lvl w:ilvl="3" w:tplc="04190001" w:tentative="1">
-      <w:start w:val="1"/>
-      <w:numFmt w:val="bullet"/>
-      <w:lvlText w:val=""/>
-      <w:lvlJc w:val="left"/>
-      <w:pPr>
-        <w:ind w:left="3589" w:hanging="360"/>
-      </w:pPr>
-      <w:rPr>
-        <w:rFonts w:ascii="Symbol" w:hAnsi="Symbol" w:hint="default"/>
-      </w:rPr>
-    </w:lvl>
-    <w:lvl w:ilvl="4" w:tplc="04190003" w:tentative="1">
-      <w:start w:val="1"/>
-      <w:numFmt w:val="bullet"/>
-      <w:lvlText w:val="o"/>
-      <w:lvlJc w:val="left"/>
-      <w:pPr>
-        <w:ind w:left="4309" w:hanging="360"/>
-      </w:pPr>
-      <w:rPr>
-        <w:rFonts w:ascii="Courier New" w:hAnsi="Courier New" w:cs="Courier New" w:hint="default"/>
-      </w:rPr>
-    </w:lvl>
-    <w:lvl w:ilvl="5" w:tplc="04190005" w:tentative="1">
-      <w:start w:val="1"/>
-      <w:numFmt w:val="bullet"/>
-      <w:lvlText w:val=""/>
-      <w:lvlJc w:val="left"/>
-      <w:pPr>
-        <w:ind w:left="5029" w:hanging="360"/>
-      </w:pPr>
-      <w:rPr>
-        <w:rFonts w:ascii="Wingdings" w:hAnsi="Wingdings" w:hint="default"/>
-      </w:rPr>
-    </w:lvl>
-    <w:lvl w:ilvl="6" w:tplc="04190001" w:tentative="1">
-      <w:start w:val="1"/>
-      <w:numFmt w:val="bullet"/>
-      <w:lvlText w:val=""/>
-      <w:lvlJc w:val="left"/>
-      <w:pPr>
-        <w:ind w:left="5749" w:hanging="360"/>
-      </w:pPr>
-      <w:rPr>
-        <w:rFonts w:ascii="Symbol" w:hAnsi="Symbol" w:hint="default"/>
-      </w:rPr>
-    </w:lvl>
-    <w:lvl w:ilvl="7" w:tplc="04190003" w:tentative="1">
-      <w:start w:val="1"/>
-      <w:numFmt w:val="bullet"/>
-      <w:lvlText w:val="o"/>
-      <w:lvlJc w:val="left"/>
-      <w:pPr>
-        <w:ind w:left="6469" w:hanging="360"/>
-      </w:pPr>
-      <w:rPr>
-        <w:rFonts w:ascii="Courier New" w:hAnsi="Courier New" w:cs="Courier New" w:hint="default"/>
-      </w:rPr>
-    </w:lvl>
-    <w:lvl w:ilvl="8" w:tplc="04190005" w:tentative="1">
-      <w:start w:val="1"/>
-      <w:numFmt w:val="bullet"/>
-      <w:lvlText w:val=""/>
-      <w:lvlJc w:val="left"/>
-      <w:pPr>
-        <w:ind w:left="7189" w:hanging="360"/>
-      </w:pPr>
-      <w:rPr>
-        <w:rFonts w:ascii="Wingdings" w:hAnsi="Wingdings" w:hint="default"/>
-      </w:rPr>
-    </w:lvl>
-  </w:abstractNum>
-  <w:abstractNum w:abstractNumId="12" w15:restartNumberingAfterBreak="0">
-    <w:nsid w:val="1583790C"/>
-    <w:multiLevelType w:val="hybridMultilevel"/>
-    <w:tmpl w:val="2318CA04"/>
-    <w:lvl w:ilvl="0" w:tplc="04190001">
-      <w:start w:val="1"/>
-      <w:numFmt w:val="bullet"/>
-      <w:lvlText w:val=""/>
-      <w:lvlJc w:val="left"/>
-      <w:pPr>
-        <w:ind w:left="1429" w:hanging="360"/>
-      </w:pPr>
-      <w:rPr>
-        <w:rFonts w:ascii="Symbol" w:hAnsi="Symbol" w:hint="default"/>
-      </w:rPr>
-    </w:lvl>
-    <w:lvl w:ilvl="1" w:tplc="04190003" w:tentative="1">
-      <w:start w:val="1"/>
-      <w:numFmt w:val="bullet"/>
-      <w:lvlText w:val="o"/>
-      <w:lvlJc w:val="left"/>
-      <w:pPr>
-        <w:ind w:left="2149" w:hanging="360"/>
-      </w:pPr>
-      <w:rPr>
-        <w:rFonts w:ascii="Courier New" w:hAnsi="Courier New" w:cs="Courier New" w:hint="default"/>
-      </w:rPr>
-    </w:lvl>
-    <w:lvl w:ilvl="2" w:tplc="04190005" w:tentative="1">
-      <w:start w:val="1"/>
-      <w:numFmt w:val="bullet"/>
-      <w:lvlText w:val=""/>
-      <w:lvlJc w:val="left"/>
-      <w:pPr>
-        <w:ind w:left="2869" w:hanging="360"/>
-      </w:pPr>
-      <w:rPr>
-        <w:rFonts w:ascii="Wingdings" w:hAnsi="Wingdings" w:hint="default"/>
-      </w:rPr>
-    </w:lvl>
-    <w:lvl w:ilvl="3" w:tplc="04190001" w:tentative="1">
-      <w:start w:val="1"/>
-      <w:numFmt w:val="bullet"/>
-      <w:lvlText w:val=""/>
-      <w:lvlJc w:val="left"/>
-      <w:pPr>
-        <w:ind w:left="3589" w:hanging="360"/>
-      </w:pPr>
-      <w:rPr>
-        <w:rFonts w:ascii="Symbol" w:hAnsi="Symbol" w:hint="default"/>
-      </w:rPr>
-    </w:lvl>
-    <w:lvl w:ilvl="4" w:tplc="04190003" w:tentative="1">
-      <w:start w:val="1"/>
-      <w:numFmt w:val="bullet"/>
-      <w:lvlText w:val="o"/>
-      <w:lvlJc w:val="left"/>
-      <w:pPr>
-        <w:ind w:left="4309" w:hanging="360"/>
-      </w:pPr>
-      <w:rPr>
-        <w:rFonts w:ascii="Courier New" w:hAnsi="Courier New" w:cs="Courier New" w:hint="default"/>
-      </w:rPr>
-    </w:lvl>
-    <w:lvl w:ilvl="5" w:tplc="04190005" w:tentative="1">
-      <w:start w:val="1"/>
-      <w:numFmt w:val="bullet"/>
-      <w:lvlText w:val=""/>
-      <w:lvlJc w:val="left"/>
-      <w:pPr>
-        <w:ind w:left="5029" w:hanging="360"/>
-      </w:pPr>
-      <w:rPr>
-        <w:rFonts w:ascii="Wingdings" w:hAnsi="Wingdings" w:hint="default"/>
-      </w:rPr>
-    </w:lvl>
-    <w:lvl w:ilvl="6" w:tplc="04190001" w:tentative="1">
-      <w:start w:val="1"/>
-      <w:numFmt w:val="bullet"/>
-      <w:lvlText w:val=""/>
-      <w:lvlJc w:val="left"/>
-      <w:pPr>
-        <w:ind w:left="5749" w:hanging="360"/>
-      </w:pPr>
-      <w:rPr>
-        <w:rFonts w:ascii="Symbol" w:hAnsi="Symbol" w:hint="default"/>
-      </w:rPr>
-    </w:lvl>
-    <w:lvl w:ilvl="7" w:tplc="04190003" w:tentative="1">
-      <w:start w:val="1"/>
-      <w:numFmt w:val="bullet"/>
-      <w:lvlText w:val="o"/>
-      <w:lvlJc w:val="left"/>
-      <w:pPr>
-        <w:ind w:left="6469" w:hanging="360"/>
-      </w:pPr>
-      <w:rPr>
-        <w:rFonts w:ascii="Courier New" w:hAnsi="Courier New" w:cs="Courier New" w:hint="default"/>
-      </w:rPr>
-    </w:lvl>
-    <w:lvl w:ilvl="8" w:tplc="04190005" w:tentative="1">
-      <w:start w:val="1"/>
-      <w:numFmt w:val="bullet"/>
-      <w:lvlText w:val=""/>
-      <w:lvlJc w:val="left"/>
-      <w:pPr>
-        <w:ind w:left="7189" w:hanging="360"/>
-      </w:pPr>
-      <w:rPr>
-        <w:rFonts w:ascii="Wingdings" w:hAnsi="Wingdings" w:hint="default"/>
-      </w:rPr>
-    </w:lvl>
-  </w:abstractNum>
   <w:abstractNum w:abstractNumId="13" w15:restartNumberingAfterBreak="0">
-    <w:nsid w:val="19E23A5D"/>
-    <w:multiLevelType w:val="hybridMultilevel"/>
-    <w:tmpl w:val="9F26DC00"/>
-    <w:lvl w:ilvl="0" w:tplc="04190001">
-      <w:start w:val="1"/>
-      <w:numFmt w:val="bullet"/>
-      <w:lvlText w:val=""/>
-      <w:lvlJc w:val="left"/>
-      <w:pPr>
-        <w:ind w:left="1429" w:hanging="360"/>
-      </w:pPr>
-      <w:rPr>
-        <w:rFonts w:ascii="Symbol" w:hAnsi="Symbol" w:hint="default"/>
-      </w:rPr>
-    </w:lvl>
-    <w:lvl w:ilvl="1" w:tplc="04190003" w:tentative="1">
-      <w:start w:val="1"/>
-      <w:numFmt w:val="bullet"/>
-      <w:lvlText w:val="o"/>
-      <w:lvlJc w:val="left"/>
-      <w:pPr>
-        <w:ind w:left="2149" w:hanging="360"/>
-      </w:pPr>
-      <w:rPr>
-        <w:rFonts w:ascii="Courier New" w:hAnsi="Courier New" w:cs="Courier New" w:hint="default"/>
-      </w:rPr>
-    </w:lvl>
-    <w:lvl w:ilvl="2" w:tplc="04190005" w:tentative="1">
-      <w:start w:val="1"/>
-      <w:numFmt w:val="bullet"/>
-      <w:lvlText w:val=""/>
-      <w:lvlJc w:val="left"/>
-      <w:pPr>
-        <w:ind w:left="2869" w:hanging="360"/>
-      </w:pPr>
-      <w:rPr>
-        <w:rFonts w:ascii="Wingdings" w:hAnsi="Wingdings" w:hint="default"/>
-      </w:rPr>
-    </w:lvl>
-    <w:lvl w:ilvl="3" w:tplc="04190001" w:tentative="1">
-      <w:start w:val="1"/>
-      <w:numFmt w:val="bullet"/>
-      <w:lvlText w:val=""/>
-      <w:lvlJc w:val="left"/>
-      <w:pPr>
-        <w:ind w:left="3589" w:hanging="360"/>
-      </w:pPr>
-      <w:rPr>
-        <w:rFonts w:ascii="Symbol" w:hAnsi="Symbol" w:hint="default"/>
-      </w:rPr>
-    </w:lvl>
-    <w:lvl w:ilvl="4" w:tplc="04190003" w:tentative="1">
-      <w:start w:val="1"/>
-      <w:numFmt w:val="bullet"/>
-      <w:lvlText w:val="o"/>
-      <w:lvlJc w:val="left"/>
-      <w:pPr>
-        <w:ind w:left="4309" w:hanging="360"/>
-      </w:pPr>
-      <w:rPr>
-        <w:rFonts w:ascii="Courier New" w:hAnsi="Courier New" w:cs="Courier New" w:hint="default"/>
-      </w:rPr>
-    </w:lvl>
-    <w:lvl w:ilvl="5" w:tplc="04190005" w:tentative="1">
-      <w:start w:val="1"/>
-      <w:numFmt w:val="bullet"/>
-      <w:lvlText w:val=""/>
-      <w:lvlJc w:val="left"/>
-      <w:pPr>
-        <w:ind w:left="5029" w:hanging="360"/>
-      </w:pPr>
-      <w:rPr>
-        <w:rFonts w:ascii="Wingdings" w:hAnsi="Wingdings" w:hint="default"/>
-      </w:rPr>
-    </w:lvl>
-    <w:lvl w:ilvl="6" w:tplc="04190001" w:tentative="1">
-      <w:start w:val="1"/>
-      <w:numFmt w:val="bullet"/>
-      <w:lvlText w:val=""/>
-      <w:lvlJc w:val="left"/>
-      <w:pPr>
-        <w:ind w:left="5749" w:hanging="360"/>
-      </w:pPr>
-      <w:rPr>
-        <w:rFonts w:ascii="Symbol" w:hAnsi="Symbol" w:hint="default"/>
-      </w:rPr>
-    </w:lvl>
-    <w:lvl w:ilvl="7" w:tplc="04190003" w:tentative="1">
-      <w:start w:val="1"/>
-      <w:numFmt w:val="bullet"/>
-      <w:lvlText w:val="o"/>
-      <w:lvlJc w:val="left"/>
-      <w:pPr>
-        <w:ind w:left="6469" w:hanging="360"/>
-      </w:pPr>
-      <w:rPr>
-        <w:rFonts w:ascii="Courier New" w:hAnsi="Courier New" w:cs="Courier New" w:hint="default"/>
-      </w:rPr>
-    </w:lvl>
-    <w:lvl w:ilvl="8" w:tplc="04190005" w:tentative="1">
-      <w:start w:val="1"/>
-      <w:numFmt w:val="bullet"/>
-      <w:lvlText w:val=""/>
-      <w:lvlJc w:val="left"/>
-      <w:pPr>
-        <w:ind w:left="7189" w:hanging="360"/>
-      </w:pPr>
-      <w:rPr>
-        <w:rFonts w:ascii="Wingdings" w:hAnsi="Wingdings" w:hint="default"/>
-      </w:rPr>
-    </w:lvl>
-  </w:abstractNum>
-  <w:abstractNum w:abstractNumId="14" w15:restartNumberingAfterBreak="0">
-    <w:nsid w:val="1E567474"/>
-    <w:multiLevelType w:val="hybridMultilevel"/>
-    <w:tmpl w:val="C956A54E"/>
-    <w:lvl w:ilvl="0" w:tplc="04190001">
-      <w:start w:val="1"/>
-      <w:numFmt w:val="bullet"/>
-      <w:lvlText w:val=""/>
-      <w:lvlJc w:val="left"/>
-      <w:pPr>
-        <w:ind w:left="1429" w:hanging="360"/>
-      </w:pPr>
-      <w:rPr>
-        <w:rFonts w:ascii="Symbol" w:hAnsi="Symbol" w:hint="default"/>
-      </w:rPr>
-    </w:lvl>
-    <w:lvl w:ilvl="1" w:tplc="04190003" w:tentative="1">
-      <w:start w:val="1"/>
-      <w:numFmt w:val="bullet"/>
-      <w:lvlText w:val="o"/>
-      <w:lvlJc w:val="left"/>
-      <w:pPr>
-        <w:ind w:left="2149" w:hanging="360"/>
-      </w:pPr>
-      <w:rPr>
-        <w:rFonts w:ascii="Courier New" w:hAnsi="Courier New" w:cs="Courier New" w:hint="default"/>
-      </w:rPr>
-    </w:lvl>
-    <w:lvl w:ilvl="2" w:tplc="04190005" w:tentative="1">
-      <w:start w:val="1"/>
-      <w:numFmt w:val="bullet"/>
-      <w:lvlText w:val=""/>
-      <w:lvlJc w:val="left"/>
-      <w:pPr>
-        <w:ind w:left="2869" w:hanging="360"/>
-      </w:pPr>
-      <w:rPr>
-        <w:rFonts w:ascii="Wingdings" w:hAnsi="Wingdings" w:hint="default"/>
-      </w:rPr>
-    </w:lvl>
-    <w:lvl w:ilvl="3" w:tplc="04190001" w:tentative="1">
-      <w:start w:val="1"/>
-      <w:numFmt w:val="bullet"/>
-      <w:lvlText w:val=""/>
-      <w:lvlJc w:val="left"/>
-      <w:pPr>
-        <w:ind w:left="3589" w:hanging="360"/>
-      </w:pPr>
-      <w:rPr>
-        <w:rFonts w:ascii="Symbol" w:hAnsi="Symbol" w:hint="default"/>
-      </w:rPr>
-    </w:lvl>
-    <w:lvl w:ilvl="4" w:tplc="04190003" w:tentative="1">
-      <w:start w:val="1"/>
-      <w:numFmt w:val="bullet"/>
-      <w:lvlText w:val="o"/>
-      <w:lvlJc w:val="left"/>
-      <w:pPr>
-        <w:ind w:left="4309" w:hanging="360"/>
-      </w:pPr>
-      <w:rPr>
-        <w:rFonts w:ascii="Courier New" w:hAnsi="Courier New" w:cs="Courier New" w:hint="default"/>
-      </w:rPr>
-    </w:lvl>
-    <w:lvl w:ilvl="5" w:tplc="04190005" w:tentative="1">
-      <w:start w:val="1"/>
-      <w:numFmt w:val="bullet"/>
-      <w:lvlText w:val=""/>
-      <w:lvlJc w:val="left"/>
-      <w:pPr>
-        <w:ind w:left="5029" w:hanging="360"/>
-      </w:pPr>
-      <w:rPr>
-        <w:rFonts w:ascii="Wingdings" w:hAnsi="Wingdings" w:hint="default"/>
-      </w:rPr>
-    </w:lvl>
-    <w:lvl w:ilvl="6" w:tplc="04190001" w:tentative="1">
-      <w:start w:val="1"/>
-      <w:numFmt w:val="bullet"/>
-      <w:lvlText w:val=""/>
-      <w:lvlJc w:val="left"/>
-      <w:pPr>
-        <w:ind w:left="5749" w:hanging="360"/>
-      </w:pPr>
-      <w:rPr>
-        <w:rFonts w:ascii="Symbol" w:hAnsi="Symbol" w:hint="default"/>
-      </w:rPr>
-    </w:lvl>
-    <w:lvl w:ilvl="7" w:tplc="04190003" w:tentative="1">
-      <w:start w:val="1"/>
-      <w:numFmt w:val="bullet"/>
-      <w:lvlText w:val="o"/>
-      <w:lvlJc w:val="left"/>
-      <w:pPr>
-        <w:ind w:left="6469" w:hanging="360"/>
-      </w:pPr>
-      <w:rPr>
-        <w:rFonts w:ascii="Courier New" w:hAnsi="Courier New" w:cs="Courier New" w:hint="default"/>
-      </w:rPr>
-    </w:lvl>
-    <w:lvl w:ilvl="8" w:tplc="04190005" w:tentative="1">
-      <w:start w:val="1"/>
-      <w:numFmt w:val="bullet"/>
-      <w:lvlText w:val=""/>
-      <w:lvlJc w:val="left"/>
-      <w:pPr>
-        <w:ind w:left="7189" w:hanging="360"/>
-      </w:pPr>
-      <w:rPr>
-        <w:rFonts w:ascii="Wingdings" w:hAnsi="Wingdings" w:hint="default"/>
-      </w:rPr>
-    </w:lvl>
-  </w:abstractNum>
-  <w:abstractNum w:abstractNumId="15" w15:restartNumberingAfterBreak="0">
-    <w:nsid w:val="1E9C6C50"/>
-    <w:multiLevelType w:val="hybridMultilevel"/>
-    <w:tmpl w:val="2C007352"/>
-    <w:lvl w:ilvl="0" w:tplc="04190001">
-      <w:start w:val="1"/>
-      <w:numFmt w:val="bullet"/>
-      <w:lvlText w:val=""/>
-      <w:lvlJc w:val="left"/>
-      <w:pPr>
-        <w:ind w:left="1429" w:hanging="360"/>
-      </w:pPr>
-      <w:rPr>
-        <w:rFonts w:ascii="Symbol" w:hAnsi="Symbol" w:hint="default"/>
-      </w:rPr>
-    </w:lvl>
-    <w:lvl w:ilvl="1" w:tplc="04190003">
-      <w:start w:val="1"/>
-      <w:numFmt w:val="bullet"/>
-      <w:lvlText w:val="o"/>
-      <w:lvlJc w:val="left"/>
-      <w:pPr>
-        <w:ind w:left="2149" w:hanging="360"/>
-      </w:pPr>
-      <w:rPr>
-        <w:rFonts w:ascii="Courier New" w:hAnsi="Courier New" w:cs="Courier New" w:hint="default"/>
-      </w:rPr>
-    </w:lvl>
-    <w:lvl w:ilvl="2" w:tplc="04190005" w:tentative="1">
-      <w:start w:val="1"/>
-      <w:numFmt w:val="bullet"/>
-      <w:lvlText w:val=""/>
-      <w:lvlJc w:val="left"/>
-      <w:pPr>
-        <w:ind w:left="2869" w:hanging="360"/>
-      </w:pPr>
-      <w:rPr>
-        <w:rFonts w:ascii="Wingdings" w:hAnsi="Wingdings" w:hint="default"/>
-      </w:rPr>
-    </w:lvl>
-    <w:lvl w:ilvl="3" w:tplc="04190001" w:tentative="1">
-      <w:start w:val="1"/>
-      <w:numFmt w:val="bullet"/>
-      <w:lvlText w:val=""/>
-      <w:lvlJc w:val="left"/>
-      <w:pPr>
-        <w:ind w:left="3589" w:hanging="360"/>
-      </w:pPr>
-      <w:rPr>
-        <w:rFonts w:ascii="Symbol" w:hAnsi="Symbol" w:hint="default"/>
-      </w:rPr>
-    </w:lvl>
-    <w:lvl w:ilvl="4" w:tplc="04190003" w:tentative="1">
-      <w:start w:val="1"/>
-      <w:numFmt w:val="bullet"/>
-      <w:lvlText w:val="o"/>
-      <w:lvlJc w:val="left"/>
-      <w:pPr>
-        <w:ind w:left="4309" w:hanging="360"/>
-      </w:pPr>
-      <w:rPr>
-        <w:rFonts w:ascii="Courier New" w:hAnsi="Courier New" w:cs="Courier New" w:hint="default"/>
-      </w:rPr>
-    </w:lvl>
-    <w:lvl w:ilvl="5" w:tplc="04190005" w:tentative="1">
-      <w:start w:val="1"/>
-      <w:numFmt w:val="bullet"/>
-      <w:lvlText w:val=""/>
-      <w:lvlJc w:val="left"/>
-      <w:pPr>
-        <w:ind w:left="5029" w:hanging="360"/>
-      </w:pPr>
-      <w:rPr>
-        <w:rFonts w:ascii="Wingdings" w:hAnsi="Wingdings" w:hint="default"/>
-      </w:rPr>
-    </w:lvl>
-    <w:lvl w:ilvl="6" w:tplc="04190001" w:tentative="1">
-      <w:start w:val="1"/>
-      <w:numFmt w:val="bullet"/>
-      <w:lvlText w:val=""/>
-      <w:lvlJc w:val="left"/>
-      <w:pPr>
-        <w:ind w:left="5749" w:hanging="360"/>
-      </w:pPr>
-      <w:rPr>
-        <w:rFonts w:ascii="Symbol" w:hAnsi="Symbol" w:hint="default"/>
-      </w:rPr>
-    </w:lvl>
-    <w:lvl w:ilvl="7" w:tplc="04190003" w:tentative="1">
-      <w:start w:val="1"/>
-      <w:numFmt w:val="bullet"/>
-      <w:lvlText w:val="o"/>
-      <w:lvlJc w:val="left"/>
-      <w:pPr>
-        <w:ind w:left="6469" w:hanging="360"/>
-      </w:pPr>
-      <w:rPr>
-        <w:rFonts w:ascii="Courier New" w:hAnsi="Courier New" w:cs="Courier New" w:hint="default"/>
-      </w:rPr>
-    </w:lvl>
-    <w:lvl w:ilvl="8" w:tplc="04190005" w:tentative="1">
-      <w:start w:val="1"/>
-      <w:numFmt w:val="bullet"/>
-      <w:lvlText w:val=""/>
-      <w:lvlJc w:val="left"/>
-      <w:pPr>
-        <w:ind w:left="7189" w:hanging="360"/>
-      </w:pPr>
-      <w:rPr>
-        <w:rFonts w:ascii="Wingdings" w:hAnsi="Wingdings" w:hint="default"/>
-      </w:rPr>
-    </w:lvl>
-  </w:abstractNum>
-  <w:abstractNum w:abstractNumId="16" w15:restartNumberingAfterBreak="0">
-    <w:nsid w:val="1EF423B0"/>
-    <w:multiLevelType w:val="multilevel"/>
-    <w:tmpl w:val="82B0140C"/>
-    <w:lvl w:ilvl="0">
-      <w:start w:val="1"/>
-      <w:numFmt w:val="bullet"/>
-      <w:lvlText w:val=""/>
-      <w:lvlJc w:val="left"/>
-      <w:pPr>
-        <w:tabs>
-          <w:tab w:val="num" w:pos="720"/>
-        </w:tabs>
-        <w:ind w:left="720" w:hanging="360"/>
-      </w:pPr>
-      <w:rPr>
-        <w:rFonts w:ascii="Symbol" w:hAnsi="Symbol" w:hint="default"/>
-        <w:sz w:val="20"/>
-      </w:rPr>
-    </w:lvl>
-    <w:lvl w:ilvl="1" w:tentative="1">
-      <w:start w:val="1"/>
-      <w:numFmt w:val="bullet"/>
-      <w:lvlText w:val="o"/>
-      <w:lvlJc w:val="left"/>
-      <w:pPr>
-        <w:tabs>
-          <w:tab w:val="num" w:pos="1440"/>
-        </w:tabs>
-        <w:ind w:left="1440" w:hanging="360"/>
-      </w:pPr>
-      <w:rPr>
-        <w:rFonts w:ascii="Courier New" w:hAnsi="Courier New" w:hint="default"/>
-        <w:sz w:val="20"/>
-      </w:rPr>
-    </w:lvl>
-    <w:lvl w:ilvl="2" w:tentative="1">
-      <w:start w:val="1"/>
-      <w:numFmt w:val="bullet"/>
-      <w:lvlText w:val=""/>
-      <w:lvlJc w:val="left"/>
-      <w:pPr>
-        <w:tabs>
-          <w:tab w:val="num" w:pos="2160"/>
-        </w:tabs>
-        <w:ind w:left="2160" w:hanging="360"/>
-      </w:pPr>
-      <w:rPr>
-        <w:rFonts w:ascii="Wingdings" w:hAnsi="Wingdings" w:hint="default"/>
-        <w:sz w:val="20"/>
-      </w:rPr>
-    </w:lvl>
-    <w:lvl w:ilvl="3" w:tentative="1">
-      <w:start w:val="1"/>
-      <w:numFmt w:val="bullet"/>
-      <w:lvlText w:val=""/>
-      <w:lvlJc w:val="left"/>
-      <w:pPr>
-        <w:tabs>
-          <w:tab w:val="num" w:pos="2880"/>
-        </w:tabs>
-        <w:ind w:left="2880" w:hanging="360"/>
-      </w:pPr>
-      <w:rPr>
-        <w:rFonts w:ascii="Wingdings" w:hAnsi="Wingdings" w:hint="default"/>
-        <w:sz w:val="20"/>
-      </w:rPr>
-    </w:lvl>
-    <w:lvl w:ilvl="4" w:tentative="1">
-      <w:start w:val="1"/>
-      <w:numFmt w:val="bullet"/>
-      <w:lvlText w:val=""/>
-      <w:lvlJc w:val="left"/>
-      <w:pPr>
-        <w:tabs>
-          <w:tab w:val="num" w:pos="3600"/>
-        </w:tabs>
-        <w:ind w:left="3600" w:hanging="360"/>
-      </w:pPr>
-      <w:rPr>
-        <w:rFonts w:ascii="Wingdings" w:hAnsi="Wingdings" w:hint="default"/>
-        <w:sz w:val="20"/>
-      </w:rPr>
-    </w:lvl>
-    <w:lvl w:ilvl="5" w:tentative="1">
-      <w:start w:val="1"/>
-      <w:numFmt w:val="bullet"/>
-      <w:lvlText w:val=""/>
-      <w:lvlJc w:val="left"/>
-      <w:pPr>
-        <w:tabs>
-          <w:tab w:val="num" w:pos="4320"/>
-        </w:tabs>
-        <w:ind w:left="4320" w:hanging="360"/>
-      </w:pPr>
-      <w:rPr>
-        <w:rFonts w:ascii="Wingdings" w:hAnsi="Wingdings" w:hint="default"/>
-        <w:sz w:val="20"/>
-      </w:rPr>
-    </w:lvl>
-    <w:lvl w:ilvl="6" w:tentative="1">
-      <w:start w:val="1"/>
-      <w:numFmt w:val="bullet"/>
-      <w:lvlText w:val=""/>
-      <w:lvlJc w:val="left"/>
-      <w:pPr>
-        <w:tabs>
-          <w:tab w:val="num" w:pos="5040"/>
-        </w:tabs>
-        <w:ind w:left="5040" w:hanging="360"/>
-      </w:pPr>
-      <w:rPr>
-        <w:rFonts w:ascii="Wingdings" w:hAnsi="Wingdings" w:hint="default"/>
-        <w:sz w:val="20"/>
-      </w:rPr>
-    </w:lvl>
-    <w:lvl w:ilvl="7" w:tentative="1">
-      <w:start w:val="1"/>
-      <w:numFmt w:val="bullet"/>
-      <w:lvlText w:val=""/>
-      <w:lvlJc w:val="left"/>
-      <w:pPr>
-        <w:tabs>
-          <w:tab w:val="num" w:pos="5760"/>
-        </w:tabs>
-        <w:ind w:left="5760" w:hanging="360"/>
-      </w:pPr>
-      <w:rPr>
-        <w:rFonts w:ascii="Wingdings" w:hAnsi="Wingdings" w:hint="default"/>
-        <w:sz w:val="20"/>
-      </w:rPr>
-    </w:lvl>
-    <w:lvl w:ilvl="8" w:tentative="1">
-      <w:start w:val="1"/>
-      <w:numFmt w:val="bullet"/>
-      <w:lvlText w:val=""/>
-      <w:lvlJc w:val="left"/>
-      <w:pPr>
-        <w:tabs>
-          <w:tab w:val="num" w:pos="6480"/>
-        </w:tabs>
-        <w:ind w:left="6480" w:hanging="360"/>
-      </w:pPr>
-      <w:rPr>
-        <w:rFonts w:ascii="Wingdings" w:hAnsi="Wingdings" w:hint="default"/>
-        <w:sz w:val="20"/>
-      </w:rPr>
-    </w:lvl>
-  </w:abstractNum>
-  <w:abstractNum w:abstractNumId="17" w15:restartNumberingAfterBreak="0">
-    <w:nsid w:val="1F4F55C1"/>
-    <w:multiLevelType w:val="multilevel"/>
-    <w:tmpl w:val="3D0C46E8"/>
-    <w:lvl w:ilvl="0">
-      <w:start w:val="1"/>
-      <w:numFmt w:val="bullet"/>
-      <w:lvlText w:val=""/>
-      <w:lvlJc w:val="left"/>
-      <w:pPr>
-        <w:tabs>
-          <w:tab w:val="num" w:pos="720"/>
-        </w:tabs>
-        <w:ind w:left="720" w:hanging="360"/>
-      </w:pPr>
-      <w:rPr>
-        <w:rFonts w:ascii="Symbol" w:hAnsi="Symbol" w:hint="default"/>
-        <w:sz w:val="20"/>
-      </w:rPr>
-    </w:lvl>
-    <w:lvl w:ilvl="1" w:tentative="1">
-      <w:start w:val="1"/>
-      <w:numFmt w:val="bullet"/>
-      <w:lvlText w:val="o"/>
-      <w:lvlJc w:val="left"/>
-      <w:pPr>
-        <w:tabs>
-          <w:tab w:val="num" w:pos="1440"/>
-        </w:tabs>
-        <w:ind w:left="1440" w:hanging="360"/>
-      </w:pPr>
-      <w:rPr>
-        <w:rFonts w:ascii="Courier New" w:hAnsi="Courier New" w:hint="default"/>
-        <w:sz w:val="20"/>
-      </w:rPr>
-    </w:lvl>
-    <w:lvl w:ilvl="2" w:tentative="1">
-      <w:start w:val="1"/>
-      <w:numFmt w:val="bullet"/>
-      <w:lvlText w:val=""/>
-      <w:lvlJc w:val="left"/>
-      <w:pPr>
-        <w:tabs>
-          <w:tab w:val="num" w:pos="2160"/>
-        </w:tabs>
-        <w:ind w:left="2160" w:hanging="360"/>
-      </w:pPr>
-      <w:rPr>
-        <w:rFonts w:ascii="Wingdings" w:hAnsi="Wingdings" w:hint="default"/>
-        <w:sz w:val="20"/>
-      </w:rPr>
-    </w:lvl>
-    <w:lvl w:ilvl="3" w:tentative="1">
-      <w:start w:val="1"/>
-      <w:numFmt w:val="bullet"/>
-      <w:lvlText w:val=""/>
-      <w:lvlJc w:val="left"/>
-      <w:pPr>
-        <w:tabs>
-          <w:tab w:val="num" w:pos="2880"/>
-        </w:tabs>
-        <w:ind w:left="2880" w:hanging="360"/>
-      </w:pPr>
-      <w:rPr>
-        <w:rFonts w:ascii="Wingdings" w:hAnsi="Wingdings" w:hint="default"/>
-        <w:sz w:val="20"/>
-      </w:rPr>
-    </w:lvl>
-    <w:lvl w:ilvl="4" w:tentative="1">
-      <w:start w:val="1"/>
-      <w:numFmt w:val="bullet"/>
-      <w:lvlText w:val=""/>
-      <w:lvlJc w:val="left"/>
-      <w:pPr>
-        <w:tabs>
-          <w:tab w:val="num" w:pos="3600"/>
-        </w:tabs>
-        <w:ind w:left="3600" w:hanging="360"/>
-      </w:pPr>
-      <w:rPr>
-        <w:rFonts w:ascii="Wingdings" w:hAnsi="Wingdings" w:hint="default"/>
-        <w:sz w:val="20"/>
-      </w:rPr>
-    </w:lvl>
-    <w:lvl w:ilvl="5" w:tentative="1">
-      <w:start w:val="1"/>
-      <w:numFmt w:val="bullet"/>
-      <w:lvlText w:val=""/>
-      <w:lvlJc w:val="left"/>
-      <w:pPr>
-        <w:tabs>
-          <w:tab w:val="num" w:pos="4320"/>
-        </w:tabs>
-        <w:ind w:left="4320" w:hanging="360"/>
-      </w:pPr>
-      <w:rPr>
-        <w:rFonts w:ascii="Wingdings" w:hAnsi="Wingdings" w:hint="default"/>
-        <w:sz w:val="20"/>
-      </w:rPr>
-    </w:lvl>
-    <w:lvl w:ilvl="6" w:tentative="1">
-      <w:start w:val="1"/>
-      <w:numFmt w:val="bullet"/>
-      <w:lvlText w:val=""/>
-      <w:lvlJc w:val="left"/>
-      <w:pPr>
-        <w:tabs>
-          <w:tab w:val="num" w:pos="5040"/>
-        </w:tabs>
-        <w:ind w:left="5040" w:hanging="360"/>
-      </w:pPr>
-      <w:rPr>
-        <w:rFonts w:ascii="Wingdings" w:hAnsi="Wingdings" w:hint="default"/>
-        <w:sz w:val="20"/>
-      </w:rPr>
-    </w:lvl>
-    <w:lvl w:ilvl="7" w:tentative="1">
-      <w:start w:val="1"/>
-      <w:numFmt w:val="bullet"/>
-      <w:lvlText w:val=""/>
-      <w:lvlJc w:val="left"/>
-      <w:pPr>
-        <w:tabs>
-          <w:tab w:val="num" w:pos="5760"/>
-        </w:tabs>
-        <w:ind w:left="5760" w:hanging="360"/>
-      </w:pPr>
-      <w:rPr>
-        <w:rFonts w:ascii="Wingdings" w:hAnsi="Wingdings" w:hint="default"/>
-        <w:sz w:val="20"/>
-      </w:rPr>
-    </w:lvl>
-    <w:lvl w:ilvl="8" w:tentative="1">
-      <w:start w:val="1"/>
-      <w:numFmt w:val="bullet"/>
-      <w:lvlText w:val=""/>
-      <w:lvlJc w:val="left"/>
-      <w:pPr>
-        <w:tabs>
-          <w:tab w:val="num" w:pos="6480"/>
-        </w:tabs>
-        <w:ind w:left="6480" w:hanging="360"/>
-      </w:pPr>
-      <w:rPr>
-        <w:rFonts w:ascii="Wingdings" w:hAnsi="Wingdings" w:hint="default"/>
-        <w:sz w:val="20"/>
-      </w:rPr>
-    </w:lvl>
-  </w:abstractNum>
-  <w:abstractNum w:abstractNumId="18" w15:restartNumberingAfterBreak="0">
-    <w:nsid w:val="201C1B43"/>
-    <w:multiLevelType w:val="hybridMultilevel"/>
-    <w:tmpl w:val="468269A8"/>
-    <w:lvl w:ilvl="0" w:tplc="0419000F">
-      <w:start w:val="1"/>
-      <w:numFmt w:val="decimal"/>
-      <w:lvlText w:val="%1."/>
-      <w:lvlJc w:val="left"/>
-      <w:pPr>
-        <w:ind w:left="1429" w:hanging="360"/>
-      </w:pPr>
-    </w:lvl>
-    <w:lvl w:ilvl="1" w:tplc="04190019">
-      <w:start w:val="1"/>
-      <w:numFmt w:val="lowerLetter"/>
-      <w:lvlText w:val="%2."/>
-      <w:lvlJc w:val="left"/>
-      <w:pPr>
-        <w:ind w:left="2149" w:hanging="360"/>
-      </w:pPr>
-    </w:lvl>
-    <w:lvl w:ilvl="2" w:tplc="0419001B" w:tentative="1">
-      <w:start w:val="1"/>
-      <w:numFmt w:val="lowerRoman"/>
-      <w:lvlText w:val="%3."/>
-      <w:lvlJc w:val="right"/>
-      <w:pPr>
-        <w:ind w:left="2869" w:hanging="180"/>
-      </w:pPr>
-    </w:lvl>
-    <w:lvl w:ilvl="3" w:tplc="0419000F" w:tentative="1">
-      <w:start w:val="1"/>
-      <w:numFmt w:val="decimal"/>
-      <w:lvlText w:val="%4."/>
-      <w:lvlJc w:val="left"/>
-      <w:pPr>
-        <w:ind w:left="3589" w:hanging="360"/>
-      </w:pPr>
-    </w:lvl>
-    <w:lvl w:ilvl="4" w:tplc="04190019" w:tentative="1">
-      <w:start w:val="1"/>
-      <w:numFmt w:val="lowerLetter"/>
-      <w:lvlText w:val="%5."/>
-      <w:lvlJc w:val="left"/>
-      <w:pPr>
-        <w:ind w:left="4309" w:hanging="360"/>
-      </w:pPr>
-    </w:lvl>
-    <w:lvl w:ilvl="5" w:tplc="0419001B" w:tentative="1">
-      <w:start w:val="1"/>
-      <w:numFmt w:val="lowerRoman"/>
-      <w:lvlText w:val="%6."/>
-      <w:lvlJc w:val="right"/>
-      <w:pPr>
-        <w:ind w:left="5029" w:hanging="180"/>
-      </w:pPr>
-    </w:lvl>
-    <w:lvl w:ilvl="6" w:tplc="0419000F" w:tentative="1">
-      <w:start w:val="1"/>
-      <w:numFmt w:val="decimal"/>
-      <w:lvlText w:val="%7."/>
-      <w:lvlJc w:val="left"/>
-      <w:pPr>
-        <w:ind w:left="5749" w:hanging="360"/>
-      </w:pPr>
-    </w:lvl>
-    <w:lvl w:ilvl="7" w:tplc="04190019" w:tentative="1">
-      <w:start w:val="1"/>
-      <w:numFmt w:val="lowerLetter"/>
-      <w:lvlText w:val="%8."/>
-      <w:lvlJc w:val="left"/>
-      <w:pPr>
-        <w:ind w:left="6469" w:hanging="360"/>
-      </w:pPr>
-    </w:lvl>
-    <w:lvl w:ilvl="8" w:tplc="0419001B" w:tentative="1">
-      <w:start w:val="1"/>
-      <w:numFmt w:val="lowerRoman"/>
-      <w:lvlText w:val="%9."/>
-      <w:lvlJc w:val="right"/>
-      <w:pPr>
-        <w:ind w:left="7189" w:hanging="180"/>
-      </w:pPr>
-    </w:lvl>
-  </w:abstractNum>
-  <w:abstractNum w:abstractNumId="19" w15:restartNumberingAfterBreak="0">
-    <w:nsid w:val="24E34313"/>
-    <w:multiLevelType w:val="hybridMultilevel"/>
-    <w:tmpl w:val="CFBCEF58"/>
-    <w:lvl w:ilvl="0" w:tplc="04190001">
-      <w:start w:val="1"/>
-      <w:numFmt w:val="bullet"/>
-      <w:lvlText w:val=""/>
-      <w:lvlJc w:val="left"/>
-      <w:pPr>
-        <w:ind w:left="1429" w:hanging="360"/>
-      </w:pPr>
-      <w:rPr>
-        <w:rFonts w:ascii="Symbol" w:hAnsi="Symbol" w:hint="default"/>
-      </w:rPr>
-    </w:lvl>
-    <w:lvl w:ilvl="1" w:tplc="04190003" w:tentative="1">
-      <w:start w:val="1"/>
-      <w:numFmt w:val="bullet"/>
-      <w:lvlText w:val="o"/>
-      <w:lvlJc w:val="left"/>
-      <w:pPr>
-        <w:ind w:left="2149" w:hanging="360"/>
-      </w:pPr>
-      <w:rPr>
-        <w:rFonts w:ascii="Courier New" w:hAnsi="Courier New" w:cs="Courier New" w:hint="default"/>
-      </w:rPr>
-    </w:lvl>
-    <w:lvl w:ilvl="2" w:tplc="04190005" w:tentative="1">
-      <w:start w:val="1"/>
-      <w:numFmt w:val="bullet"/>
-      <w:lvlText w:val=""/>
-      <w:lvlJc w:val="left"/>
-      <w:pPr>
-        <w:ind w:left="2869" w:hanging="360"/>
-      </w:pPr>
-      <w:rPr>
-        <w:rFonts w:ascii="Wingdings" w:hAnsi="Wingdings" w:hint="default"/>
-      </w:rPr>
-    </w:lvl>
-    <w:lvl w:ilvl="3" w:tplc="04190001" w:tentative="1">
-      <w:start w:val="1"/>
-      <w:numFmt w:val="bullet"/>
-      <w:lvlText w:val=""/>
-      <w:lvlJc w:val="left"/>
-      <w:pPr>
-        <w:ind w:left="3589" w:hanging="360"/>
-      </w:pPr>
-      <w:rPr>
-        <w:rFonts w:ascii="Symbol" w:hAnsi="Symbol" w:hint="default"/>
-      </w:rPr>
-    </w:lvl>
-    <w:lvl w:ilvl="4" w:tplc="04190003" w:tentative="1">
-      <w:start w:val="1"/>
-      <w:numFmt w:val="bullet"/>
-      <w:lvlText w:val="o"/>
-      <w:lvlJc w:val="left"/>
-      <w:pPr>
-        <w:ind w:left="4309" w:hanging="360"/>
-      </w:pPr>
-      <w:rPr>
-        <w:rFonts w:ascii="Courier New" w:hAnsi="Courier New" w:cs="Courier New" w:hint="default"/>
-      </w:rPr>
-    </w:lvl>
-    <w:lvl w:ilvl="5" w:tplc="04190005" w:tentative="1">
-      <w:start w:val="1"/>
-      <w:numFmt w:val="bullet"/>
-      <w:lvlText w:val=""/>
-      <w:lvlJc w:val="left"/>
-      <w:pPr>
-        <w:ind w:left="5029" w:hanging="360"/>
-      </w:pPr>
-      <w:rPr>
-        <w:rFonts w:ascii="Wingdings" w:hAnsi="Wingdings" w:hint="default"/>
-      </w:rPr>
-    </w:lvl>
-    <w:lvl w:ilvl="6" w:tplc="04190001" w:tentative="1">
-      <w:start w:val="1"/>
-      <w:numFmt w:val="bullet"/>
-      <w:lvlText w:val=""/>
-      <w:lvlJc w:val="left"/>
-      <w:pPr>
-        <w:ind w:left="5749" w:hanging="360"/>
-      </w:pPr>
-      <w:rPr>
-        <w:rFonts w:ascii="Symbol" w:hAnsi="Symbol" w:hint="default"/>
-      </w:rPr>
-    </w:lvl>
-    <w:lvl w:ilvl="7" w:tplc="04190003" w:tentative="1">
-      <w:start w:val="1"/>
-      <w:numFmt w:val="bullet"/>
-      <w:lvlText w:val="o"/>
-      <w:lvlJc w:val="left"/>
-      <w:pPr>
-        <w:ind w:left="6469" w:hanging="360"/>
-      </w:pPr>
-      <w:rPr>
-        <w:rFonts w:ascii="Courier New" w:hAnsi="Courier New" w:cs="Courier New" w:hint="default"/>
-      </w:rPr>
-    </w:lvl>
-    <w:lvl w:ilvl="8" w:tplc="04190005" w:tentative="1">
-      <w:start w:val="1"/>
-      <w:numFmt w:val="bullet"/>
-      <w:lvlText w:val=""/>
-      <w:lvlJc w:val="left"/>
-      <w:pPr>
-        <w:ind w:left="7189" w:hanging="360"/>
-      </w:pPr>
-      <w:rPr>
-        <w:rFonts w:ascii="Wingdings" w:hAnsi="Wingdings" w:hint="default"/>
-      </w:rPr>
-    </w:lvl>
-  </w:abstractNum>
-  <w:abstractNum w:abstractNumId="20" w15:restartNumberingAfterBreak="0">
-    <w:nsid w:val="2604249A"/>
-    <w:multiLevelType w:val="hybridMultilevel"/>
-    <w:tmpl w:val="62DAA550"/>
-    <w:lvl w:ilvl="0" w:tplc="0419000F">
-      <w:start w:val="1"/>
-      <w:numFmt w:val="decimal"/>
-      <w:lvlText w:val="%1."/>
-      <w:lvlJc w:val="left"/>
-      <w:pPr>
-        <w:ind w:left="1429" w:hanging="360"/>
-      </w:pPr>
-    </w:lvl>
-    <w:lvl w:ilvl="1" w:tplc="04190019" w:tentative="1">
-      <w:start w:val="1"/>
-      <w:numFmt w:val="lowerLetter"/>
-      <w:lvlText w:val="%2."/>
-      <w:lvlJc w:val="left"/>
-      <w:pPr>
-        <w:ind w:left="2149" w:hanging="360"/>
-      </w:pPr>
-    </w:lvl>
-    <w:lvl w:ilvl="2" w:tplc="0419001B" w:tentative="1">
-      <w:start w:val="1"/>
-      <w:numFmt w:val="lowerRoman"/>
-      <w:lvlText w:val="%3."/>
-      <w:lvlJc w:val="right"/>
-      <w:pPr>
-        <w:ind w:left="2869" w:hanging="180"/>
-      </w:pPr>
-    </w:lvl>
-    <w:lvl w:ilvl="3" w:tplc="0419000F" w:tentative="1">
-      <w:start w:val="1"/>
-      <w:numFmt w:val="decimal"/>
-      <w:lvlText w:val="%4."/>
-      <w:lvlJc w:val="left"/>
-      <w:pPr>
-        <w:ind w:left="3589" w:hanging="360"/>
-      </w:pPr>
-    </w:lvl>
-    <w:lvl w:ilvl="4" w:tplc="04190019" w:tentative="1">
-      <w:start w:val="1"/>
-      <w:numFmt w:val="lowerLetter"/>
-      <w:lvlText w:val="%5."/>
-      <w:lvlJc w:val="left"/>
-      <w:pPr>
-        <w:ind w:left="4309" w:hanging="360"/>
-      </w:pPr>
-    </w:lvl>
-    <w:lvl w:ilvl="5" w:tplc="0419001B" w:tentative="1">
-      <w:start w:val="1"/>
-      <w:numFmt w:val="lowerRoman"/>
-      <w:lvlText w:val="%6."/>
-      <w:lvlJc w:val="right"/>
-      <w:pPr>
-        <w:ind w:left="5029" w:hanging="180"/>
-      </w:pPr>
-    </w:lvl>
-    <w:lvl w:ilvl="6" w:tplc="0419000F" w:tentative="1">
-      <w:start w:val="1"/>
-      <w:numFmt w:val="decimal"/>
-      <w:lvlText w:val="%7."/>
-      <w:lvlJc w:val="left"/>
-      <w:pPr>
-        <w:ind w:left="5749" w:hanging="360"/>
-      </w:pPr>
-    </w:lvl>
-    <w:lvl w:ilvl="7" w:tplc="04190019" w:tentative="1">
-      <w:start w:val="1"/>
-      <w:numFmt w:val="lowerLetter"/>
-      <w:lvlText w:val="%8."/>
-      <w:lvlJc w:val="left"/>
-      <w:pPr>
-        <w:ind w:left="6469" w:hanging="360"/>
-      </w:pPr>
-    </w:lvl>
-    <w:lvl w:ilvl="8" w:tplc="0419001B" w:tentative="1">
-      <w:start w:val="1"/>
-      <w:numFmt w:val="lowerRoman"/>
-      <w:lvlText w:val="%9."/>
-      <w:lvlJc w:val="right"/>
-      <w:pPr>
-        <w:ind w:left="7189" w:hanging="180"/>
-      </w:pPr>
-    </w:lvl>
-  </w:abstractNum>
-  <w:abstractNum w:abstractNumId="21" w15:restartNumberingAfterBreak="0">
-    <w:nsid w:val="269563FE"/>
-    <w:multiLevelType w:val="hybridMultilevel"/>
-    <w:tmpl w:val="8A28BB1A"/>
-    <w:lvl w:ilvl="0" w:tplc="0419000F">
-      <w:start w:val="1"/>
-      <w:numFmt w:val="decimal"/>
-      <w:lvlText w:val="%1."/>
-      <w:lvlJc w:val="left"/>
-      <w:pPr>
-        <w:ind w:left="1429" w:hanging="360"/>
-      </w:pPr>
-    </w:lvl>
-    <w:lvl w:ilvl="1" w:tplc="04190019" w:tentative="1">
-      <w:start w:val="1"/>
-      <w:numFmt w:val="lowerLetter"/>
-      <w:lvlText w:val="%2."/>
-      <w:lvlJc w:val="left"/>
-      <w:pPr>
-        <w:ind w:left="2149" w:hanging="360"/>
-      </w:pPr>
-    </w:lvl>
-    <w:lvl w:ilvl="2" w:tplc="0419001B" w:tentative="1">
-      <w:start w:val="1"/>
-      <w:numFmt w:val="lowerRoman"/>
-      <w:lvlText w:val="%3."/>
-      <w:lvlJc w:val="right"/>
-      <w:pPr>
-        <w:ind w:left="2869" w:hanging="180"/>
-      </w:pPr>
-    </w:lvl>
-    <w:lvl w:ilvl="3" w:tplc="0419000F" w:tentative="1">
-      <w:start w:val="1"/>
-      <w:numFmt w:val="decimal"/>
-      <w:lvlText w:val="%4."/>
-      <w:lvlJc w:val="left"/>
-      <w:pPr>
-        <w:ind w:left="3589" w:hanging="360"/>
-      </w:pPr>
-    </w:lvl>
-    <w:lvl w:ilvl="4" w:tplc="04190019" w:tentative="1">
-      <w:start w:val="1"/>
-      <w:numFmt w:val="lowerLetter"/>
-      <w:lvlText w:val="%5."/>
-      <w:lvlJc w:val="left"/>
-      <w:pPr>
-        <w:ind w:left="4309" w:hanging="360"/>
-      </w:pPr>
-    </w:lvl>
-    <w:lvl w:ilvl="5" w:tplc="0419001B" w:tentative="1">
-      <w:start w:val="1"/>
-      <w:numFmt w:val="lowerRoman"/>
-      <w:lvlText w:val="%6."/>
-      <w:lvlJc w:val="right"/>
-      <w:pPr>
-        <w:ind w:left="5029" w:hanging="180"/>
-      </w:pPr>
-    </w:lvl>
-    <w:lvl w:ilvl="6" w:tplc="0419000F" w:tentative="1">
-      <w:start w:val="1"/>
-      <w:numFmt w:val="decimal"/>
-      <w:lvlText w:val="%7."/>
-      <w:lvlJc w:val="left"/>
-      <w:pPr>
-        <w:ind w:left="5749" w:hanging="360"/>
-      </w:pPr>
-    </w:lvl>
-    <w:lvl w:ilvl="7" w:tplc="04190019" w:tentative="1">
-      <w:start w:val="1"/>
-      <w:numFmt w:val="lowerLetter"/>
-      <w:lvlText w:val="%8."/>
-      <w:lvlJc w:val="left"/>
-      <w:pPr>
-        <w:ind w:left="6469" w:hanging="360"/>
-      </w:pPr>
-    </w:lvl>
-    <w:lvl w:ilvl="8" w:tplc="0419001B" w:tentative="1">
-      <w:start w:val="1"/>
-      <w:numFmt w:val="lowerRoman"/>
-      <w:lvlText w:val="%9."/>
-      <w:lvlJc w:val="right"/>
-      <w:pPr>
-        <w:ind w:left="7189" w:hanging="180"/>
-      </w:pPr>
-    </w:lvl>
-  </w:abstractNum>
-  <w:abstractNum w:abstractNumId="22" w15:restartNumberingAfterBreak="0">
-    <w:nsid w:val="2A680E5E"/>
-    <w:multiLevelType w:val="hybridMultilevel"/>
-    <w:tmpl w:val="B1B03B7E"/>
-    <w:lvl w:ilvl="0" w:tplc="04190001">
-      <w:start w:val="1"/>
-      <w:numFmt w:val="bullet"/>
-      <w:lvlText w:val=""/>
-      <w:lvlJc w:val="left"/>
-      <w:pPr>
-        <w:ind w:left="1429" w:hanging="360"/>
-      </w:pPr>
-      <w:rPr>
-        <w:rFonts w:ascii="Symbol" w:hAnsi="Symbol" w:hint="default"/>
-      </w:rPr>
-    </w:lvl>
-    <w:lvl w:ilvl="1" w:tplc="04190003" w:tentative="1">
-      <w:start w:val="1"/>
-      <w:numFmt w:val="bullet"/>
-      <w:lvlText w:val="o"/>
-      <w:lvlJc w:val="left"/>
-      <w:pPr>
-        <w:ind w:left="2149" w:hanging="360"/>
-      </w:pPr>
-      <w:rPr>
-        <w:rFonts w:ascii="Courier New" w:hAnsi="Courier New" w:cs="Courier New" w:hint="default"/>
-      </w:rPr>
-    </w:lvl>
-    <w:lvl w:ilvl="2" w:tplc="04190005" w:tentative="1">
-      <w:start w:val="1"/>
-      <w:numFmt w:val="bullet"/>
-      <w:lvlText w:val=""/>
-      <w:lvlJc w:val="left"/>
-      <w:pPr>
-        <w:ind w:left="2869" w:hanging="360"/>
-      </w:pPr>
-      <w:rPr>
-        <w:rFonts w:ascii="Wingdings" w:hAnsi="Wingdings" w:hint="default"/>
-      </w:rPr>
-    </w:lvl>
-    <w:lvl w:ilvl="3" w:tplc="04190001" w:tentative="1">
-      <w:start w:val="1"/>
-      <w:numFmt w:val="bullet"/>
-      <w:lvlText w:val=""/>
-      <w:lvlJc w:val="left"/>
-      <w:pPr>
-        <w:ind w:left="3589" w:hanging="360"/>
-      </w:pPr>
-      <w:rPr>
-        <w:rFonts w:ascii="Symbol" w:hAnsi="Symbol" w:hint="default"/>
-      </w:rPr>
-    </w:lvl>
-    <w:lvl w:ilvl="4" w:tplc="04190003" w:tentative="1">
-      <w:start w:val="1"/>
-      <w:numFmt w:val="bullet"/>
-      <w:lvlText w:val="o"/>
-      <w:lvlJc w:val="left"/>
-      <w:pPr>
-        <w:ind w:left="4309" w:hanging="360"/>
-      </w:pPr>
-      <w:rPr>
-        <w:rFonts w:ascii="Courier New" w:hAnsi="Courier New" w:cs="Courier New" w:hint="default"/>
-      </w:rPr>
-    </w:lvl>
-    <w:lvl w:ilvl="5" w:tplc="04190005" w:tentative="1">
-      <w:start w:val="1"/>
-      <w:numFmt w:val="bullet"/>
-      <w:lvlText w:val=""/>
-      <w:lvlJc w:val="left"/>
-      <w:pPr>
-        <w:ind w:left="5029" w:hanging="360"/>
-      </w:pPr>
-      <w:rPr>
-        <w:rFonts w:ascii="Wingdings" w:hAnsi="Wingdings" w:hint="default"/>
-      </w:rPr>
-    </w:lvl>
-    <w:lvl w:ilvl="6" w:tplc="04190001" w:tentative="1">
-      <w:start w:val="1"/>
-      <w:numFmt w:val="bullet"/>
-      <w:lvlText w:val=""/>
-      <w:lvlJc w:val="left"/>
-      <w:pPr>
-        <w:ind w:left="5749" w:hanging="360"/>
-      </w:pPr>
-      <w:rPr>
-        <w:rFonts w:ascii="Symbol" w:hAnsi="Symbol" w:hint="default"/>
-      </w:rPr>
-    </w:lvl>
-    <w:lvl w:ilvl="7" w:tplc="04190003" w:tentative="1">
-      <w:start w:val="1"/>
-      <w:numFmt w:val="bullet"/>
-      <w:lvlText w:val="o"/>
-      <w:lvlJc w:val="left"/>
-      <w:pPr>
-        <w:ind w:left="6469" w:hanging="360"/>
-      </w:pPr>
-      <w:rPr>
-        <w:rFonts w:ascii="Courier New" w:hAnsi="Courier New" w:cs="Courier New" w:hint="default"/>
-      </w:rPr>
-    </w:lvl>
-    <w:lvl w:ilvl="8" w:tplc="04190005" w:tentative="1">
-      <w:start w:val="1"/>
-      <w:numFmt w:val="bullet"/>
-      <w:lvlText w:val=""/>
-      <w:lvlJc w:val="left"/>
-      <w:pPr>
-        <w:ind w:left="7189" w:hanging="360"/>
-      </w:pPr>
-      <w:rPr>
-        <w:rFonts w:ascii="Wingdings" w:hAnsi="Wingdings" w:hint="default"/>
-      </w:rPr>
-    </w:lvl>
-  </w:abstractNum>
-  <w:abstractNum w:abstractNumId="23" w15:restartNumberingAfterBreak="0">
-    <w:nsid w:val="2BF92A7C"/>
-    <w:multiLevelType w:val="multilevel"/>
-    <w:tmpl w:val="04D482C2"/>
-    <w:lvl w:ilvl="0">
-      <w:start w:val="1"/>
-      <w:numFmt w:val="decimal"/>
-      <w:lvlText w:val="%1."/>
-      <w:lvlJc w:val="left"/>
-      <w:pPr>
-        <w:tabs>
-          <w:tab w:val="num" w:pos="720"/>
-        </w:tabs>
-        <w:ind w:left="720" w:hanging="360"/>
-      </w:pPr>
-    </w:lvl>
-    <w:lvl w:ilvl="1" w:tentative="1">
-      <w:start w:val="1"/>
-      <w:numFmt w:val="decimal"/>
-      <w:lvlText w:val="%2."/>
-      <w:lvlJc w:val="left"/>
-      <w:pPr>
-        <w:tabs>
-          <w:tab w:val="num" w:pos="1440"/>
-        </w:tabs>
-        <w:ind w:left="1440" w:hanging="360"/>
-      </w:pPr>
-    </w:lvl>
-    <w:lvl w:ilvl="2" w:tentative="1">
-      <w:start w:val="1"/>
-      <w:numFmt w:val="decimal"/>
-      <w:lvlText w:val="%3."/>
-      <w:lvlJc w:val="left"/>
-      <w:pPr>
-        <w:tabs>
-          <w:tab w:val="num" w:pos="2160"/>
-        </w:tabs>
-        <w:ind w:left="2160" w:hanging="360"/>
-      </w:pPr>
-    </w:lvl>
-    <w:lvl w:ilvl="3" w:tentative="1">
-      <w:start w:val="1"/>
-      <w:numFmt w:val="decimal"/>
-      <w:lvlText w:val="%4."/>
-      <w:lvlJc w:val="left"/>
-      <w:pPr>
-        <w:tabs>
-          <w:tab w:val="num" w:pos="2880"/>
-        </w:tabs>
-        <w:ind w:left="2880" w:hanging="360"/>
-      </w:pPr>
-    </w:lvl>
-    <w:lvl w:ilvl="4" w:tentative="1">
-      <w:start w:val="1"/>
-      <w:numFmt w:val="decimal"/>
-      <w:lvlText w:val="%5."/>
-      <w:lvlJc w:val="left"/>
-      <w:pPr>
-        <w:tabs>
-          <w:tab w:val="num" w:pos="3600"/>
-        </w:tabs>
-        <w:ind w:left="3600" w:hanging="360"/>
-      </w:pPr>
-    </w:lvl>
-    <w:lvl w:ilvl="5" w:tentative="1">
-      <w:start w:val="1"/>
-      <w:numFmt w:val="decimal"/>
-      <w:lvlText w:val="%6."/>
-      <w:lvlJc w:val="left"/>
-      <w:pPr>
-        <w:tabs>
-          <w:tab w:val="num" w:pos="4320"/>
-        </w:tabs>
-        <w:ind w:left="4320" w:hanging="360"/>
-      </w:pPr>
-    </w:lvl>
-    <w:lvl w:ilvl="6" w:tentative="1">
-      <w:start w:val="1"/>
-      <w:numFmt w:val="decimal"/>
-      <w:lvlText w:val="%7."/>
-      <w:lvlJc w:val="left"/>
-      <w:pPr>
-        <w:tabs>
-          <w:tab w:val="num" w:pos="5040"/>
-        </w:tabs>
-        <w:ind w:left="5040" w:hanging="360"/>
-      </w:pPr>
-    </w:lvl>
-    <w:lvl w:ilvl="7" w:tentative="1">
-      <w:start w:val="1"/>
-      <w:numFmt w:val="decimal"/>
-      <w:lvlText w:val="%8."/>
-      <w:lvlJc w:val="left"/>
-      <w:pPr>
-        <w:tabs>
-          <w:tab w:val="num" w:pos="5760"/>
-        </w:tabs>
-        <w:ind w:left="5760" w:hanging="360"/>
-      </w:pPr>
-    </w:lvl>
-    <w:lvl w:ilvl="8" w:tentative="1">
-      <w:start w:val="1"/>
-      <w:numFmt w:val="decimal"/>
-      <w:lvlText w:val="%9."/>
-      <w:lvlJc w:val="left"/>
-      <w:pPr>
-        <w:tabs>
-          <w:tab w:val="num" w:pos="6480"/>
-        </w:tabs>
-        <w:ind w:left="6480" w:hanging="360"/>
-      </w:pPr>
-    </w:lvl>
-  </w:abstractNum>
-  <w:abstractNum w:abstractNumId="24" w15:restartNumberingAfterBreak="0">
-    <w:nsid w:val="2C1D7D08"/>
-    <w:multiLevelType w:val="hybridMultilevel"/>
-    <w:tmpl w:val="CB2624B0"/>
-    <w:lvl w:ilvl="0" w:tplc="04190001">
-      <w:start w:val="1"/>
-      <w:numFmt w:val="bullet"/>
-      <w:lvlText w:val=""/>
-      <w:lvlJc w:val="left"/>
-      <w:pPr>
-        <w:ind w:left="1429" w:hanging="360"/>
-      </w:pPr>
-      <w:rPr>
-        <w:rFonts w:ascii="Symbol" w:hAnsi="Symbol" w:hint="default"/>
-      </w:rPr>
-    </w:lvl>
-    <w:lvl w:ilvl="1" w:tplc="04190003" w:tentative="1">
-      <w:start w:val="1"/>
-      <w:numFmt w:val="bullet"/>
-      <w:lvlText w:val="o"/>
-      <w:lvlJc w:val="left"/>
-      <w:pPr>
-        <w:ind w:left="2149" w:hanging="360"/>
-      </w:pPr>
-      <w:rPr>
-        <w:rFonts w:ascii="Courier New" w:hAnsi="Courier New" w:cs="Courier New" w:hint="default"/>
-      </w:rPr>
-    </w:lvl>
-    <w:lvl w:ilvl="2" w:tplc="04190005" w:tentative="1">
-      <w:start w:val="1"/>
-      <w:numFmt w:val="bullet"/>
-      <w:lvlText w:val=""/>
-      <w:lvlJc w:val="left"/>
-      <w:pPr>
-        <w:ind w:left="2869" w:hanging="360"/>
-      </w:pPr>
-      <w:rPr>
-        <w:rFonts w:ascii="Wingdings" w:hAnsi="Wingdings" w:hint="default"/>
-      </w:rPr>
-    </w:lvl>
-    <w:lvl w:ilvl="3" w:tplc="04190001" w:tentative="1">
-      <w:start w:val="1"/>
-      <w:numFmt w:val="bullet"/>
-      <w:lvlText w:val=""/>
-      <w:lvlJc w:val="left"/>
-      <w:pPr>
-        <w:ind w:left="3589" w:hanging="360"/>
-      </w:pPr>
-      <w:rPr>
-        <w:rFonts w:ascii="Symbol" w:hAnsi="Symbol" w:hint="default"/>
-      </w:rPr>
-    </w:lvl>
-    <w:lvl w:ilvl="4" w:tplc="04190003" w:tentative="1">
-      <w:start w:val="1"/>
-      <w:numFmt w:val="bullet"/>
-      <w:lvlText w:val="o"/>
-      <w:lvlJc w:val="left"/>
-      <w:pPr>
-        <w:ind w:left="4309" w:hanging="360"/>
-      </w:pPr>
-      <w:rPr>
-        <w:rFonts w:ascii="Courier New" w:hAnsi="Courier New" w:cs="Courier New" w:hint="default"/>
-      </w:rPr>
-    </w:lvl>
-    <w:lvl w:ilvl="5" w:tplc="04190005" w:tentative="1">
-      <w:start w:val="1"/>
-      <w:numFmt w:val="bullet"/>
-      <w:lvlText w:val=""/>
-      <w:lvlJc w:val="left"/>
-      <w:pPr>
-        <w:ind w:left="5029" w:hanging="360"/>
-      </w:pPr>
-      <w:rPr>
-        <w:rFonts w:ascii="Wingdings" w:hAnsi="Wingdings" w:hint="default"/>
-      </w:rPr>
-    </w:lvl>
-    <w:lvl w:ilvl="6" w:tplc="04190001" w:tentative="1">
-      <w:start w:val="1"/>
-      <w:numFmt w:val="bullet"/>
-      <w:lvlText w:val=""/>
-      <w:lvlJc w:val="left"/>
-      <w:pPr>
-        <w:ind w:left="5749" w:hanging="360"/>
-      </w:pPr>
-      <w:rPr>
-        <w:rFonts w:ascii="Symbol" w:hAnsi="Symbol" w:hint="default"/>
-      </w:rPr>
-    </w:lvl>
-    <w:lvl w:ilvl="7" w:tplc="04190003" w:tentative="1">
-      <w:start w:val="1"/>
-      <w:numFmt w:val="bullet"/>
-      <w:lvlText w:val="o"/>
-      <w:lvlJc w:val="left"/>
-      <w:pPr>
-        <w:ind w:left="6469" w:hanging="360"/>
-      </w:pPr>
-      <w:rPr>
-        <w:rFonts w:ascii="Courier New" w:hAnsi="Courier New" w:cs="Courier New" w:hint="default"/>
-      </w:rPr>
-    </w:lvl>
-    <w:lvl w:ilvl="8" w:tplc="04190005" w:tentative="1">
-      <w:start w:val="1"/>
-      <w:numFmt w:val="bullet"/>
-      <w:lvlText w:val=""/>
-      <w:lvlJc w:val="left"/>
-      <w:pPr>
-        <w:ind w:left="7189" w:hanging="360"/>
-      </w:pPr>
-      <w:rPr>
-        <w:rFonts w:ascii="Wingdings" w:hAnsi="Wingdings" w:hint="default"/>
-      </w:rPr>
-    </w:lvl>
-  </w:abstractNum>
-  <w:abstractNum w:abstractNumId="25" w15:restartNumberingAfterBreak="0">
-    <w:nsid w:val="2D6B0D58"/>
-    <w:multiLevelType w:val="multilevel"/>
-    <w:tmpl w:val="1A885544"/>
-    <w:lvl w:ilvl="0">
-      <w:start w:val="3"/>
-      <w:numFmt w:val="decimal"/>
-      <w:lvlText w:val="%1."/>
-      <w:lvlJc w:val="left"/>
-      <w:pPr>
-        <w:tabs>
-          <w:tab w:val="num" w:pos="720"/>
-        </w:tabs>
-        <w:ind w:left="720" w:hanging="360"/>
-      </w:pPr>
-    </w:lvl>
-    <w:lvl w:ilvl="1" w:tentative="1">
-      <w:start w:val="1"/>
-      <w:numFmt w:val="decimal"/>
-      <w:lvlText w:val="%2."/>
-      <w:lvlJc w:val="left"/>
-      <w:pPr>
-        <w:tabs>
-          <w:tab w:val="num" w:pos="1440"/>
-        </w:tabs>
-        <w:ind w:left="1440" w:hanging="360"/>
-      </w:pPr>
-    </w:lvl>
-    <w:lvl w:ilvl="2" w:tentative="1">
-      <w:start w:val="1"/>
-      <w:numFmt w:val="decimal"/>
-      <w:lvlText w:val="%3."/>
-      <w:lvlJc w:val="left"/>
-      <w:pPr>
-        <w:tabs>
-          <w:tab w:val="num" w:pos="2160"/>
-        </w:tabs>
-        <w:ind w:left="2160" w:hanging="360"/>
-      </w:pPr>
-    </w:lvl>
-    <w:lvl w:ilvl="3" w:tentative="1">
-      <w:start w:val="1"/>
-      <w:numFmt w:val="decimal"/>
-      <w:lvlText w:val="%4."/>
-      <w:lvlJc w:val="left"/>
-      <w:pPr>
-        <w:tabs>
-          <w:tab w:val="num" w:pos="2880"/>
-        </w:tabs>
-        <w:ind w:left="2880" w:hanging="360"/>
-      </w:pPr>
-    </w:lvl>
-    <w:lvl w:ilvl="4" w:tentative="1">
-      <w:start w:val="1"/>
-      <w:numFmt w:val="decimal"/>
-      <w:lvlText w:val="%5."/>
-      <w:lvlJc w:val="left"/>
-      <w:pPr>
-        <w:tabs>
-          <w:tab w:val="num" w:pos="3600"/>
-        </w:tabs>
-        <w:ind w:left="3600" w:hanging="360"/>
-      </w:pPr>
-    </w:lvl>
-    <w:lvl w:ilvl="5" w:tentative="1">
-      <w:start w:val="1"/>
-      <w:numFmt w:val="decimal"/>
-      <w:lvlText w:val="%6."/>
-      <w:lvlJc w:val="left"/>
-      <w:pPr>
-        <w:tabs>
-          <w:tab w:val="num" w:pos="4320"/>
-        </w:tabs>
-        <w:ind w:left="4320" w:hanging="360"/>
-      </w:pPr>
-    </w:lvl>
-    <w:lvl w:ilvl="6" w:tentative="1">
-      <w:start w:val="1"/>
-      <w:numFmt w:val="decimal"/>
-      <w:lvlText w:val="%7."/>
-      <w:lvlJc w:val="left"/>
-      <w:pPr>
-        <w:tabs>
-          <w:tab w:val="num" w:pos="5040"/>
-        </w:tabs>
-        <w:ind w:left="5040" w:hanging="360"/>
-      </w:pPr>
-    </w:lvl>
-    <w:lvl w:ilvl="7" w:tentative="1">
-      <w:start w:val="1"/>
-      <w:numFmt w:val="decimal"/>
-      <w:lvlText w:val="%8."/>
-      <w:lvlJc w:val="left"/>
-      <w:pPr>
-        <w:tabs>
-          <w:tab w:val="num" w:pos="5760"/>
-        </w:tabs>
-        <w:ind w:left="5760" w:hanging="360"/>
-      </w:pPr>
-    </w:lvl>
-    <w:lvl w:ilvl="8" w:tentative="1">
-      <w:start w:val="1"/>
-      <w:numFmt w:val="decimal"/>
-      <w:lvlText w:val="%9."/>
-      <w:lvlJc w:val="left"/>
-      <w:pPr>
-        <w:tabs>
-          <w:tab w:val="num" w:pos="6480"/>
-        </w:tabs>
-        <w:ind w:left="6480" w:hanging="360"/>
-      </w:pPr>
-    </w:lvl>
-  </w:abstractNum>
-  <w:abstractNum w:abstractNumId="26" w15:restartNumberingAfterBreak="0">
-    <w:nsid w:val="2EEE2A13"/>
-    <w:multiLevelType w:val="hybridMultilevel"/>
-    <w:tmpl w:val="95F21226"/>
-    <w:lvl w:ilvl="0" w:tplc="04190001">
-      <w:start w:val="1"/>
-      <w:numFmt w:val="bullet"/>
-      <w:lvlText w:val=""/>
-      <w:lvlJc w:val="left"/>
-      <w:pPr>
-        <w:ind w:left="1429" w:hanging="360"/>
-      </w:pPr>
-      <w:rPr>
-        <w:rFonts w:ascii="Symbol" w:hAnsi="Symbol" w:hint="default"/>
-      </w:rPr>
-    </w:lvl>
-    <w:lvl w:ilvl="1" w:tplc="04190003" w:tentative="1">
-      <w:start w:val="1"/>
-      <w:numFmt w:val="bullet"/>
-      <w:lvlText w:val="o"/>
-      <w:lvlJc w:val="left"/>
-      <w:pPr>
-        <w:ind w:left="2149" w:hanging="360"/>
-      </w:pPr>
-      <w:rPr>
-        <w:rFonts w:ascii="Courier New" w:hAnsi="Courier New" w:cs="Courier New" w:hint="default"/>
-      </w:rPr>
-    </w:lvl>
-    <w:lvl w:ilvl="2" w:tplc="04190005" w:tentative="1">
-      <w:start w:val="1"/>
-      <w:numFmt w:val="bullet"/>
-      <w:lvlText w:val=""/>
-      <w:lvlJc w:val="left"/>
-      <w:pPr>
-        <w:ind w:left="2869" w:hanging="360"/>
-      </w:pPr>
-      <w:rPr>
-        <w:rFonts w:ascii="Wingdings" w:hAnsi="Wingdings" w:hint="default"/>
-      </w:rPr>
-    </w:lvl>
-    <w:lvl w:ilvl="3" w:tplc="04190001" w:tentative="1">
-      <w:start w:val="1"/>
-      <w:numFmt w:val="bullet"/>
-      <w:lvlText w:val=""/>
-      <w:lvlJc w:val="left"/>
-      <w:pPr>
-        <w:ind w:left="3589" w:hanging="360"/>
-      </w:pPr>
-      <w:rPr>
-        <w:rFonts w:ascii="Symbol" w:hAnsi="Symbol" w:hint="default"/>
-      </w:rPr>
-    </w:lvl>
-    <w:lvl w:ilvl="4" w:tplc="04190003" w:tentative="1">
-      <w:start w:val="1"/>
-      <w:numFmt w:val="bullet"/>
-      <w:lvlText w:val="o"/>
-      <w:lvlJc w:val="left"/>
-      <w:pPr>
-        <w:ind w:left="4309" w:hanging="360"/>
-      </w:pPr>
-      <w:rPr>
-        <w:rFonts w:ascii="Courier New" w:hAnsi="Courier New" w:cs="Courier New" w:hint="default"/>
-      </w:rPr>
-    </w:lvl>
-    <w:lvl w:ilvl="5" w:tplc="04190005" w:tentative="1">
-      <w:start w:val="1"/>
-      <w:numFmt w:val="bullet"/>
-      <w:lvlText w:val=""/>
-      <w:lvlJc w:val="left"/>
-      <w:pPr>
-        <w:ind w:left="5029" w:hanging="360"/>
-      </w:pPr>
-      <w:rPr>
-        <w:rFonts w:ascii="Wingdings" w:hAnsi="Wingdings" w:hint="default"/>
-      </w:rPr>
-    </w:lvl>
-    <w:lvl w:ilvl="6" w:tplc="04190001" w:tentative="1">
-      <w:start w:val="1"/>
-      <w:numFmt w:val="bullet"/>
-      <w:lvlText w:val=""/>
-      <w:lvlJc w:val="left"/>
-      <w:pPr>
-        <w:ind w:left="5749" w:hanging="360"/>
-      </w:pPr>
-      <w:rPr>
-        <w:rFonts w:ascii="Symbol" w:hAnsi="Symbol" w:hint="default"/>
-      </w:rPr>
-    </w:lvl>
-    <w:lvl w:ilvl="7" w:tplc="04190003" w:tentative="1">
-      <w:start w:val="1"/>
-      <w:numFmt w:val="bullet"/>
-      <w:lvlText w:val="o"/>
-      <w:lvlJc w:val="left"/>
-      <w:pPr>
-        <w:ind w:left="6469" w:hanging="360"/>
-      </w:pPr>
-      <w:rPr>
-        <w:rFonts w:ascii="Courier New" w:hAnsi="Courier New" w:cs="Courier New" w:hint="default"/>
-      </w:rPr>
-    </w:lvl>
-    <w:lvl w:ilvl="8" w:tplc="04190005" w:tentative="1">
-      <w:start w:val="1"/>
-      <w:numFmt w:val="bullet"/>
-      <w:lvlText w:val=""/>
-      <w:lvlJc w:val="left"/>
-      <w:pPr>
-        <w:ind w:left="7189" w:hanging="360"/>
-      </w:pPr>
-      <w:rPr>
-        <w:rFonts w:ascii="Wingdings" w:hAnsi="Wingdings" w:hint="default"/>
-      </w:rPr>
-    </w:lvl>
-  </w:abstractNum>
-  <w:abstractNum w:abstractNumId="27" w15:restartNumberingAfterBreak="0">
-    <w:nsid w:val="2F976951"/>
-    <w:multiLevelType w:val="hybridMultilevel"/>
-    <w:tmpl w:val="1EC0031A"/>
-    <w:lvl w:ilvl="0" w:tplc="04190001">
-      <w:start w:val="1"/>
-      <w:numFmt w:val="bullet"/>
-      <w:lvlText w:val=""/>
-      <w:lvlJc w:val="left"/>
-      <w:pPr>
-        <w:ind w:left="1429" w:hanging="360"/>
-      </w:pPr>
-      <w:rPr>
-        <w:rFonts w:ascii="Symbol" w:hAnsi="Symbol" w:hint="default"/>
-      </w:rPr>
-    </w:lvl>
-    <w:lvl w:ilvl="1" w:tplc="04190003" w:tentative="1">
-      <w:start w:val="1"/>
-      <w:numFmt w:val="bullet"/>
-      <w:lvlText w:val="o"/>
-      <w:lvlJc w:val="left"/>
-      <w:pPr>
-        <w:ind w:left="2149" w:hanging="360"/>
-      </w:pPr>
-      <w:rPr>
-        <w:rFonts w:ascii="Courier New" w:hAnsi="Courier New" w:cs="Courier New" w:hint="default"/>
-      </w:rPr>
-    </w:lvl>
-    <w:lvl w:ilvl="2" w:tplc="04190005" w:tentative="1">
-      <w:start w:val="1"/>
-      <w:numFmt w:val="bullet"/>
-      <w:lvlText w:val=""/>
-      <w:lvlJc w:val="left"/>
-      <w:pPr>
-        <w:ind w:left="2869" w:hanging="360"/>
-      </w:pPr>
-      <w:rPr>
-        <w:rFonts w:ascii="Wingdings" w:hAnsi="Wingdings" w:hint="default"/>
-      </w:rPr>
-    </w:lvl>
-    <w:lvl w:ilvl="3" w:tplc="04190001" w:tentative="1">
-      <w:start w:val="1"/>
-      <w:numFmt w:val="bullet"/>
-      <w:lvlText w:val=""/>
-      <w:lvlJc w:val="left"/>
-      <w:pPr>
-        <w:ind w:left="3589" w:hanging="360"/>
-      </w:pPr>
-      <w:rPr>
-        <w:rFonts w:ascii="Symbol" w:hAnsi="Symbol" w:hint="default"/>
-      </w:rPr>
-    </w:lvl>
-    <w:lvl w:ilvl="4" w:tplc="04190003" w:tentative="1">
-      <w:start w:val="1"/>
-      <w:numFmt w:val="bullet"/>
-      <w:lvlText w:val="o"/>
-      <w:lvlJc w:val="left"/>
-      <w:pPr>
-        <w:ind w:left="4309" w:hanging="360"/>
-      </w:pPr>
-      <w:rPr>
-        <w:rFonts w:ascii="Courier New" w:hAnsi="Courier New" w:cs="Courier New" w:hint="default"/>
-      </w:rPr>
-    </w:lvl>
-    <w:lvl w:ilvl="5" w:tplc="04190005" w:tentative="1">
-      <w:start w:val="1"/>
-      <w:numFmt w:val="bullet"/>
-      <w:lvlText w:val=""/>
-      <w:lvlJc w:val="left"/>
-      <w:pPr>
-        <w:ind w:left="5029" w:hanging="360"/>
-      </w:pPr>
-      <w:rPr>
-        <w:rFonts w:ascii="Wingdings" w:hAnsi="Wingdings" w:hint="default"/>
-      </w:rPr>
-    </w:lvl>
-    <w:lvl w:ilvl="6" w:tplc="04190001" w:tentative="1">
-      <w:start w:val="1"/>
-      <w:numFmt w:val="bullet"/>
-      <w:lvlText w:val=""/>
-      <w:lvlJc w:val="left"/>
-      <w:pPr>
-        <w:ind w:left="5749" w:hanging="360"/>
-      </w:pPr>
-      <w:rPr>
-        <w:rFonts w:ascii="Symbol" w:hAnsi="Symbol" w:hint="default"/>
-      </w:rPr>
-    </w:lvl>
-    <w:lvl w:ilvl="7" w:tplc="04190003" w:tentative="1">
-      <w:start w:val="1"/>
-      <w:numFmt w:val="bullet"/>
-      <w:lvlText w:val="o"/>
-      <w:lvlJc w:val="left"/>
-      <w:pPr>
-        <w:ind w:left="6469" w:hanging="360"/>
-      </w:pPr>
-      <w:rPr>
-        <w:rFonts w:ascii="Courier New" w:hAnsi="Courier New" w:cs="Courier New" w:hint="default"/>
-      </w:rPr>
-    </w:lvl>
-    <w:lvl w:ilvl="8" w:tplc="04190005" w:tentative="1">
-      <w:start w:val="1"/>
-      <w:numFmt w:val="bullet"/>
-      <w:lvlText w:val=""/>
-      <w:lvlJc w:val="left"/>
-      <w:pPr>
-        <w:ind w:left="7189" w:hanging="360"/>
-      </w:pPr>
-      <w:rPr>
-        <w:rFonts w:ascii="Wingdings" w:hAnsi="Wingdings" w:hint="default"/>
-      </w:rPr>
-    </w:lvl>
-  </w:abstractNum>
-  <w:abstractNum w:abstractNumId="28" w15:restartNumberingAfterBreak="0">
-    <w:nsid w:val="2FF17678"/>
-    <w:multiLevelType w:val="hybridMultilevel"/>
-    <w:tmpl w:val="3DA4355C"/>
-    <w:lvl w:ilvl="0" w:tplc="0419000F">
-      <w:start w:val="1"/>
-      <w:numFmt w:val="decimal"/>
-      <w:lvlText w:val="%1."/>
-      <w:lvlJc w:val="left"/>
-      <w:pPr>
-        <w:ind w:left="1429" w:hanging="360"/>
-      </w:pPr>
-    </w:lvl>
-    <w:lvl w:ilvl="1" w:tplc="04190019" w:tentative="1">
-      <w:start w:val="1"/>
-      <w:numFmt w:val="lowerLetter"/>
-      <w:lvlText w:val="%2."/>
-      <w:lvlJc w:val="left"/>
-      <w:pPr>
-        <w:ind w:left="2149" w:hanging="360"/>
-      </w:pPr>
-    </w:lvl>
-    <w:lvl w:ilvl="2" w:tplc="0419001B" w:tentative="1">
-      <w:start w:val="1"/>
-      <w:numFmt w:val="lowerRoman"/>
-      <w:lvlText w:val="%3."/>
-      <w:lvlJc w:val="right"/>
-      <w:pPr>
-        <w:ind w:left="2869" w:hanging="180"/>
-      </w:pPr>
-    </w:lvl>
-    <w:lvl w:ilvl="3" w:tplc="0419000F" w:tentative="1">
-      <w:start w:val="1"/>
-      <w:numFmt w:val="decimal"/>
-      <w:lvlText w:val="%4."/>
-      <w:lvlJc w:val="left"/>
-      <w:pPr>
-        <w:ind w:left="3589" w:hanging="360"/>
-      </w:pPr>
-    </w:lvl>
-    <w:lvl w:ilvl="4" w:tplc="04190019" w:tentative="1">
-      <w:start w:val="1"/>
-      <w:numFmt w:val="lowerLetter"/>
-      <w:lvlText w:val="%5."/>
-      <w:lvlJc w:val="left"/>
-      <w:pPr>
-        <w:ind w:left="4309" w:hanging="360"/>
-      </w:pPr>
-    </w:lvl>
-    <w:lvl w:ilvl="5" w:tplc="0419001B" w:tentative="1">
-      <w:start w:val="1"/>
-      <w:numFmt w:val="lowerRoman"/>
-      <w:lvlText w:val="%6."/>
-      <w:lvlJc w:val="right"/>
-      <w:pPr>
-        <w:ind w:left="5029" w:hanging="180"/>
-      </w:pPr>
-    </w:lvl>
-    <w:lvl w:ilvl="6" w:tplc="0419000F" w:tentative="1">
-      <w:start w:val="1"/>
-      <w:numFmt w:val="decimal"/>
-      <w:lvlText w:val="%7."/>
-      <w:lvlJc w:val="left"/>
-      <w:pPr>
-        <w:ind w:left="5749" w:hanging="360"/>
-      </w:pPr>
-    </w:lvl>
-    <w:lvl w:ilvl="7" w:tplc="04190019" w:tentative="1">
-      <w:start w:val="1"/>
-      <w:numFmt w:val="lowerLetter"/>
-      <w:lvlText w:val="%8."/>
-      <w:lvlJc w:val="left"/>
-      <w:pPr>
-        <w:ind w:left="6469" w:hanging="360"/>
-      </w:pPr>
-    </w:lvl>
-    <w:lvl w:ilvl="8" w:tplc="0419001B" w:tentative="1">
-      <w:start w:val="1"/>
-      <w:numFmt w:val="lowerRoman"/>
-      <w:lvlText w:val="%9."/>
-      <w:lvlJc w:val="right"/>
-      <w:pPr>
-        <w:ind w:left="7189" w:hanging="180"/>
-      </w:pPr>
-    </w:lvl>
-  </w:abstractNum>
-  <w:abstractNum w:abstractNumId="29" w15:restartNumberingAfterBreak="0">
-    <w:nsid w:val="33411129"/>
-    <w:multiLevelType w:val="hybridMultilevel"/>
-    <w:tmpl w:val="3174B09C"/>
-    <w:lvl w:ilvl="0" w:tplc="0419000F">
-      <w:start w:val="1"/>
-      <w:numFmt w:val="decimal"/>
-      <w:lvlText w:val="%1."/>
-      <w:lvlJc w:val="left"/>
-      <w:pPr>
-        <w:ind w:left="1429" w:hanging="360"/>
-      </w:pPr>
-    </w:lvl>
-    <w:lvl w:ilvl="1" w:tplc="04190001">
-      <w:start w:val="1"/>
-      <w:numFmt w:val="bullet"/>
-      <w:lvlText w:val=""/>
-      <w:lvlJc w:val="left"/>
-      <w:pPr>
-        <w:ind w:left="2149" w:hanging="360"/>
-      </w:pPr>
-      <w:rPr>
-        <w:rFonts w:ascii="Symbol" w:hAnsi="Symbol" w:hint="default"/>
-      </w:rPr>
-    </w:lvl>
-    <w:lvl w:ilvl="2" w:tplc="0419001B">
-      <w:start w:val="1"/>
-      <w:numFmt w:val="lowerRoman"/>
-      <w:lvlText w:val="%3."/>
-      <w:lvlJc w:val="right"/>
-      <w:pPr>
-        <w:ind w:left="2869" w:hanging="180"/>
-      </w:pPr>
-    </w:lvl>
-    <w:lvl w:ilvl="3" w:tplc="0419000F" w:tentative="1">
-      <w:start w:val="1"/>
-      <w:numFmt w:val="decimal"/>
-      <w:lvlText w:val="%4."/>
-      <w:lvlJc w:val="left"/>
-      <w:pPr>
-        <w:ind w:left="3589" w:hanging="360"/>
-      </w:pPr>
-    </w:lvl>
-    <w:lvl w:ilvl="4" w:tplc="04190019" w:tentative="1">
-      <w:start w:val="1"/>
-      <w:numFmt w:val="lowerLetter"/>
-      <w:lvlText w:val="%5."/>
-      <w:lvlJc w:val="left"/>
-      <w:pPr>
-        <w:ind w:left="4309" w:hanging="360"/>
-      </w:pPr>
-    </w:lvl>
-    <w:lvl w:ilvl="5" w:tplc="0419001B" w:tentative="1">
-      <w:start w:val="1"/>
-      <w:numFmt w:val="lowerRoman"/>
-      <w:lvlText w:val="%6."/>
-      <w:lvlJc w:val="right"/>
-      <w:pPr>
-        <w:ind w:left="5029" w:hanging="180"/>
-      </w:pPr>
-    </w:lvl>
-    <w:lvl w:ilvl="6" w:tplc="0419000F" w:tentative="1">
-      <w:start w:val="1"/>
-      <w:numFmt w:val="decimal"/>
-      <w:lvlText w:val="%7."/>
-      <w:lvlJc w:val="left"/>
-      <w:pPr>
-        <w:ind w:left="5749" w:hanging="360"/>
-      </w:pPr>
-    </w:lvl>
-    <w:lvl w:ilvl="7" w:tplc="04190019" w:tentative="1">
-      <w:start w:val="1"/>
-      <w:numFmt w:val="lowerLetter"/>
-      <w:lvlText w:val="%8."/>
-      <w:lvlJc w:val="left"/>
-      <w:pPr>
-        <w:ind w:left="6469" w:hanging="360"/>
-      </w:pPr>
-    </w:lvl>
-    <w:lvl w:ilvl="8" w:tplc="0419001B" w:tentative="1">
-      <w:start w:val="1"/>
-      <w:numFmt w:val="lowerRoman"/>
-      <w:lvlText w:val="%9."/>
-      <w:lvlJc w:val="right"/>
-      <w:pPr>
-        <w:ind w:left="7189" w:hanging="180"/>
-      </w:pPr>
-    </w:lvl>
-  </w:abstractNum>
-  <w:abstractNum w:abstractNumId="30" w15:restartNumberingAfterBreak="0">
-    <w:nsid w:val="34043103"/>
-    <w:multiLevelType w:val="multilevel"/>
-    <w:tmpl w:val="14D232F2"/>
-    <w:lvl w:ilvl="0">
-      <w:start w:val="2"/>
-      <w:numFmt w:val="decimal"/>
-      <w:lvlText w:val="%1."/>
-      <w:lvlJc w:val="left"/>
-      <w:pPr>
-        <w:tabs>
-          <w:tab w:val="num" w:pos="720"/>
-        </w:tabs>
-        <w:ind w:left="720" w:hanging="360"/>
-      </w:pPr>
-    </w:lvl>
-    <w:lvl w:ilvl="1" w:tentative="1">
-      <w:start w:val="1"/>
-      <w:numFmt w:val="decimal"/>
-      <w:lvlText w:val="%2."/>
-      <w:lvlJc w:val="left"/>
-      <w:pPr>
-        <w:tabs>
-          <w:tab w:val="num" w:pos="1440"/>
-        </w:tabs>
-        <w:ind w:left="1440" w:hanging="360"/>
-      </w:pPr>
-    </w:lvl>
-    <w:lvl w:ilvl="2" w:tentative="1">
-      <w:start w:val="1"/>
-      <w:numFmt w:val="decimal"/>
-      <w:lvlText w:val="%3."/>
-      <w:lvlJc w:val="left"/>
-      <w:pPr>
-        <w:tabs>
-          <w:tab w:val="num" w:pos="2160"/>
-        </w:tabs>
-        <w:ind w:left="2160" w:hanging="360"/>
-      </w:pPr>
-    </w:lvl>
-    <w:lvl w:ilvl="3" w:tentative="1">
-      <w:start w:val="1"/>
-      <w:numFmt w:val="decimal"/>
-      <w:lvlText w:val="%4."/>
-      <w:lvlJc w:val="left"/>
-      <w:pPr>
-        <w:tabs>
-          <w:tab w:val="num" w:pos="2880"/>
-        </w:tabs>
-        <w:ind w:left="2880" w:hanging="360"/>
-      </w:pPr>
-    </w:lvl>
-    <w:lvl w:ilvl="4" w:tentative="1">
-      <w:start w:val="1"/>
-      <w:numFmt w:val="decimal"/>
-      <w:lvlText w:val="%5."/>
-      <w:lvlJc w:val="left"/>
-      <w:pPr>
-        <w:tabs>
-          <w:tab w:val="num" w:pos="3600"/>
-        </w:tabs>
-        <w:ind w:left="3600" w:hanging="360"/>
-      </w:pPr>
-    </w:lvl>
-    <w:lvl w:ilvl="5" w:tentative="1">
-      <w:start w:val="1"/>
-      <w:numFmt w:val="decimal"/>
-      <w:lvlText w:val="%6."/>
-      <w:lvlJc w:val="left"/>
-      <w:pPr>
-        <w:tabs>
-          <w:tab w:val="num" w:pos="4320"/>
-        </w:tabs>
-        <w:ind w:left="4320" w:hanging="360"/>
-      </w:pPr>
-    </w:lvl>
-    <w:lvl w:ilvl="6" w:tentative="1">
-      <w:start w:val="1"/>
-      <w:numFmt w:val="decimal"/>
-      <w:lvlText w:val="%7."/>
-      <w:lvlJc w:val="left"/>
-      <w:pPr>
-        <w:tabs>
-          <w:tab w:val="num" w:pos="5040"/>
-        </w:tabs>
-        <w:ind w:left="5040" w:hanging="360"/>
-      </w:pPr>
-    </w:lvl>
-    <w:lvl w:ilvl="7" w:tentative="1">
-      <w:start w:val="1"/>
-      <w:numFmt w:val="decimal"/>
-      <w:lvlText w:val="%8."/>
-      <w:lvlJc w:val="left"/>
-      <w:pPr>
-        <w:tabs>
-          <w:tab w:val="num" w:pos="5760"/>
-        </w:tabs>
-        <w:ind w:left="5760" w:hanging="360"/>
-      </w:pPr>
-    </w:lvl>
-    <w:lvl w:ilvl="8" w:tentative="1">
-      <w:start w:val="1"/>
-      <w:numFmt w:val="decimal"/>
-      <w:lvlText w:val="%9."/>
-      <w:lvlJc w:val="left"/>
-      <w:pPr>
-        <w:tabs>
-          <w:tab w:val="num" w:pos="6480"/>
-        </w:tabs>
-        <w:ind w:left="6480" w:hanging="360"/>
-      </w:pPr>
-    </w:lvl>
-  </w:abstractNum>
-  <w:abstractNum w:abstractNumId="31" w15:restartNumberingAfterBreak="0">
-    <w:nsid w:val="344322CC"/>
-    <w:multiLevelType w:val="hybridMultilevel"/>
-    <w:tmpl w:val="2B4ECF40"/>
-    <w:lvl w:ilvl="0" w:tplc="04190001">
-      <w:start w:val="1"/>
-      <w:numFmt w:val="bullet"/>
-      <w:lvlText w:val=""/>
-      <w:lvlJc w:val="left"/>
-      <w:pPr>
-        <w:ind w:left="1500" w:hanging="360"/>
-      </w:pPr>
-      <w:rPr>
-        <w:rFonts w:ascii="Symbol" w:hAnsi="Symbol" w:hint="default"/>
-      </w:rPr>
-    </w:lvl>
-    <w:lvl w:ilvl="1" w:tplc="04190003">
-      <w:start w:val="1"/>
-      <w:numFmt w:val="bullet"/>
-      <w:lvlText w:val="o"/>
-      <w:lvlJc w:val="left"/>
-      <w:pPr>
-        <w:ind w:left="2220" w:hanging="360"/>
-      </w:pPr>
-      <w:rPr>
-        <w:rFonts w:ascii="Courier New" w:hAnsi="Courier New" w:cs="Courier New" w:hint="default"/>
-      </w:rPr>
-    </w:lvl>
-    <w:lvl w:ilvl="2" w:tplc="04190005" w:tentative="1">
-      <w:start w:val="1"/>
-      <w:numFmt w:val="bullet"/>
-      <w:lvlText w:val=""/>
-      <w:lvlJc w:val="left"/>
-      <w:pPr>
-        <w:ind w:left="2940" w:hanging="360"/>
-      </w:pPr>
-      <w:rPr>
-        <w:rFonts w:ascii="Wingdings" w:hAnsi="Wingdings" w:hint="default"/>
-      </w:rPr>
-    </w:lvl>
-    <w:lvl w:ilvl="3" w:tplc="04190001" w:tentative="1">
-      <w:start w:val="1"/>
-      <w:numFmt w:val="bullet"/>
-      <w:lvlText w:val=""/>
-      <w:lvlJc w:val="left"/>
-      <w:pPr>
-        <w:ind w:left="3660" w:hanging="360"/>
-      </w:pPr>
-      <w:rPr>
-        <w:rFonts w:ascii="Symbol" w:hAnsi="Symbol" w:hint="default"/>
-      </w:rPr>
-    </w:lvl>
-    <w:lvl w:ilvl="4" w:tplc="04190003" w:tentative="1">
-      <w:start w:val="1"/>
-      <w:numFmt w:val="bullet"/>
-      <w:lvlText w:val="o"/>
-      <w:lvlJc w:val="left"/>
-      <w:pPr>
-        <w:ind w:left="4380" w:hanging="360"/>
-      </w:pPr>
-      <w:rPr>
-        <w:rFonts w:ascii="Courier New" w:hAnsi="Courier New" w:cs="Courier New" w:hint="default"/>
-      </w:rPr>
-    </w:lvl>
-    <w:lvl w:ilvl="5" w:tplc="04190005" w:tentative="1">
-      <w:start w:val="1"/>
-      <w:numFmt w:val="bullet"/>
-      <w:lvlText w:val=""/>
-      <w:lvlJc w:val="left"/>
-      <w:pPr>
-        <w:ind w:left="5100" w:hanging="360"/>
-      </w:pPr>
-      <w:rPr>
-        <w:rFonts w:ascii="Wingdings" w:hAnsi="Wingdings" w:hint="default"/>
-      </w:rPr>
-    </w:lvl>
-    <w:lvl w:ilvl="6" w:tplc="04190001" w:tentative="1">
-      <w:start w:val="1"/>
-      <w:numFmt w:val="bullet"/>
-      <w:lvlText w:val=""/>
-      <w:lvlJc w:val="left"/>
-      <w:pPr>
-        <w:ind w:left="5820" w:hanging="360"/>
-      </w:pPr>
-      <w:rPr>
-        <w:rFonts w:ascii="Symbol" w:hAnsi="Symbol" w:hint="default"/>
-      </w:rPr>
-    </w:lvl>
-    <w:lvl w:ilvl="7" w:tplc="04190003" w:tentative="1">
-      <w:start w:val="1"/>
-      <w:numFmt w:val="bullet"/>
-      <w:lvlText w:val="o"/>
-      <w:lvlJc w:val="left"/>
-      <w:pPr>
-        <w:ind w:left="6540" w:hanging="360"/>
-      </w:pPr>
-      <w:rPr>
-        <w:rFonts w:ascii="Courier New" w:hAnsi="Courier New" w:cs="Courier New" w:hint="default"/>
-      </w:rPr>
-    </w:lvl>
-    <w:lvl w:ilvl="8" w:tplc="04190005" w:tentative="1">
-      <w:start w:val="1"/>
-      <w:numFmt w:val="bullet"/>
-      <w:lvlText w:val=""/>
-      <w:lvlJc w:val="left"/>
-      <w:pPr>
-        <w:ind w:left="7260" w:hanging="360"/>
-      </w:pPr>
-      <w:rPr>
-        <w:rFonts w:ascii="Wingdings" w:hAnsi="Wingdings" w:hint="default"/>
-      </w:rPr>
-    </w:lvl>
-  </w:abstractNum>
-  <w:abstractNum w:abstractNumId="32" w15:restartNumberingAfterBreak="0">
-    <w:nsid w:val="364E0F9C"/>
-    <w:multiLevelType w:val="hybridMultilevel"/>
-    <w:tmpl w:val="F19C73F0"/>
-    <w:lvl w:ilvl="0" w:tplc="04190001">
-      <w:start w:val="1"/>
-      <w:numFmt w:val="bullet"/>
-      <w:lvlText w:val=""/>
-      <w:lvlJc w:val="left"/>
-      <w:pPr>
-        <w:ind w:left="1429" w:hanging="360"/>
-      </w:pPr>
-      <w:rPr>
-        <w:rFonts w:ascii="Symbol" w:hAnsi="Symbol" w:hint="default"/>
-      </w:rPr>
-    </w:lvl>
-    <w:lvl w:ilvl="1" w:tplc="04190003" w:tentative="1">
-      <w:start w:val="1"/>
-      <w:numFmt w:val="bullet"/>
-      <w:lvlText w:val="o"/>
-      <w:lvlJc w:val="left"/>
-      <w:pPr>
-        <w:ind w:left="2149" w:hanging="360"/>
-      </w:pPr>
-      <w:rPr>
-        <w:rFonts w:ascii="Courier New" w:hAnsi="Courier New" w:cs="Courier New" w:hint="default"/>
-      </w:rPr>
-    </w:lvl>
-    <w:lvl w:ilvl="2" w:tplc="04190005" w:tentative="1">
-      <w:start w:val="1"/>
-      <w:numFmt w:val="bullet"/>
-      <w:lvlText w:val=""/>
-      <w:lvlJc w:val="left"/>
-      <w:pPr>
-        <w:ind w:left="2869" w:hanging="360"/>
-      </w:pPr>
-      <w:rPr>
-        <w:rFonts w:ascii="Wingdings" w:hAnsi="Wingdings" w:hint="default"/>
-      </w:rPr>
-    </w:lvl>
-    <w:lvl w:ilvl="3" w:tplc="04190001" w:tentative="1">
-      <w:start w:val="1"/>
-      <w:numFmt w:val="bullet"/>
-      <w:lvlText w:val=""/>
-      <w:lvlJc w:val="left"/>
-      <w:pPr>
-        <w:ind w:left="3589" w:hanging="360"/>
-      </w:pPr>
-      <w:rPr>
-        <w:rFonts w:ascii="Symbol" w:hAnsi="Symbol" w:hint="default"/>
-      </w:rPr>
-    </w:lvl>
-    <w:lvl w:ilvl="4" w:tplc="04190003" w:tentative="1">
-      <w:start w:val="1"/>
-      <w:numFmt w:val="bullet"/>
-      <w:lvlText w:val="o"/>
-      <w:lvlJc w:val="left"/>
-      <w:pPr>
-        <w:ind w:left="4309" w:hanging="360"/>
-      </w:pPr>
-      <w:rPr>
-        <w:rFonts w:ascii="Courier New" w:hAnsi="Courier New" w:cs="Courier New" w:hint="default"/>
-      </w:rPr>
-    </w:lvl>
-    <w:lvl w:ilvl="5" w:tplc="04190005" w:tentative="1">
-      <w:start w:val="1"/>
-      <w:numFmt w:val="bullet"/>
-      <w:lvlText w:val=""/>
-      <w:lvlJc w:val="left"/>
-      <w:pPr>
-        <w:ind w:left="5029" w:hanging="360"/>
-      </w:pPr>
-      <w:rPr>
-        <w:rFonts w:ascii="Wingdings" w:hAnsi="Wingdings" w:hint="default"/>
-      </w:rPr>
-    </w:lvl>
-    <w:lvl w:ilvl="6" w:tplc="04190001" w:tentative="1">
-      <w:start w:val="1"/>
-      <w:numFmt w:val="bullet"/>
-      <w:lvlText w:val=""/>
-      <w:lvlJc w:val="left"/>
-      <w:pPr>
-        <w:ind w:left="5749" w:hanging="360"/>
-      </w:pPr>
-      <w:rPr>
-        <w:rFonts w:ascii="Symbol" w:hAnsi="Symbol" w:hint="default"/>
-      </w:rPr>
-    </w:lvl>
-    <w:lvl w:ilvl="7" w:tplc="04190003" w:tentative="1">
-      <w:start w:val="1"/>
-      <w:numFmt w:val="bullet"/>
-      <w:lvlText w:val="o"/>
-      <w:lvlJc w:val="left"/>
-      <w:pPr>
-        <w:ind w:left="6469" w:hanging="360"/>
-      </w:pPr>
-      <w:rPr>
-        <w:rFonts w:ascii="Courier New" w:hAnsi="Courier New" w:cs="Courier New" w:hint="default"/>
-      </w:rPr>
-    </w:lvl>
-    <w:lvl w:ilvl="8" w:tplc="04190005" w:tentative="1">
-      <w:start w:val="1"/>
-      <w:numFmt w:val="bullet"/>
-      <w:lvlText w:val=""/>
-      <w:lvlJc w:val="left"/>
-      <w:pPr>
-        <w:ind w:left="7189" w:hanging="360"/>
-      </w:pPr>
-      <w:rPr>
-        <w:rFonts w:ascii="Wingdings" w:hAnsi="Wingdings" w:hint="default"/>
-      </w:rPr>
-    </w:lvl>
-  </w:abstractNum>
-  <w:abstractNum w:abstractNumId="33" w15:restartNumberingAfterBreak="0">
-    <w:nsid w:val="36D11E67"/>
-    <w:multiLevelType w:val="multilevel"/>
-    <w:tmpl w:val="F5B491FE"/>
-    <w:lvl w:ilvl="0">
-      <w:start w:val="1"/>
-      <w:numFmt w:val="decimal"/>
-      <w:lvlText w:val="%1."/>
-      <w:lvlJc w:val="left"/>
-      <w:pPr>
-        <w:tabs>
-          <w:tab w:val="num" w:pos="720"/>
-        </w:tabs>
-        <w:ind w:left="720" w:hanging="360"/>
-      </w:pPr>
-    </w:lvl>
-    <w:lvl w:ilvl="1" w:tentative="1">
-      <w:start w:val="1"/>
-      <w:numFmt w:val="decimal"/>
-      <w:lvlText w:val="%2."/>
-      <w:lvlJc w:val="left"/>
-      <w:pPr>
-        <w:tabs>
-          <w:tab w:val="num" w:pos="1440"/>
-        </w:tabs>
-        <w:ind w:left="1440" w:hanging="360"/>
-      </w:pPr>
-    </w:lvl>
-    <w:lvl w:ilvl="2" w:tentative="1">
-      <w:start w:val="1"/>
-      <w:numFmt w:val="decimal"/>
-      <w:lvlText w:val="%3."/>
-      <w:lvlJc w:val="left"/>
-      <w:pPr>
-        <w:tabs>
-          <w:tab w:val="num" w:pos="2160"/>
-        </w:tabs>
-        <w:ind w:left="2160" w:hanging="360"/>
-      </w:pPr>
-    </w:lvl>
-    <w:lvl w:ilvl="3" w:tentative="1">
-      <w:start w:val="1"/>
-      <w:numFmt w:val="decimal"/>
-      <w:lvlText w:val="%4."/>
-      <w:lvlJc w:val="left"/>
-      <w:pPr>
-        <w:tabs>
-          <w:tab w:val="num" w:pos="2880"/>
-        </w:tabs>
-        <w:ind w:left="2880" w:hanging="360"/>
-      </w:pPr>
-    </w:lvl>
-    <w:lvl w:ilvl="4" w:tentative="1">
-      <w:start w:val="1"/>
-      <w:numFmt w:val="decimal"/>
-      <w:lvlText w:val="%5."/>
-      <w:lvlJc w:val="left"/>
-      <w:pPr>
-        <w:tabs>
-          <w:tab w:val="num" w:pos="3600"/>
-        </w:tabs>
-        <w:ind w:left="3600" w:hanging="360"/>
-      </w:pPr>
-    </w:lvl>
-    <w:lvl w:ilvl="5" w:tentative="1">
-      <w:start w:val="1"/>
-      <w:numFmt w:val="decimal"/>
-      <w:lvlText w:val="%6."/>
-      <w:lvlJc w:val="left"/>
-      <w:pPr>
-        <w:tabs>
-          <w:tab w:val="num" w:pos="4320"/>
-        </w:tabs>
-        <w:ind w:left="4320" w:hanging="360"/>
-      </w:pPr>
-    </w:lvl>
-    <w:lvl w:ilvl="6" w:tentative="1">
-      <w:start w:val="1"/>
-      <w:numFmt w:val="decimal"/>
-      <w:lvlText w:val="%7."/>
-      <w:lvlJc w:val="left"/>
-      <w:pPr>
-        <w:tabs>
-          <w:tab w:val="num" w:pos="5040"/>
-        </w:tabs>
-        <w:ind w:left="5040" w:hanging="360"/>
-      </w:pPr>
-    </w:lvl>
-    <w:lvl w:ilvl="7" w:tentative="1">
-      <w:start w:val="1"/>
-      <w:numFmt w:val="decimal"/>
-      <w:lvlText w:val="%8."/>
-      <w:lvlJc w:val="left"/>
-      <w:pPr>
-        <w:tabs>
-          <w:tab w:val="num" w:pos="5760"/>
-        </w:tabs>
-        <w:ind w:left="5760" w:hanging="360"/>
-      </w:pPr>
-    </w:lvl>
-    <w:lvl w:ilvl="8" w:tentative="1">
-      <w:start w:val="1"/>
-      <w:numFmt w:val="decimal"/>
-      <w:lvlText w:val="%9."/>
-      <w:lvlJc w:val="left"/>
-      <w:pPr>
-        <w:tabs>
-          <w:tab w:val="num" w:pos="6480"/>
-        </w:tabs>
-        <w:ind w:left="6480" w:hanging="360"/>
-      </w:pPr>
-    </w:lvl>
-  </w:abstractNum>
-  <w:abstractNum w:abstractNumId="34" w15:restartNumberingAfterBreak="0">
-    <w:nsid w:val="390A62EE"/>
-    <w:multiLevelType w:val="multilevel"/>
-    <w:tmpl w:val="04190025"/>
-    <w:lvl w:ilvl="0">
-      <w:start w:val="1"/>
-      <w:numFmt w:val="decimal"/>
-      <w:pStyle w:val="1"/>
-      <w:lvlText w:val="%1"/>
-      <w:lvlJc w:val="left"/>
-      <w:pPr>
-        <w:ind w:left="1140" w:hanging="432"/>
-      </w:pPr>
-    </w:lvl>
-    <w:lvl w:ilvl="1">
-      <w:start w:val="1"/>
-      <w:numFmt w:val="decimal"/>
-      <w:pStyle w:val="2"/>
-      <w:lvlText w:val="%1.%2"/>
-      <w:lvlJc w:val="left"/>
-      <w:pPr>
-        <w:ind w:left="3694" w:hanging="576"/>
-      </w:pPr>
-    </w:lvl>
-    <w:lvl w:ilvl="2">
-      <w:start w:val="1"/>
-      <w:numFmt w:val="decimal"/>
-      <w:pStyle w:val="3"/>
-      <w:lvlText w:val="%1.%2.%3"/>
-      <w:lvlJc w:val="left"/>
-      <w:pPr>
-        <w:ind w:left="1428" w:hanging="720"/>
-      </w:pPr>
-    </w:lvl>
-    <w:lvl w:ilvl="3">
-      <w:start w:val="1"/>
-      <w:numFmt w:val="decimal"/>
-      <w:pStyle w:val="4"/>
-      <w:lvlText w:val="%1.%2.%3.%4"/>
-      <w:lvlJc w:val="left"/>
-      <w:pPr>
-        <w:ind w:left="1572" w:hanging="864"/>
-      </w:pPr>
-    </w:lvl>
-    <w:lvl w:ilvl="4">
-      <w:start w:val="1"/>
-      <w:numFmt w:val="decimal"/>
-      <w:pStyle w:val="5"/>
-      <w:lvlText w:val="%1.%2.%3.%4.%5"/>
-      <w:lvlJc w:val="left"/>
-      <w:pPr>
-        <w:ind w:left="1716" w:hanging="1008"/>
-      </w:pPr>
-    </w:lvl>
-    <w:lvl w:ilvl="5">
-      <w:start w:val="1"/>
-      <w:numFmt w:val="decimal"/>
-      <w:pStyle w:val="6"/>
-      <w:lvlText w:val="%1.%2.%3.%4.%5.%6"/>
-      <w:lvlJc w:val="left"/>
-      <w:pPr>
-        <w:ind w:left="1860" w:hanging="1152"/>
-      </w:pPr>
-    </w:lvl>
-    <w:lvl w:ilvl="6">
-      <w:start w:val="1"/>
-      <w:numFmt w:val="decimal"/>
-      <w:pStyle w:val="7"/>
-      <w:lvlText w:val="%1.%2.%3.%4.%5.%6.%7"/>
-      <w:lvlJc w:val="left"/>
-      <w:pPr>
-        <w:ind w:left="2004" w:hanging="1296"/>
-      </w:pPr>
-    </w:lvl>
-    <w:lvl w:ilvl="7">
-      <w:start w:val="1"/>
-      <w:numFmt w:val="decimal"/>
-      <w:pStyle w:val="8"/>
-      <w:lvlText w:val="%1.%2.%3.%4.%5.%6.%7.%8"/>
-      <w:lvlJc w:val="left"/>
-      <w:pPr>
-        <w:ind w:left="2148" w:hanging="1440"/>
-      </w:pPr>
-    </w:lvl>
-    <w:lvl w:ilvl="8">
-      <w:start w:val="1"/>
-      <w:numFmt w:val="decimal"/>
-      <w:pStyle w:val="9"/>
-      <w:lvlText w:val="%1.%2.%3.%4.%5.%6.%7.%8.%9"/>
-      <w:lvlJc w:val="left"/>
-      <w:pPr>
-        <w:ind w:left="2292" w:hanging="1584"/>
-      </w:pPr>
-    </w:lvl>
-  </w:abstractNum>
-  <w:abstractNum w:abstractNumId="35" w15:restartNumberingAfterBreak="0">
-    <w:nsid w:val="39F11DF7"/>
-    <w:multiLevelType w:val="hybridMultilevel"/>
-    <w:tmpl w:val="C5AE344A"/>
-    <w:lvl w:ilvl="0" w:tplc="DDF81060">
-      <w:start w:val="1"/>
-      <w:numFmt w:val="decimal"/>
-      <w:lvlText w:val="%1."/>
-      <w:lvlJc w:val="left"/>
-      <w:pPr>
-        <w:ind w:left="1069" w:hanging="360"/>
-      </w:pPr>
-      <w:rPr>
-        <w:rFonts w:hint="default"/>
-      </w:rPr>
-    </w:lvl>
-    <w:lvl w:ilvl="1" w:tplc="04190019">
-      <w:start w:val="1"/>
-      <w:numFmt w:val="lowerLetter"/>
-      <w:lvlText w:val="%2."/>
-      <w:lvlJc w:val="left"/>
-      <w:pPr>
-        <w:ind w:left="1789" w:hanging="360"/>
-      </w:pPr>
-    </w:lvl>
-    <w:lvl w:ilvl="2" w:tplc="0419001B" w:tentative="1">
-      <w:start w:val="1"/>
-      <w:numFmt w:val="lowerRoman"/>
-      <w:lvlText w:val="%3."/>
-      <w:lvlJc w:val="right"/>
-      <w:pPr>
-        <w:ind w:left="2509" w:hanging="180"/>
-      </w:pPr>
-    </w:lvl>
-    <w:lvl w:ilvl="3" w:tplc="0419000F" w:tentative="1">
-      <w:start w:val="1"/>
-      <w:numFmt w:val="decimal"/>
-      <w:lvlText w:val="%4."/>
-      <w:lvlJc w:val="left"/>
-      <w:pPr>
-        <w:ind w:left="3229" w:hanging="360"/>
-      </w:pPr>
-    </w:lvl>
-    <w:lvl w:ilvl="4" w:tplc="04190019" w:tentative="1">
-      <w:start w:val="1"/>
-      <w:numFmt w:val="lowerLetter"/>
-      <w:lvlText w:val="%5."/>
-      <w:lvlJc w:val="left"/>
-      <w:pPr>
-        <w:ind w:left="3949" w:hanging="360"/>
-      </w:pPr>
-    </w:lvl>
-    <w:lvl w:ilvl="5" w:tplc="0419001B" w:tentative="1">
-      <w:start w:val="1"/>
-      <w:numFmt w:val="lowerRoman"/>
-      <w:lvlText w:val="%6."/>
-      <w:lvlJc w:val="right"/>
-      <w:pPr>
-        <w:ind w:left="4669" w:hanging="180"/>
-      </w:pPr>
-    </w:lvl>
-    <w:lvl w:ilvl="6" w:tplc="0419000F" w:tentative="1">
-      <w:start w:val="1"/>
-      <w:numFmt w:val="decimal"/>
-      <w:lvlText w:val="%7."/>
-      <w:lvlJc w:val="left"/>
-      <w:pPr>
-        <w:ind w:left="5389" w:hanging="360"/>
-      </w:pPr>
-    </w:lvl>
-    <w:lvl w:ilvl="7" w:tplc="04190019" w:tentative="1">
-      <w:start w:val="1"/>
-      <w:numFmt w:val="lowerLetter"/>
-      <w:lvlText w:val="%8."/>
-      <w:lvlJc w:val="left"/>
-      <w:pPr>
-        <w:ind w:left="6109" w:hanging="360"/>
-      </w:pPr>
-    </w:lvl>
-    <w:lvl w:ilvl="8" w:tplc="0419001B" w:tentative="1">
-      <w:start w:val="1"/>
-      <w:numFmt w:val="lowerRoman"/>
-      <w:lvlText w:val="%9."/>
-      <w:lvlJc w:val="right"/>
-      <w:pPr>
-        <w:ind w:left="6829" w:hanging="180"/>
-      </w:pPr>
-    </w:lvl>
-  </w:abstractNum>
-  <w:abstractNum w:abstractNumId="36" w15:restartNumberingAfterBreak="0">
-    <w:nsid w:val="421979B5"/>
-    <w:multiLevelType w:val="hybridMultilevel"/>
-    <w:tmpl w:val="B584385E"/>
-    <w:lvl w:ilvl="0" w:tplc="0419000F">
-      <w:start w:val="1"/>
-      <w:numFmt w:val="decimal"/>
-      <w:lvlText w:val="%1."/>
-      <w:lvlJc w:val="left"/>
-      <w:pPr>
-        <w:ind w:left="1429" w:hanging="360"/>
-      </w:pPr>
-    </w:lvl>
-    <w:lvl w:ilvl="1" w:tplc="04190019">
-      <w:start w:val="1"/>
-      <w:numFmt w:val="lowerLetter"/>
-      <w:lvlText w:val="%2."/>
-      <w:lvlJc w:val="left"/>
-      <w:pPr>
-        <w:ind w:left="2149" w:hanging="360"/>
-      </w:pPr>
-    </w:lvl>
-    <w:lvl w:ilvl="2" w:tplc="0419001B">
-      <w:start w:val="1"/>
-      <w:numFmt w:val="lowerRoman"/>
-      <w:lvlText w:val="%3."/>
-      <w:lvlJc w:val="right"/>
-      <w:pPr>
-        <w:ind w:left="2869" w:hanging="180"/>
-      </w:pPr>
-    </w:lvl>
-    <w:lvl w:ilvl="3" w:tplc="0419000F" w:tentative="1">
-      <w:start w:val="1"/>
-      <w:numFmt w:val="decimal"/>
-      <w:lvlText w:val="%4."/>
-      <w:lvlJc w:val="left"/>
-      <w:pPr>
-        <w:ind w:left="3589" w:hanging="360"/>
-      </w:pPr>
-    </w:lvl>
-    <w:lvl w:ilvl="4" w:tplc="04190019" w:tentative="1">
-      <w:start w:val="1"/>
-      <w:numFmt w:val="lowerLetter"/>
-      <w:lvlText w:val="%5."/>
-      <w:lvlJc w:val="left"/>
-      <w:pPr>
-        <w:ind w:left="4309" w:hanging="360"/>
-      </w:pPr>
-    </w:lvl>
-    <w:lvl w:ilvl="5" w:tplc="0419001B" w:tentative="1">
-      <w:start w:val="1"/>
-      <w:numFmt w:val="lowerRoman"/>
-      <w:lvlText w:val="%6."/>
-      <w:lvlJc w:val="right"/>
-      <w:pPr>
-        <w:ind w:left="5029" w:hanging="180"/>
-      </w:pPr>
-    </w:lvl>
-    <w:lvl w:ilvl="6" w:tplc="0419000F" w:tentative="1">
-      <w:start w:val="1"/>
-      <w:numFmt w:val="decimal"/>
-      <w:lvlText w:val="%7."/>
-      <w:lvlJc w:val="left"/>
-      <w:pPr>
-        <w:ind w:left="5749" w:hanging="360"/>
-      </w:pPr>
-    </w:lvl>
-    <w:lvl w:ilvl="7" w:tplc="04190019" w:tentative="1">
-      <w:start w:val="1"/>
-      <w:numFmt w:val="lowerLetter"/>
-      <w:lvlText w:val="%8."/>
-      <w:lvlJc w:val="left"/>
-      <w:pPr>
-        <w:ind w:left="6469" w:hanging="360"/>
-      </w:pPr>
-    </w:lvl>
-    <w:lvl w:ilvl="8" w:tplc="0419001B" w:tentative="1">
-      <w:start w:val="1"/>
-      <w:numFmt w:val="lowerRoman"/>
-      <w:lvlText w:val="%9."/>
-      <w:lvlJc w:val="right"/>
-      <w:pPr>
-        <w:ind w:left="7189" w:hanging="180"/>
-      </w:pPr>
-    </w:lvl>
-  </w:abstractNum>
-  <w:abstractNum w:abstractNumId="37" w15:restartNumberingAfterBreak="0">
-    <w:nsid w:val="44C32613"/>
-    <w:multiLevelType w:val="hybridMultilevel"/>
-    <w:tmpl w:val="CDD2A1E8"/>
-    <w:lvl w:ilvl="0" w:tplc="B79E9E64">
-      <w:start w:val="1"/>
-      <w:numFmt w:val="decimal"/>
-      <w:lvlText w:val="%1."/>
-      <w:lvlJc w:val="left"/>
-      <w:pPr>
-        <w:ind w:left="1069" w:hanging="360"/>
-      </w:pPr>
-      <w:rPr>
-        <w:rFonts w:hint="default"/>
-      </w:rPr>
-    </w:lvl>
-    <w:lvl w:ilvl="1" w:tplc="04190019" w:tentative="1">
-      <w:start w:val="1"/>
-      <w:numFmt w:val="lowerLetter"/>
-      <w:lvlText w:val="%2."/>
-      <w:lvlJc w:val="left"/>
-      <w:pPr>
-        <w:ind w:left="1789" w:hanging="360"/>
-      </w:pPr>
-    </w:lvl>
-    <w:lvl w:ilvl="2" w:tplc="0419001B" w:tentative="1">
-      <w:start w:val="1"/>
-      <w:numFmt w:val="lowerRoman"/>
-      <w:lvlText w:val="%3."/>
-      <w:lvlJc w:val="right"/>
-      <w:pPr>
-        <w:ind w:left="2509" w:hanging="180"/>
-      </w:pPr>
-    </w:lvl>
-    <w:lvl w:ilvl="3" w:tplc="0419000F" w:tentative="1">
-      <w:start w:val="1"/>
-      <w:numFmt w:val="decimal"/>
-      <w:lvlText w:val="%4."/>
-      <w:lvlJc w:val="left"/>
-      <w:pPr>
-        <w:ind w:left="3229" w:hanging="360"/>
-      </w:pPr>
-    </w:lvl>
-    <w:lvl w:ilvl="4" w:tplc="04190019" w:tentative="1">
-      <w:start w:val="1"/>
-      <w:numFmt w:val="lowerLetter"/>
-      <w:lvlText w:val="%5."/>
-      <w:lvlJc w:val="left"/>
-      <w:pPr>
-        <w:ind w:left="3949" w:hanging="360"/>
-      </w:pPr>
-    </w:lvl>
-    <w:lvl w:ilvl="5" w:tplc="0419001B" w:tentative="1">
-      <w:start w:val="1"/>
-      <w:numFmt w:val="lowerRoman"/>
-      <w:lvlText w:val="%6."/>
-      <w:lvlJc w:val="right"/>
-      <w:pPr>
-        <w:ind w:left="4669" w:hanging="180"/>
-      </w:pPr>
-    </w:lvl>
-    <w:lvl w:ilvl="6" w:tplc="0419000F" w:tentative="1">
-      <w:start w:val="1"/>
-      <w:numFmt w:val="decimal"/>
-      <w:lvlText w:val="%7."/>
-      <w:lvlJc w:val="left"/>
-      <w:pPr>
-        <w:ind w:left="5389" w:hanging="360"/>
-      </w:pPr>
-    </w:lvl>
-    <w:lvl w:ilvl="7" w:tplc="04190019" w:tentative="1">
-      <w:start w:val="1"/>
-      <w:numFmt w:val="lowerLetter"/>
-      <w:lvlText w:val="%8."/>
-      <w:lvlJc w:val="left"/>
-      <w:pPr>
-        <w:ind w:left="6109" w:hanging="360"/>
-      </w:pPr>
-    </w:lvl>
-    <w:lvl w:ilvl="8" w:tplc="0419001B" w:tentative="1">
-      <w:start w:val="1"/>
-      <w:numFmt w:val="lowerRoman"/>
-      <w:lvlText w:val="%9."/>
-      <w:lvlJc w:val="right"/>
-      <w:pPr>
-        <w:ind w:left="6829" w:hanging="180"/>
-      </w:pPr>
-    </w:lvl>
-  </w:abstractNum>
-  <w:abstractNum w:abstractNumId="38" w15:restartNumberingAfterBreak="0">
-    <w:nsid w:val="49CB3A3B"/>
-    <w:multiLevelType w:val="hybridMultilevel"/>
-    <w:tmpl w:val="4828A35C"/>
-    <w:lvl w:ilvl="0" w:tplc="0419000F">
-      <w:start w:val="1"/>
-      <w:numFmt w:val="decimal"/>
-      <w:lvlText w:val="%1."/>
-      <w:lvlJc w:val="left"/>
-      <w:pPr>
-        <w:ind w:left="1429" w:hanging="360"/>
-      </w:pPr>
-    </w:lvl>
-    <w:lvl w:ilvl="1" w:tplc="04190001">
-      <w:start w:val="1"/>
-      <w:numFmt w:val="bullet"/>
-      <w:lvlText w:val=""/>
-      <w:lvlJc w:val="left"/>
-      <w:pPr>
-        <w:ind w:left="2149" w:hanging="360"/>
-      </w:pPr>
-      <w:rPr>
-        <w:rFonts w:ascii="Symbol" w:hAnsi="Symbol" w:hint="default"/>
-      </w:rPr>
-    </w:lvl>
-    <w:lvl w:ilvl="2" w:tplc="04190001">
-      <w:start w:val="1"/>
-      <w:numFmt w:val="bullet"/>
-      <w:lvlText w:val=""/>
-      <w:lvlJc w:val="left"/>
-      <w:pPr>
-        <w:ind w:left="3049" w:hanging="360"/>
-      </w:pPr>
-      <w:rPr>
-        <w:rFonts w:ascii="Symbol" w:hAnsi="Symbol" w:hint="default"/>
-      </w:rPr>
-    </w:lvl>
-    <w:lvl w:ilvl="3" w:tplc="0419000F" w:tentative="1">
-      <w:start w:val="1"/>
-      <w:numFmt w:val="decimal"/>
-      <w:lvlText w:val="%4."/>
-      <w:lvlJc w:val="left"/>
-      <w:pPr>
-        <w:ind w:left="3589" w:hanging="360"/>
-      </w:pPr>
-    </w:lvl>
-    <w:lvl w:ilvl="4" w:tplc="04190019" w:tentative="1">
-      <w:start w:val="1"/>
-      <w:numFmt w:val="lowerLetter"/>
-      <w:lvlText w:val="%5."/>
-      <w:lvlJc w:val="left"/>
-      <w:pPr>
-        <w:ind w:left="4309" w:hanging="360"/>
-      </w:pPr>
-    </w:lvl>
-    <w:lvl w:ilvl="5" w:tplc="0419001B" w:tentative="1">
-      <w:start w:val="1"/>
-      <w:numFmt w:val="lowerRoman"/>
-      <w:lvlText w:val="%6."/>
-      <w:lvlJc w:val="right"/>
-      <w:pPr>
-        <w:ind w:left="5029" w:hanging="180"/>
-      </w:pPr>
-    </w:lvl>
-    <w:lvl w:ilvl="6" w:tplc="0419000F" w:tentative="1">
-      <w:start w:val="1"/>
-      <w:numFmt w:val="decimal"/>
-      <w:lvlText w:val="%7."/>
-      <w:lvlJc w:val="left"/>
-      <w:pPr>
-        <w:ind w:left="5749" w:hanging="360"/>
-      </w:pPr>
-    </w:lvl>
-    <w:lvl w:ilvl="7" w:tplc="04190019" w:tentative="1">
-      <w:start w:val="1"/>
-      <w:numFmt w:val="lowerLetter"/>
-      <w:lvlText w:val="%8."/>
-      <w:lvlJc w:val="left"/>
-      <w:pPr>
-        <w:ind w:left="6469" w:hanging="360"/>
-      </w:pPr>
-    </w:lvl>
-    <w:lvl w:ilvl="8" w:tplc="0419001B" w:tentative="1">
-      <w:start w:val="1"/>
-      <w:numFmt w:val="lowerRoman"/>
-      <w:lvlText w:val="%9."/>
-      <w:lvlJc w:val="right"/>
-      <w:pPr>
-        <w:ind w:left="7189" w:hanging="180"/>
-      </w:pPr>
-    </w:lvl>
-  </w:abstractNum>
-  <w:abstractNum w:abstractNumId="39" w15:restartNumberingAfterBreak="0">
-    <w:nsid w:val="4AD175B6"/>
-    <w:multiLevelType w:val="hybridMultilevel"/>
-    <w:tmpl w:val="0C08D0EE"/>
-    <w:lvl w:ilvl="0" w:tplc="04190001">
-      <w:start w:val="1"/>
-      <w:numFmt w:val="bullet"/>
-      <w:lvlText w:val=""/>
-      <w:lvlJc w:val="left"/>
-      <w:pPr>
-        <w:ind w:left="1429" w:hanging="360"/>
-      </w:pPr>
-      <w:rPr>
-        <w:rFonts w:ascii="Symbol" w:hAnsi="Symbol" w:hint="default"/>
-      </w:rPr>
-    </w:lvl>
-    <w:lvl w:ilvl="1" w:tplc="04190003" w:tentative="1">
-      <w:start w:val="1"/>
-      <w:numFmt w:val="bullet"/>
-      <w:lvlText w:val="o"/>
-      <w:lvlJc w:val="left"/>
-      <w:pPr>
-        <w:ind w:left="2149" w:hanging="360"/>
-      </w:pPr>
-      <w:rPr>
-        <w:rFonts w:ascii="Courier New" w:hAnsi="Courier New" w:cs="Courier New" w:hint="default"/>
-      </w:rPr>
-    </w:lvl>
-    <w:lvl w:ilvl="2" w:tplc="04190005" w:tentative="1">
-      <w:start w:val="1"/>
-      <w:numFmt w:val="bullet"/>
-      <w:lvlText w:val=""/>
-      <w:lvlJc w:val="left"/>
-      <w:pPr>
-        <w:ind w:left="2869" w:hanging="360"/>
-      </w:pPr>
-      <w:rPr>
-        <w:rFonts w:ascii="Wingdings" w:hAnsi="Wingdings" w:hint="default"/>
-      </w:rPr>
-    </w:lvl>
-    <w:lvl w:ilvl="3" w:tplc="04190001" w:tentative="1">
-      <w:start w:val="1"/>
-      <w:numFmt w:val="bullet"/>
-      <w:lvlText w:val=""/>
-      <w:lvlJc w:val="left"/>
-      <w:pPr>
-        <w:ind w:left="3589" w:hanging="360"/>
-      </w:pPr>
-      <w:rPr>
-        <w:rFonts w:ascii="Symbol" w:hAnsi="Symbol" w:hint="default"/>
-      </w:rPr>
-    </w:lvl>
-    <w:lvl w:ilvl="4" w:tplc="04190003" w:tentative="1">
-      <w:start w:val="1"/>
-      <w:numFmt w:val="bullet"/>
-      <w:lvlText w:val="o"/>
-      <w:lvlJc w:val="left"/>
-      <w:pPr>
-        <w:ind w:left="4309" w:hanging="360"/>
-      </w:pPr>
-      <w:rPr>
-        <w:rFonts w:ascii="Courier New" w:hAnsi="Courier New" w:cs="Courier New" w:hint="default"/>
-      </w:rPr>
-    </w:lvl>
-    <w:lvl w:ilvl="5" w:tplc="04190005" w:tentative="1">
-      <w:start w:val="1"/>
-      <w:numFmt w:val="bullet"/>
-      <w:lvlText w:val=""/>
-      <w:lvlJc w:val="left"/>
-      <w:pPr>
-        <w:ind w:left="5029" w:hanging="360"/>
-      </w:pPr>
-      <w:rPr>
-        <w:rFonts w:ascii="Wingdings" w:hAnsi="Wingdings" w:hint="default"/>
-      </w:rPr>
-    </w:lvl>
-    <w:lvl w:ilvl="6" w:tplc="04190001" w:tentative="1">
-      <w:start w:val="1"/>
-      <w:numFmt w:val="bullet"/>
-      <w:lvlText w:val=""/>
-      <w:lvlJc w:val="left"/>
-      <w:pPr>
-        <w:ind w:left="5749" w:hanging="360"/>
-      </w:pPr>
-      <w:rPr>
-        <w:rFonts w:ascii="Symbol" w:hAnsi="Symbol" w:hint="default"/>
-      </w:rPr>
-    </w:lvl>
-    <w:lvl w:ilvl="7" w:tplc="04190003" w:tentative="1">
-      <w:start w:val="1"/>
-      <w:numFmt w:val="bullet"/>
-      <w:lvlText w:val="o"/>
-      <w:lvlJc w:val="left"/>
-      <w:pPr>
-        <w:ind w:left="6469" w:hanging="360"/>
-      </w:pPr>
-      <w:rPr>
-        <w:rFonts w:ascii="Courier New" w:hAnsi="Courier New" w:cs="Courier New" w:hint="default"/>
-      </w:rPr>
-    </w:lvl>
-    <w:lvl w:ilvl="8" w:tplc="04190005" w:tentative="1">
-      <w:start w:val="1"/>
-      <w:numFmt w:val="bullet"/>
-      <w:lvlText w:val=""/>
-      <w:lvlJc w:val="left"/>
-      <w:pPr>
-        <w:ind w:left="7189" w:hanging="360"/>
-      </w:pPr>
-      <w:rPr>
-        <w:rFonts w:ascii="Wingdings" w:hAnsi="Wingdings" w:hint="default"/>
-      </w:rPr>
-    </w:lvl>
-  </w:abstractNum>
-  <w:abstractNum w:abstractNumId="40" w15:restartNumberingAfterBreak="0">
-    <w:nsid w:val="4E696ABB"/>
-    <w:multiLevelType w:val="hybridMultilevel"/>
-    <w:tmpl w:val="CA142070"/>
-    <w:lvl w:ilvl="0" w:tplc="04190001">
-      <w:start w:val="1"/>
-      <w:numFmt w:val="bullet"/>
-      <w:lvlText w:val=""/>
-      <w:lvlJc w:val="left"/>
-      <w:pPr>
-        <w:ind w:left="1429" w:hanging="360"/>
-      </w:pPr>
-      <w:rPr>
-        <w:rFonts w:ascii="Symbol" w:hAnsi="Symbol" w:hint="default"/>
-      </w:rPr>
-    </w:lvl>
-    <w:lvl w:ilvl="1" w:tplc="04190003" w:tentative="1">
-      <w:start w:val="1"/>
-      <w:numFmt w:val="bullet"/>
-      <w:lvlText w:val="o"/>
-      <w:lvlJc w:val="left"/>
-      <w:pPr>
-        <w:ind w:left="2149" w:hanging="360"/>
-      </w:pPr>
-      <w:rPr>
-        <w:rFonts w:ascii="Courier New" w:hAnsi="Courier New" w:cs="Courier New" w:hint="default"/>
-      </w:rPr>
-    </w:lvl>
-    <w:lvl w:ilvl="2" w:tplc="04190005" w:tentative="1">
-      <w:start w:val="1"/>
-      <w:numFmt w:val="bullet"/>
-      <w:lvlText w:val=""/>
-      <w:lvlJc w:val="left"/>
-      <w:pPr>
-        <w:ind w:left="2869" w:hanging="360"/>
-      </w:pPr>
-      <w:rPr>
-        <w:rFonts w:ascii="Wingdings" w:hAnsi="Wingdings" w:hint="default"/>
-      </w:rPr>
-    </w:lvl>
-    <w:lvl w:ilvl="3" w:tplc="04190001" w:tentative="1">
-      <w:start w:val="1"/>
-      <w:numFmt w:val="bullet"/>
-      <w:lvlText w:val=""/>
-      <w:lvlJc w:val="left"/>
-      <w:pPr>
-        <w:ind w:left="3589" w:hanging="360"/>
-      </w:pPr>
-      <w:rPr>
-        <w:rFonts w:ascii="Symbol" w:hAnsi="Symbol" w:hint="default"/>
-      </w:rPr>
-    </w:lvl>
-    <w:lvl w:ilvl="4" w:tplc="04190003" w:tentative="1">
-      <w:start w:val="1"/>
-      <w:numFmt w:val="bullet"/>
-      <w:lvlText w:val="o"/>
-      <w:lvlJc w:val="left"/>
-      <w:pPr>
-        <w:ind w:left="4309" w:hanging="360"/>
-      </w:pPr>
-      <w:rPr>
-        <w:rFonts w:ascii="Courier New" w:hAnsi="Courier New" w:cs="Courier New" w:hint="default"/>
-      </w:rPr>
-    </w:lvl>
-    <w:lvl w:ilvl="5" w:tplc="04190005" w:tentative="1">
-      <w:start w:val="1"/>
-      <w:numFmt w:val="bullet"/>
-      <w:lvlText w:val=""/>
-      <w:lvlJc w:val="left"/>
-      <w:pPr>
-        <w:ind w:left="5029" w:hanging="360"/>
-      </w:pPr>
-      <w:rPr>
-        <w:rFonts w:ascii="Wingdings" w:hAnsi="Wingdings" w:hint="default"/>
-      </w:rPr>
-    </w:lvl>
-    <w:lvl w:ilvl="6" w:tplc="04190001" w:tentative="1">
-      <w:start w:val="1"/>
-      <w:numFmt w:val="bullet"/>
-      <w:lvlText w:val=""/>
-      <w:lvlJc w:val="left"/>
-      <w:pPr>
-        <w:ind w:left="5749" w:hanging="360"/>
-      </w:pPr>
-      <w:rPr>
-        <w:rFonts w:ascii="Symbol" w:hAnsi="Symbol" w:hint="default"/>
-      </w:rPr>
-    </w:lvl>
-    <w:lvl w:ilvl="7" w:tplc="04190003" w:tentative="1">
-      <w:start w:val="1"/>
-      <w:numFmt w:val="bullet"/>
-      <w:lvlText w:val="o"/>
-      <w:lvlJc w:val="left"/>
-      <w:pPr>
-        <w:ind w:left="6469" w:hanging="360"/>
-      </w:pPr>
-      <w:rPr>
-        <w:rFonts w:ascii="Courier New" w:hAnsi="Courier New" w:cs="Courier New" w:hint="default"/>
-      </w:rPr>
-    </w:lvl>
-    <w:lvl w:ilvl="8" w:tplc="04190005" w:tentative="1">
-      <w:start w:val="1"/>
-      <w:numFmt w:val="bullet"/>
-      <w:lvlText w:val=""/>
-      <w:lvlJc w:val="left"/>
-      <w:pPr>
-        <w:ind w:left="7189" w:hanging="360"/>
-      </w:pPr>
-      <w:rPr>
-        <w:rFonts w:ascii="Wingdings" w:hAnsi="Wingdings" w:hint="default"/>
-      </w:rPr>
-    </w:lvl>
-  </w:abstractNum>
-  <w:abstractNum w:abstractNumId="41" w15:restartNumberingAfterBreak="0">
-    <w:nsid w:val="53E70B1F"/>
-    <w:multiLevelType w:val="hybridMultilevel"/>
-    <w:tmpl w:val="89FE6E18"/>
-    <w:lvl w:ilvl="0" w:tplc="04190001">
-      <w:start w:val="1"/>
-      <w:numFmt w:val="bullet"/>
-      <w:lvlText w:val=""/>
-      <w:lvlJc w:val="left"/>
-      <w:pPr>
-        <w:ind w:left="1429" w:hanging="360"/>
-      </w:pPr>
-      <w:rPr>
-        <w:rFonts w:ascii="Symbol" w:hAnsi="Symbol" w:hint="default"/>
-      </w:rPr>
-    </w:lvl>
-    <w:lvl w:ilvl="1" w:tplc="04190003" w:tentative="1">
-      <w:start w:val="1"/>
-      <w:numFmt w:val="bullet"/>
-      <w:lvlText w:val="o"/>
-      <w:lvlJc w:val="left"/>
-      <w:pPr>
-        <w:ind w:left="2149" w:hanging="360"/>
-      </w:pPr>
-      <w:rPr>
-        <w:rFonts w:ascii="Courier New" w:hAnsi="Courier New" w:cs="Courier New" w:hint="default"/>
-      </w:rPr>
-    </w:lvl>
-    <w:lvl w:ilvl="2" w:tplc="04190005" w:tentative="1">
-      <w:start w:val="1"/>
-      <w:numFmt w:val="bullet"/>
-      <w:lvlText w:val=""/>
-      <w:lvlJc w:val="left"/>
-      <w:pPr>
-        <w:ind w:left="2869" w:hanging="360"/>
-      </w:pPr>
-      <w:rPr>
-        <w:rFonts w:ascii="Wingdings" w:hAnsi="Wingdings" w:hint="default"/>
-      </w:rPr>
-    </w:lvl>
-    <w:lvl w:ilvl="3" w:tplc="04190001" w:tentative="1">
-      <w:start w:val="1"/>
-      <w:numFmt w:val="bullet"/>
-      <w:lvlText w:val=""/>
-      <w:lvlJc w:val="left"/>
-      <w:pPr>
-        <w:ind w:left="3589" w:hanging="360"/>
-      </w:pPr>
-      <w:rPr>
-        <w:rFonts w:ascii="Symbol" w:hAnsi="Symbol" w:hint="default"/>
-      </w:rPr>
-    </w:lvl>
-    <w:lvl w:ilvl="4" w:tplc="04190003" w:tentative="1">
-      <w:start w:val="1"/>
-      <w:numFmt w:val="bullet"/>
-      <w:lvlText w:val="o"/>
-      <w:lvlJc w:val="left"/>
-      <w:pPr>
-        <w:ind w:left="4309" w:hanging="360"/>
-      </w:pPr>
-      <w:rPr>
-        <w:rFonts w:ascii="Courier New" w:hAnsi="Courier New" w:cs="Courier New" w:hint="default"/>
-      </w:rPr>
-    </w:lvl>
-    <w:lvl w:ilvl="5" w:tplc="04190005" w:tentative="1">
-      <w:start w:val="1"/>
-      <w:numFmt w:val="bullet"/>
-      <w:lvlText w:val=""/>
-      <w:lvlJc w:val="left"/>
-      <w:pPr>
-        <w:ind w:left="5029" w:hanging="360"/>
-      </w:pPr>
-      <w:rPr>
-        <w:rFonts w:ascii="Wingdings" w:hAnsi="Wingdings" w:hint="default"/>
-      </w:rPr>
-    </w:lvl>
-    <w:lvl w:ilvl="6" w:tplc="04190001" w:tentative="1">
-      <w:start w:val="1"/>
-      <w:numFmt w:val="bullet"/>
-      <w:lvlText w:val=""/>
-      <w:lvlJc w:val="left"/>
-      <w:pPr>
-        <w:ind w:left="5749" w:hanging="360"/>
-      </w:pPr>
-      <w:rPr>
-        <w:rFonts w:ascii="Symbol" w:hAnsi="Symbol" w:hint="default"/>
-      </w:rPr>
-    </w:lvl>
-    <w:lvl w:ilvl="7" w:tplc="04190003" w:tentative="1">
-      <w:start w:val="1"/>
-      <w:numFmt w:val="bullet"/>
-      <w:lvlText w:val="o"/>
-      <w:lvlJc w:val="left"/>
-      <w:pPr>
-        <w:ind w:left="6469" w:hanging="360"/>
-      </w:pPr>
-      <w:rPr>
-        <w:rFonts w:ascii="Courier New" w:hAnsi="Courier New" w:cs="Courier New" w:hint="default"/>
-      </w:rPr>
-    </w:lvl>
-    <w:lvl w:ilvl="8" w:tplc="04190005" w:tentative="1">
-      <w:start w:val="1"/>
-      <w:numFmt w:val="bullet"/>
-      <w:lvlText w:val=""/>
-      <w:lvlJc w:val="left"/>
-      <w:pPr>
-        <w:ind w:left="7189" w:hanging="360"/>
-      </w:pPr>
-      <w:rPr>
-        <w:rFonts w:ascii="Wingdings" w:hAnsi="Wingdings" w:hint="default"/>
-      </w:rPr>
-    </w:lvl>
-  </w:abstractNum>
-  <w:abstractNum w:abstractNumId="42" w15:restartNumberingAfterBreak="0">
-    <w:nsid w:val="55100895"/>
-    <w:multiLevelType w:val="hybridMultilevel"/>
-    <w:tmpl w:val="F288CF44"/>
-    <w:lvl w:ilvl="0" w:tplc="04190001">
-      <w:start w:val="1"/>
-      <w:numFmt w:val="bullet"/>
-      <w:lvlText w:val=""/>
-      <w:lvlJc w:val="left"/>
-      <w:pPr>
-        <w:ind w:left="1429" w:hanging="360"/>
-      </w:pPr>
-      <w:rPr>
-        <w:rFonts w:ascii="Symbol" w:hAnsi="Symbol" w:hint="default"/>
-      </w:rPr>
-    </w:lvl>
-    <w:lvl w:ilvl="1" w:tplc="04190003" w:tentative="1">
-      <w:start w:val="1"/>
-      <w:numFmt w:val="bullet"/>
-      <w:lvlText w:val="o"/>
-      <w:lvlJc w:val="left"/>
-      <w:pPr>
-        <w:ind w:left="2149" w:hanging="360"/>
-      </w:pPr>
-      <w:rPr>
-        <w:rFonts w:ascii="Courier New" w:hAnsi="Courier New" w:cs="Courier New" w:hint="default"/>
-      </w:rPr>
-    </w:lvl>
-    <w:lvl w:ilvl="2" w:tplc="04190005" w:tentative="1">
-      <w:start w:val="1"/>
-      <w:numFmt w:val="bullet"/>
-      <w:lvlText w:val=""/>
-      <w:lvlJc w:val="left"/>
-      <w:pPr>
-        <w:ind w:left="2869" w:hanging="360"/>
-      </w:pPr>
-      <w:rPr>
-        <w:rFonts w:ascii="Wingdings" w:hAnsi="Wingdings" w:hint="default"/>
-      </w:rPr>
-    </w:lvl>
-    <w:lvl w:ilvl="3" w:tplc="04190001" w:tentative="1">
-      <w:start w:val="1"/>
-      <w:numFmt w:val="bullet"/>
-      <w:lvlText w:val=""/>
-      <w:lvlJc w:val="left"/>
-      <w:pPr>
-        <w:ind w:left="3589" w:hanging="360"/>
-      </w:pPr>
-      <w:rPr>
-        <w:rFonts w:ascii="Symbol" w:hAnsi="Symbol" w:hint="default"/>
-      </w:rPr>
-    </w:lvl>
-    <w:lvl w:ilvl="4" w:tplc="04190003" w:tentative="1">
-      <w:start w:val="1"/>
-      <w:numFmt w:val="bullet"/>
-      <w:lvlText w:val="o"/>
-      <w:lvlJc w:val="left"/>
-      <w:pPr>
-        <w:ind w:left="4309" w:hanging="360"/>
-      </w:pPr>
-      <w:rPr>
-        <w:rFonts w:ascii="Courier New" w:hAnsi="Courier New" w:cs="Courier New" w:hint="default"/>
-      </w:rPr>
-    </w:lvl>
-    <w:lvl w:ilvl="5" w:tplc="04190005" w:tentative="1">
-      <w:start w:val="1"/>
-      <w:numFmt w:val="bullet"/>
-      <w:lvlText w:val=""/>
-      <w:lvlJc w:val="left"/>
-      <w:pPr>
-        <w:ind w:left="5029" w:hanging="360"/>
-      </w:pPr>
-      <w:rPr>
-        <w:rFonts w:ascii="Wingdings" w:hAnsi="Wingdings" w:hint="default"/>
-      </w:rPr>
-    </w:lvl>
-    <w:lvl w:ilvl="6" w:tplc="04190001" w:tentative="1">
-      <w:start w:val="1"/>
-      <w:numFmt w:val="bullet"/>
-      <w:lvlText w:val=""/>
-      <w:lvlJc w:val="left"/>
-      <w:pPr>
-        <w:ind w:left="5749" w:hanging="360"/>
-      </w:pPr>
-      <w:rPr>
-        <w:rFonts w:ascii="Symbol" w:hAnsi="Symbol" w:hint="default"/>
-      </w:rPr>
-    </w:lvl>
-    <w:lvl w:ilvl="7" w:tplc="04190003" w:tentative="1">
-      <w:start w:val="1"/>
-      <w:numFmt w:val="bullet"/>
-      <w:lvlText w:val="o"/>
-      <w:lvlJc w:val="left"/>
-      <w:pPr>
-        <w:ind w:left="6469" w:hanging="360"/>
-      </w:pPr>
-      <w:rPr>
-        <w:rFonts w:ascii="Courier New" w:hAnsi="Courier New" w:cs="Courier New" w:hint="default"/>
-      </w:rPr>
-    </w:lvl>
-    <w:lvl w:ilvl="8" w:tplc="04190005" w:tentative="1">
-      <w:start w:val="1"/>
-      <w:numFmt w:val="bullet"/>
-      <w:lvlText w:val=""/>
-      <w:lvlJc w:val="left"/>
-      <w:pPr>
-        <w:ind w:left="7189" w:hanging="360"/>
-      </w:pPr>
-      <w:rPr>
-        <w:rFonts w:ascii="Wingdings" w:hAnsi="Wingdings" w:hint="default"/>
-      </w:rPr>
-    </w:lvl>
-  </w:abstractNum>
-  <w:abstractNum w:abstractNumId="43" w15:restartNumberingAfterBreak="0">
-    <w:nsid w:val="56AD6155"/>
-    <w:multiLevelType w:val="hybridMultilevel"/>
-    <w:tmpl w:val="78D869A0"/>
-    <w:lvl w:ilvl="0" w:tplc="04190001">
-      <w:start w:val="1"/>
-      <w:numFmt w:val="bullet"/>
-      <w:lvlText w:val=""/>
-      <w:lvlJc w:val="left"/>
-      <w:pPr>
-        <w:ind w:left="1429" w:hanging="360"/>
-      </w:pPr>
-      <w:rPr>
-        <w:rFonts w:ascii="Symbol" w:hAnsi="Symbol" w:hint="default"/>
-      </w:rPr>
-    </w:lvl>
-    <w:lvl w:ilvl="1" w:tplc="04190003" w:tentative="1">
-      <w:start w:val="1"/>
-      <w:numFmt w:val="bullet"/>
-      <w:lvlText w:val="o"/>
-      <w:lvlJc w:val="left"/>
-      <w:pPr>
-        <w:ind w:left="2149" w:hanging="360"/>
-      </w:pPr>
-      <w:rPr>
-        <w:rFonts w:ascii="Courier New" w:hAnsi="Courier New" w:cs="Courier New" w:hint="default"/>
-      </w:rPr>
-    </w:lvl>
-    <w:lvl w:ilvl="2" w:tplc="04190005" w:tentative="1">
-      <w:start w:val="1"/>
-      <w:numFmt w:val="bullet"/>
-      <w:lvlText w:val=""/>
-      <w:lvlJc w:val="left"/>
-      <w:pPr>
-        <w:ind w:left="2869" w:hanging="360"/>
-      </w:pPr>
-      <w:rPr>
-        <w:rFonts w:ascii="Wingdings" w:hAnsi="Wingdings" w:hint="default"/>
-      </w:rPr>
-    </w:lvl>
-    <w:lvl w:ilvl="3" w:tplc="04190001" w:tentative="1">
-      <w:start w:val="1"/>
-      <w:numFmt w:val="bullet"/>
-      <w:lvlText w:val=""/>
-      <w:lvlJc w:val="left"/>
-      <w:pPr>
-        <w:ind w:left="3589" w:hanging="360"/>
-      </w:pPr>
-      <w:rPr>
-        <w:rFonts w:ascii="Symbol" w:hAnsi="Symbol" w:hint="default"/>
-      </w:rPr>
-    </w:lvl>
-    <w:lvl w:ilvl="4" w:tplc="04190003" w:tentative="1">
-      <w:start w:val="1"/>
-      <w:numFmt w:val="bullet"/>
-      <w:lvlText w:val="o"/>
-      <w:lvlJc w:val="left"/>
-      <w:pPr>
-        <w:ind w:left="4309" w:hanging="360"/>
-      </w:pPr>
-      <w:rPr>
-        <w:rFonts w:ascii="Courier New" w:hAnsi="Courier New" w:cs="Courier New" w:hint="default"/>
-      </w:rPr>
-    </w:lvl>
-    <w:lvl w:ilvl="5" w:tplc="04190005" w:tentative="1">
-      <w:start w:val="1"/>
-      <w:numFmt w:val="bullet"/>
-      <w:lvlText w:val=""/>
-      <w:lvlJc w:val="left"/>
-      <w:pPr>
-        <w:ind w:left="5029" w:hanging="360"/>
-      </w:pPr>
-      <w:rPr>
-        <w:rFonts w:ascii="Wingdings" w:hAnsi="Wingdings" w:hint="default"/>
-      </w:rPr>
-    </w:lvl>
-    <w:lvl w:ilvl="6" w:tplc="04190001" w:tentative="1">
-      <w:start w:val="1"/>
-      <w:numFmt w:val="bullet"/>
-      <w:lvlText w:val=""/>
-      <w:lvlJc w:val="left"/>
-      <w:pPr>
-        <w:ind w:left="5749" w:hanging="360"/>
-      </w:pPr>
-      <w:rPr>
-        <w:rFonts w:ascii="Symbol" w:hAnsi="Symbol" w:hint="default"/>
-      </w:rPr>
-    </w:lvl>
-    <w:lvl w:ilvl="7" w:tplc="04190003" w:tentative="1">
-      <w:start w:val="1"/>
-      <w:numFmt w:val="bullet"/>
-      <w:lvlText w:val="o"/>
-      <w:lvlJc w:val="left"/>
-      <w:pPr>
-        <w:ind w:left="6469" w:hanging="360"/>
-      </w:pPr>
-      <w:rPr>
-        <w:rFonts w:ascii="Courier New" w:hAnsi="Courier New" w:cs="Courier New" w:hint="default"/>
-      </w:rPr>
-    </w:lvl>
-    <w:lvl w:ilvl="8" w:tplc="04190005" w:tentative="1">
-      <w:start w:val="1"/>
-      <w:numFmt w:val="bullet"/>
-      <w:lvlText w:val=""/>
-      <w:lvlJc w:val="left"/>
-      <w:pPr>
-        <w:ind w:left="7189" w:hanging="360"/>
-      </w:pPr>
-      <w:rPr>
-        <w:rFonts w:ascii="Wingdings" w:hAnsi="Wingdings" w:hint="default"/>
-      </w:rPr>
-    </w:lvl>
-  </w:abstractNum>
-  <w:abstractNum w:abstractNumId="44" w15:restartNumberingAfterBreak="0">
-    <w:nsid w:val="5A6F1C9B"/>
-    <w:multiLevelType w:val="hybridMultilevel"/>
-    <w:tmpl w:val="949212DA"/>
-    <w:lvl w:ilvl="0" w:tplc="9368A9FC">
-      <w:start w:val="1"/>
-      <w:numFmt w:val="decimal"/>
-      <w:lvlText w:val="%1."/>
-      <w:lvlJc w:val="left"/>
-      <w:pPr>
-        <w:ind w:left="1069" w:hanging="360"/>
-      </w:pPr>
-      <w:rPr>
-        <w:rFonts w:hint="default"/>
-      </w:rPr>
-    </w:lvl>
-    <w:lvl w:ilvl="1" w:tplc="04190019" w:tentative="1">
-      <w:start w:val="1"/>
-      <w:numFmt w:val="lowerLetter"/>
-      <w:lvlText w:val="%2."/>
-      <w:lvlJc w:val="left"/>
-      <w:pPr>
-        <w:ind w:left="1789" w:hanging="360"/>
-      </w:pPr>
-    </w:lvl>
-    <w:lvl w:ilvl="2" w:tplc="0419001B" w:tentative="1">
-      <w:start w:val="1"/>
-      <w:numFmt w:val="lowerRoman"/>
-      <w:lvlText w:val="%3."/>
-      <w:lvlJc w:val="right"/>
-      <w:pPr>
-        <w:ind w:left="2509" w:hanging="180"/>
-      </w:pPr>
-    </w:lvl>
-    <w:lvl w:ilvl="3" w:tplc="0419000F" w:tentative="1">
-      <w:start w:val="1"/>
-      <w:numFmt w:val="decimal"/>
-      <w:lvlText w:val="%4."/>
-      <w:lvlJc w:val="left"/>
-      <w:pPr>
-        <w:ind w:left="3229" w:hanging="360"/>
-      </w:pPr>
-    </w:lvl>
-    <w:lvl w:ilvl="4" w:tplc="04190019" w:tentative="1">
-      <w:start w:val="1"/>
-      <w:numFmt w:val="lowerLetter"/>
-      <w:lvlText w:val="%5."/>
-      <w:lvlJc w:val="left"/>
-      <w:pPr>
-        <w:ind w:left="3949" w:hanging="360"/>
-      </w:pPr>
-    </w:lvl>
-    <w:lvl w:ilvl="5" w:tplc="0419001B" w:tentative="1">
-      <w:start w:val="1"/>
-      <w:numFmt w:val="lowerRoman"/>
-      <w:lvlText w:val="%6."/>
-      <w:lvlJc w:val="right"/>
-      <w:pPr>
-        <w:ind w:left="4669" w:hanging="180"/>
-      </w:pPr>
-    </w:lvl>
-    <w:lvl w:ilvl="6" w:tplc="0419000F" w:tentative="1">
-      <w:start w:val="1"/>
-      <w:numFmt w:val="decimal"/>
-      <w:lvlText w:val="%7."/>
-      <w:lvlJc w:val="left"/>
-      <w:pPr>
-        <w:ind w:left="5389" w:hanging="360"/>
-      </w:pPr>
-    </w:lvl>
-    <w:lvl w:ilvl="7" w:tplc="04190019" w:tentative="1">
-      <w:start w:val="1"/>
-      <w:numFmt w:val="lowerLetter"/>
-      <w:lvlText w:val="%8."/>
-      <w:lvlJc w:val="left"/>
-      <w:pPr>
-        <w:ind w:left="6109" w:hanging="360"/>
-      </w:pPr>
-    </w:lvl>
-    <w:lvl w:ilvl="8" w:tplc="0419001B" w:tentative="1">
-      <w:start w:val="1"/>
-      <w:numFmt w:val="lowerRoman"/>
-      <w:lvlText w:val="%9."/>
-      <w:lvlJc w:val="right"/>
-      <w:pPr>
-        <w:ind w:left="6829" w:hanging="180"/>
-      </w:pPr>
-    </w:lvl>
-  </w:abstractNum>
-  <w:abstractNum w:abstractNumId="45" w15:restartNumberingAfterBreak="0">
-    <w:nsid w:val="5ABC380D"/>
-    <w:multiLevelType w:val="hybridMultilevel"/>
-    <w:tmpl w:val="1F6AA284"/>
-    <w:lvl w:ilvl="0" w:tplc="0419000F">
-      <w:start w:val="1"/>
-      <w:numFmt w:val="decimal"/>
-      <w:lvlText w:val="%1."/>
-      <w:lvlJc w:val="left"/>
-      <w:pPr>
-        <w:ind w:left="1429" w:hanging="360"/>
-      </w:pPr>
-    </w:lvl>
-    <w:lvl w:ilvl="1" w:tplc="04190019">
-      <w:start w:val="1"/>
-      <w:numFmt w:val="lowerLetter"/>
-      <w:lvlText w:val="%2."/>
-      <w:lvlJc w:val="left"/>
-      <w:pPr>
-        <w:ind w:left="2149" w:hanging="360"/>
-      </w:pPr>
-    </w:lvl>
-    <w:lvl w:ilvl="2" w:tplc="0419001B" w:tentative="1">
-      <w:start w:val="1"/>
-      <w:numFmt w:val="lowerRoman"/>
-      <w:lvlText w:val="%3."/>
-      <w:lvlJc w:val="right"/>
-      <w:pPr>
-        <w:ind w:left="2869" w:hanging="180"/>
-      </w:pPr>
-    </w:lvl>
-    <w:lvl w:ilvl="3" w:tplc="0419000F" w:tentative="1">
-      <w:start w:val="1"/>
-      <w:numFmt w:val="decimal"/>
-      <w:lvlText w:val="%4."/>
-      <w:lvlJc w:val="left"/>
-      <w:pPr>
-        <w:ind w:left="3589" w:hanging="360"/>
-      </w:pPr>
-    </w:lvl>
-    <w:lvl w:ilvl="4" w:tplc="04190019" w:tentative="1">
-      <w:start w:val="1"/>
-      <w:numFmt w:val="lowerLetter"/>
-      <w:lvlText w:val="%5."/>
-      <w:lvlJc w:val="left"/>
-      <w:pPr>
-        <w:ind w:left="4309" w:hanging="360"/>
-      </w:pPr>
-    </w:lvl>
-    <w:lvl w:ilvl="5" w:tplc="0419001B" w:tentative="1">
-      <w:start w:val="1"/>
-      <w:numFmt w:val="lowerRoman"/>
-      <w:lvlText w:val="%6."/>
-      <w:lvlJc w:val="right"/>
-      <w:pPr>
-        <w:ind w:left="5029" w:hanging="180"/>
-      </w:pPr>
-    </w:lvl>
-    <w:lvl w:ilvl="6" w:tplc="0419000F" w:tentative="1">
-      <w:start w:val="1"/>
-      <w:numFmt w:val="decimal"/>
-      <w:lvlText w:val="%7."/>
-      <w:lvlJc w:val="left"/>
-      <w:pPr>
-        <w:ind w:left="5749" w:hanging="360"/>
-      </w:pPr>
-    </w:lvl>
-    <w:lvl w:ilvl="7" w:tplc="04190019" w:tentative="1">
-      <w:start w:val="1"/>
-      <w:numFmt w:val="lowerLetter"/>
-      <w:lvlText w:val="%8."/>
-      <w:lvlJc w:val="left"/>
-      <w:pPr>
-        <w:ind w:left="6469" w:hanging="360"/>
-      </w:pPr>
-    </w:lvl>
-    <w:lvl w:ilvl="8" w:tplc="0419001B" w:tentative="1">
-      <w:start w:val="1"/>
-      <w:numFmt w:val="lowerRoman"/>
-      <w:lvlText w:val="%9."/>
-      <w:lvlJc w:val="right"/>
-      <w:pPr>
-        <w:ind w:left="7189" w:hanging="180"/>
-      </w:pPr>
-    </w:lvl>
-  </w:abstractNum>
-  <w:abstractNum w:abstractNumId="46" w15:restartNumberingAfterBreak="0">
-    <w:nsid w:val="6036541E"/>
-    <w:multiLevelType w:val="hybridMultilevel"/>
-    <w:tmpl w:val="9EB2AF78"/>
-    <w:lvl w:ilvl="0" w:tplc="0419000F">
-      <w:start w:val="1"/>
-      <w:numFmt w:val="decimal"/>
-      <w:lvlText w:val="%1."/>
-      <w:lvlJc w:val="left"/>
-      <w:pPr>
-        <w:ind w:left="1429" w:hanging="360"/>
-      </w:pPr>
-    </w:lvl>
-    <w:lvl w:ilvl="1" w:tplc="04190019" w:tentative="1">
-      <w:start w:val="1"/>
-      <w:numFmt w:val="lowerLetter"/>
-      <w:lvlText w:val="%2."/>
-      <w:lvlJc w:val="left"/>
-      <w:pPr>
-        <w:ind w:left="2149" w:hanging="360"/>
-      </w:pPr>
-    </w:lvl>
-    <w:lvl w:ilvl="2" w:tplc="0419001B" w:tentative="1">
-      <w:start w:val="1"/>
-      <w:numFmt w:val="lowerRoman"/>
-      <w:lvlText w:val="%3."/>
-      <w:lvlJc w:val="right"/>
-      <w:pPr>
-        <w:ind w:left="2869" w:hanging="180"/>
-      </w:pPr>
-    </w:lvl>
-    <w:lvl w:ilvl="3" w:tplc="0419000F" w:tentative="1">
-      <w:start w:val="1"/>
-      <w:numFmt w:val="decimal"/>
-      <w:lvlText w:val="%4."/>
-      <w:lvlJc w:val="left"/>
-      <w:pPr>
-        <w:ind w:left="3589" w:hanging="360"/>
-      </w:pPr>
-    </w:lvl>
-    <w:lvl w:ilvl="4" w:tplc="04190019" w:tentative="1">
-      <w:start w:val="1"/>
-      <w:numFmt w:val="lowerLetter"/>
-      <w:lvlText w:val="%5."/>
-      <w:lvlJc w:val="left"/>
-      <w:pPr>
-        <w:ind w:left="4309" w:hanging="360"/>
-      </w:pPr>
-    </w:lvl>
-    <w:lvl w:ilvl="5" w:tplc="0419001B" w:tentative="1">
-      <w:start w:val="1"/>
-      <w:numFmt w:val="lowerRoman"/>
-      <w:lvlText w:val="%6."/>
-      <w:lvlJc w:val="right"/>
-      <w:pPr>
-        <w:ind w:left="5029" w:hanging="180"/>
-      </w:pPr>
-    </w:lvl>
-    <w:lvl w:ilvl="6" w:tplc="0419000F" w:tentative="1">
-      <w:start w:val="1"/>
-      <w:numFmt w:val="decimal"/>
-      <w:lvlText w:val="%7."/>
-      <w:lvlJc w:val="left"/>
-      <w:pPr>
-        <w:ind w:left="5749" w:hanging="360"/>
-      </w:pPr>
-    </w:lvl>
-    <w:lvl w:ilvl="7" w:tplc="04190019" w:tentative="1">
-      <w:start w:val="1"/>
-      <w:numFmt w:val="lowerLetter"/>
-      <w:lvlText w:val="%8."/>
-      <w:lvlJc w:val="left"/>
-      <w:pPr>
-        <w:ind w:left="6469" w:hanging="360"/>
-      </w:pPr>
-    </w:lvl>
-    <w:lvl w:ilvl="8" w:tplc="0419001B" w:tentative="1">
-      <w:start w:val="1"/>
-      <w:numFmt w:val="lowerRoman"/>
-      <w:lvlText w:val="%9."/>
-      <w:lvlJc w:val="right"/>
-      <w:pPr>
-        <w:ind w:left="7189" w:hanging="180"/>
-      </w:pPr>
-    </w:lvl>
-  </w:abstractNum>
-  <w:abstractNum w:abstractNumId="47" w15:restartNumberingAfterBreak="0">
-    <w:nsid w:val="60672888"/>
-    <w:multiLevelType w:val="hybridMultilevel"/>
-    <w:tmpl w:val="571672AE"/>
-    <w:lvl w:ilvl="0" w:tplc="04190001">
-      <w:start w:val="1"/>
-      <w:numFmt w:val="bullet"/>
-      <w:lvlText w:val=""/>
-      <w:lvlJc w:val="left"/>
-      <w:pPr>
-        <w:ind w:left="1429" w:hanging="360"/>
-      </w:pPr>
-      <w:rPr>
-        <w:rFonts w:ascii="Symbol" w:hAnsi="Symbol" w:hint="default"/>
-      </w:rPr>
-    </w:lvl>
-    <w:lvl w:ilvl="1" w:tplc="04190003" w:tentative="1">
-      <w:start w:val="1"/>
-      <w:numFmt w:val="bullet"/>
-      <w:lvlText w:val="o"/>
-      <w:lvlJc w:val="left"/>
-      <w:pPr>
-        <w:ind w:left="2149" w:hanging="360"/>
-      </w:pPr>
-      <w:rPr>
-        <w:rFonts w:ascii="Courier New" w:hAnsi="Courier New" w:cs="Courier New" w:hint="default"/>
-      </w:rPr>
-    </w:lvl>
-    <w:lvl w:ilvl="2" w:tplc="04190005" w:tentative="1">
-      <w:start w:val="1"/>
-      <w:numFmt w:val="bullet"/>
-      <w:lvlText w:val=""/>
-      <w:lvlJc w:val="left"/>
-      <w:pPr>
-        <w:ind w:left="2869" w:hanging="360"/>
-      </w:pPr>
-      <w:rPr>
-        <w:rFonts w:ascii="Wingdings" w:hAnsi="Wingdings" w:hint="default"/>
-      </w:rPr>
-    </w:lvl>
-    <w:lvl w:ilvl="3" w:tplc="04190001" w:tentative="1">
-      <w:start w:val="1"/>
-      <w:numFmt w:val="bullet"/>
-      <w:lvlText w:val=""/>
-      <w:lvlJc w:val="left"/>
-      <w:pPr>
-        <w:ind w:left="3589" w:hanging="360"/>
-      </w:pPr>
-      <w:rPr>
-        <w:rFonts w:ascii="Symbol" w:hAnsi="Symbol" w:hint="default"/>
-      </w:rPr>
-    </w:lvl>
-    <w:lvl w:ilvl="4" w:tplc="04190003" w:tentative="1">
-      <w:start w:val="1"/>
-      <w:numFmt w:val="bullet"/>
-      <w:lvlText w:val="o"/>
-      <w:lvlJc w:val="left"/>
-      <w:pPr>
-        <w:ind w:left="4309" w:hanging="360"/>
-      </w:pPr>
-      <w:rPr>
-        <w:rFonts w:ascii="Courier New" w:hAnsi="Courier New" w:cs="Courier New" w:hint="default"/>
-      </w:rPr>
-    </w:lvl>
-    <w:lvl w:ilvl="5" w:tplc="04190005" w:tentative="1">
-      <w:start w:val="1"/>
-      <w:numFmt w:val="bullet"/>
-      <w:lvlText w:val=""/>
-      <w:lvlJc w:val="left"/>
-      <w:pPr>
-        <w:ind w:left="5029" w:hanging="360"/>
-      </w:pPr>
-      <w:rPr>
-        <w:rFonts w:ascii="Wingdings" w:hAnsi="Wingdings" w:hint="default"/>
-      </w:rPr>
-    </w:lvl>
-    <w:lvl w:ilvl="6" w:tplc="04190001" w:tentative="1">
-      <w:start w:val="1"/>
-      <w:numFmt w:val="bullet"/>
-      <w:lvlText w:val=""/>
-      <w:lvlJc w:val="left"/>
-      <w:pPr>
-        <w:ind w:left="5749" w:hanging="360"/>
-      </w:pPr>
-      <w:rPr>
-        <w:rFonts w:ascii="Symbol" w:hAnsi="Symbol" w:hint="default"/>
-      </w:rPr>
-    </w:lvl>
-    <w:lvl w:ilvl="7" w:tplc="04190003" w:tentative="1">
-      <w:start w:val="1"/>
-      <w:numFmt w:val="bullet"/>
-      <w:lvlText w:val="o"/>
-      <w:lvlJc w:val="left"/>
-      <w:pPr>
-        <w:ind w:left="6469" w:hanging="360"/>
-      </w:pPr>
-      <w:rPr>
-        <w:rFonts w:ascii="Courier New" w:hAnsi="Courier New" w:cs="Courier New" w:hint="default"/>
-      </w:rPr>
-    </w:lvl>
-    <w:lvl w:ilvl="8" w:tplc="04190005" w:tentative="1">
-      <w:start w:val="1"/>
-      <w:numFmt w:val="bullet"/>
-      <w:lvlText w:val=""/>
-      <w:lvlJc w:val="left"/>
-      <w:pPr>
-        <w:ind w:left="7189" w:hanging="360"/>
-      </w:pPr>
-      <w:rPr>
-        <w:rFonts w:ascii="Wingdings" w:hAnsi="Wingdings" w:hint="default"/>
-      </w:rPr>
-    </w:lvl>
-  </w:abstractNum>
-  <w:abstractNum w:abstractNumId="48" w15:restartNumberingAfterBreak="0">
-    <w:nsid w:val="61FD7F7F"/>
-    <w:multiLevelType w:val="hybridMultilevel"/>
-    <w:tmpl w:val="DA800E12"/>
-    <w:lvl w:ilvl="0" w:tplc="04190001">
-      <w:start w:val="1"/>
-      <w:numFmt w:val="bullet"/>
-      <w:lvlText w:val=""/>
-      <w:lvlJc w:val="left"/>
-      <w:pPr>
-        <w:ind w:left="1429" w:hanging="360"/>
-      </w:pPr>
-      <w:rPr>
-        <w:rFonts w:ascii="Symbol" w:hAnsi="Symbol" w:hint="default"/>
-      </w:rPr>
-    </w:lvl>
-    <w:lvl w:ilvl="1" w:tplc="04190003" w:tentative="1">
-      <w:start w:val="1"/>
-      <w:numFmt w:val="bullet"/>
-      <w:lvlText w:val="o"/>
-      <w:lvlJc w:val="left"/>
-      <w:pPr>
-        <w:ind w:left="2149" w:hanging="360"/>
-      </w:pPr>
-      <w:rPr>
-        <w:rFonts w:ascii="Courier New" w:hAnsi="Courier New" w:cs="Courier New" w:hint="default"/>
-      </w:rPr>
-    </w:lvl>
-    <w:lvl w:ilvl="2" w:tplc="04190005" w:tentative="1">
-      <w:start w:val="1"/>
-      <w:numFmt w:val="bullet"/>
-      <w:lvlText w:val=""/>
-      <w:lvlJc w:val="left"/>
-      <w:pPr>
-        <w:ind w:left="2869" w:hanging="360"/>
-      </w:pPr>
-      <w:rPr>
-        <w:rFonts w:ascii="Wingdings" w:hAnsi="Wingdings" w:hint="default"/>
-      </w:rPr>
-    </w:lvl>
-    <w:lvl w:ilvl="3" w:tplc="04190001" w:tentative="1">
-      <w:start w:val="1"/>
-      <w:numFmt w:val="bullet"/>
-      <w:lvlText w:val=""/>
-      <w:lvlJc w:val="left"/>
-      <w:pPr>
-        <w:ind w:left="3589" w:hanging="360"/>
-      </w:pPr>
-      <w:rPr>
-        <w:rFonts w:ascii="Symbol" w:hAnsi="Symbol" w:hint="default"/>
-      </w:rPr>
-    </w:lvl>
-    <w:lvl w:ilvl="4" w:tplc="04190003" w:tentative="1">
-      <w:start w:val="1"/>
-      <w:numFmt w:val="bullet"/>
-      <w:lvlText w:val="o"/>
-      <w:lvlJc w:val="left"/>
-      <w:pPr>
-        <w:ind w:left="4309" w:hanging="360"/>
-      </w:pPr>
-      <w:rPr>
-        <w:rFonts w:ascii="Courier New" w:hAnsi="Courier New" w:cs="Courier New" w:hint="default"/>
-      </w:rPr>
-    </w:lvl>
-    <w:lvl w:ilvl="5" w:tplc="04190005" w:tentative="1">
-      <w:start w:val="1"/>
-      <w:numFmt w:val="bullet"/>
-      <w:lvlText w:val=""/>
-      <w:lvlJc w:val="left"/>
-      <w:pPr>
-        <w:ind w:left="5029" w:hanging="360"/>
-      </w:pPr>
-      <w:rPr>
-        <w:rFonts w:ascii="Wingdings" w:hAnsi="Wingdings" w:hint="default"/>
-      </w:rPr>
-    </w:lvl>
-    <w:lvl w:ilvl="6" w:tplc="04190001" w:tentative="1">
-      <w:start w:val="1"/>
-      <w:numFmt w:val="bullet"/>
-      <w:lvlText w:val=""/>
-      <w:lvlJc w:val="left"/>
-      <w:pPr>
-        <w:ind w:left="5749" w:hanging="360"/>
-      </w:pPr>
-      <w:rPr>
-        <w:rFonts w:ascii="Symbol" w:hAnsi="Symbol" w:hint="default"/>
-      </w:rPr>
-    </w:lvl>
-    <w:lvl w:ilvl="7" w:tplc="04190003" w:tentative="1">
-      <w:start w:val="1"/>
-      <w:numFmt w:val="bullet"/>
-      <w:lvlText w:val="o"/>
-      <w:lvlJc w:val="left"/>
-      <w:pPr>
-        <w:ind w:left="6469" w:hanging="360"/>
-      </w:pPr>
-      <w:rPr>
-        <w:rFonts w:ascii="Courier New" w:hAnsi="Courier New" w:cs="Courier New" w:hint="default"/>
-      </w:rPr>
-    </w:lvl>
-    <w:lvl w:ilvl="8" w:tplc="04190005" w:tentative="1">
-      <w:start w:val="1"/>
-      <w:numFmt w:val="bullet"/>
-      <w:lvlText w:val=""/>
-      <w:lvlJc w:val="left"/>
-      <w:pPr>
-        <w:ind w:left="7189" w:hanging="360"/>
-      </w:pPr>
-      <w:rPr>
-        <w:rFonts w:ascii="Wingdings" w:hAnsi="Wingdings" w:hint="default"/>
-      </w:rPr>
-    </w:lvl>
-  </w:abstractNum>
-  <w:abstractNum w:abstractNumId="49" w15:restartNumberingAfterBreak="0">
-    <w:nsid w:val="621A3FC4"/>
-    <w:multiLevelType w:val="hybridMultilevel"/>
-    <w:tmpl w:val="130C0822"/>
-    <w:lvl w:ilvl="0" w:tplc="04190001">
-      <w:start w:val="1"/>
-      <w:numFmt w:val="bullet"/>
-      <w:lvlText w:val=""/>
-      <w:lvlJc w:val="left"/>
-      <w:pPr>
-        <w:ind w:left="1429" w:hanging="360"/>
-      </w:pPr>
-      <w:rPr>
-        <w:rFonts w:ascii="Symbol" w:hAnsi="Symbol" w:hint="default"/>
-      </w:rPr>
-    </w:lvl>
-    <w:lvl w:ilvl="1" w:tplc="04190003" w:tentative="1">
-      <w:start w:val="1"/>
-      <w:numFmt w:val="bullet"/>
-      <w:lvlText w:val="o"/>
-      <w:lvlJc w:val="left"/>
-      <w:pPr>
-        <w:ind w:left="2149" w:hanging="360"/>
-      </w:pPr>
-      <w:rPr>
-        <w:rFonts w:ascii="Courier New" w:hAnsi="Courier New" w:cs="Courier New" w:hint="default"/>
-      </w:rPr>
-    </w:lvl>
-    <w:lvl w:ilvl="2" w:tplc="04190005" w:tentative="1">
-      <w:start w:val="1"/>
-      <w:numFmt w:val="bullet"/>
-      <w:lvlText w:val=""/>
-      <w:lvlJc w:val="left"/>
-      <w:pPr>
-        <w:ind w:left="2869" w:hanging="360"/>
-      </w:pPr>
-      <w:rPr>
-        <w:rFonts w:ascii="Wingdings" w:hAnsi="Wingdings" w:hint="default"/>
-      </w:rPr>
-    </w:lvl>
-    <w:lvl w:ilvl="3" w:tplc="04190001" w:tentative="1">
-      <w:start w:val="1"/>
-      <w:numFmt w:val="bullet"/>
-      <w:lvlText w:val=""/>
-      <w:lvlJc w:val="left"/>
-      <w:pPr>
-        <w:ind w:left="3589" w:hanging="360"/>
-      </w:pPr>
-      <w:rPr>
-        <w:rFonts w:ascii="Symbol" w:hAnsi="Symbol" w:hint="default"/>
-      </w:rPr>
-    </w:lvl>
-    <w:lvl w:ilvl="4" w:tplc="04190003" w:tentative="1">
-      <w:start w:val="1"/>
-      <w:numFmt w:val="bullet"/>
-      <w:lvlText w:val="o"/>
-      <w:lvlJc w:val="left"/>
-      <w:pPr>
-        <w:ind w:left="4309" w:hanging="360"/>
-      </w:pPr>
-      <w:rPr>
-        <w:rFonts w:ascii="Courier New" w:hAnsi="Courier New" w:cs="Courier New" w:hint="default"/>
-      </w:rPr>
-    </w:lvl>
-    <w:lvl w:ilvl="5" w:tplc="04190005" w:tentative="1">
-      <w:start w:val="1"/>
-      <w:numFmt w:val="bullet"/>
-      <w:lvlText w:val=""/>
-      <w:lvlJc w:val="left"/>
-      <w:pPr>
-        <w:ind w:left="5029" w:hanging="360"/>
-      </w:pPr>
-      <w:rPr>
-        <w:rFonts w:ascii="Wingdings" w:hAnsi="Wingdings" w:hint="default"/>
-      </w:rPr>
-    </w:lvl>
-    <w:lvl w:ilvl="6" w:tplc="04190001" w:tentative="1">
-      <w:start w:val="1"/>
-      <w:numFmt w:val="bullet"/>
-      <w:lvlText w:val=""/>
-      <w:lvlJc w:val="left"/>
-      <w:pPr>
-        <w:ind w:left="5749" w:hanging="360"/>
-      </w:pPr>
-      <w:rPr>
-        <w:rFonts w:ascii="Symbol" w:hAnsi="Symbol" w:hint="default"/>
-      </w:rPr>
-    </w:lvl>
-    <w:lvl w:ilvl="7" w:tplc="04190003" w:tentative="1">
-      <w:start w:val="1"/>
-      <w:numFmt w:val="bullet"/>
-      <w:lvlText w:val="o"/>
-      <w:lvlJc w:val="left"/>
-      <w:pPr>
-        <w:ind w:left="6469" w:hanging="360"/>
-      </w:pPr>
-      <w:rPr>
-        <w:rFonts w:ascii="Courier New" w:hAnsi="Courier New" w:cs="Courier New" w:hint="default"/>
-      </w:rPr>
-    </w:lvl>
-    <w:lvl w:ilvl="8" w:tplc="04190005" w:tentative="1">
-      <w:start w:val="1"/>
-      <w:numFmt w:val="bullet"/>
-      <w:lvlText w:val=""/>
-      <w:lvlJc w:val="left"/>
-      <w:pPr>
-        <w:ind w:left="7189" w:hanging="360"/>
-      </w:pPr>
-      <w:rPr>
-        <w:rFonts w:ascii="Wingdings" w:hAnsi="Wingdings" w:hint="default"/>
-      </w:rPr>
-    </w:lvl>
-  </w:abstractNum>
-  <w:abstractNum w:abstractNumId="50" w15:restartNumberingAfterBreak="0">
-    <w:nsid w:val="62F347BA"/>
-    <w:multiLevelType w:val="hybridMultilevel"/>
-    <w:tmpl w:val="C68A2B40"/>
-    <w:lvl w:ilvl="0" w:tplc="04190001">
-      <w:start w:val="1"/>
-      <w:numFmt w:val="bullet"/>
-      <w:lvlText w:val=""/>
-      <w:lvlJc w:val="left"/>
-      <w:pPr>
-        <w:ind w:left="1429" w:hanging="360"/>
-      </w:pPr>
-      <w:rPr>
-        <w:rFonts w:ascii="Symbol" w:hAnsi="Symbol" w:hint="default"/>
-      </w:rPr>
-    </w:lvl>
-    <w:lvl w:ilvl="1" w:tplc="04190003" w:tentative="1">
-      <w:start w:val="1"/>
-      <w:numFmt w:val="bullet"/>
-      <w:lvlText w:val="o"/>
-      <w:lvlJc w:val="left"/>
-      <w:pPr>
-        <w:ind w:left="2149" w:hanging="360"/>
-      </w:pPr>
-      <w:rPr>
-        <w:rFonts w:ascii="Courier New" w:hAnsi="Courier New" w:cs="Courier New" w:hint="default"/>
-      </w:rPr>
-    </w:lvl>
-    <w:lvl w:ilvl="2" w:tplc="04190005" w:tentative="1">
-      <w:start w:val="1"/>
-      <w:numFmt w:val="bullet"/>
-      <w:lvlText w:val=""/>
-      <w:lvlJc w:val="left"/>
-      <w:pPr>
-        <w:ind w:left="2869" w:hanging="360"/>
-      </w:pPr>
-      <w:rPr>
-        <w:rFonts w:ascii="Wingdings" w:hAnsi="Wingdings" w:hint="default"/>
-      </w:rPr>
-    </w:lvl>
-    <w:lvl w:ilvl="3" w:tplc="04190001" w:tentative="1">
-      <w:start w:val="1"/>
-      <w:numFmt w:val="bullet"/>
-      <w:lvlText w:val=""/>
-      <w:lvlJc w:val="left"/>
-      <w:pPr>
-        <w:ind w:left="3589" w:hanging="360"/>
-      </w:pPr>
-      <w:rPr>
-        <w:rFonts w:ascii="Symbol" w:hAnsi="Symbol" w:hint="default"/>
-      </w:rPr>
-    </w:lvl>
-    <w:lvl w:ilvl="4" w:tplc="04190003" w:tentative="1">
-      <w:start w:val="1"/>
-      <w:numFmt w:val="bullet"/>
-      <w:lvlText w:val="o"/>
-      <w:lvlJc w:val="left"/>
-      <w:pPr>
-        <w:ind w:left="4309" w:hanging="360"/>
-      </w:pPr>
-      <w:rPr>
-        <w:rFonts w:ascii="Courier New" w:hAnsi="Courier New" w:cs="Courier New" w:hint="default"/>
-      </w:rPr>
-    </w:lvl>
-    <w:lvl w:ilvl="5" w:tplc="04190005" w:tentative="1">
-      <w:start w:val="1"/>
-      <w:numFmt w:val="bullet"/>
-      <w:lvlText w:val=""/>
-      <w:lvlJc w:val="left"/>
-      <w:pPr>
-        <w:ind w:left="5029" w:hanging="360"/>
-      </w:pPr>
-      <w:rPr>
-        <w:rFonts w:ascii="Wingdings" w:hAnsi="Wingdings" w:hint="default"/>
-      </w:rPr>
-    </w:lvl>
-    <w:lvl w:ilvl="6" w:tplc="04190001" w:tentative="1">
-      <w:start w:val="1"/>
-      <w:numFmt w:val="bullet"/>
-      <w:lvlText w:val=""/>
-      <w:lvlJc w:val="left"/>
-      <w:pPr>
-        <w:ind w:left="5749" w:hanging="360"/>
-      </w:pPr>
-      <w:rPr>
-        <w:rFonts w:ascii="Symbol" w:hAnsi="Symbol" w:hint="default"/>
-      </w:rPr>
-    </w:lvl>
-    <w:lvl w:ilvl="7" w:tplc="04190003" w:tentative="1">
-      <w:start w:val="1"/>
-      <w:numFmt w:val="bullet"/>
-      <w:lvlText w:val="o"/>
-      <w:lvlJc w:val="left"/>
-      <w:pPr>
-        <w:ind w:left="6469" w:hanging="360"/>
-      </w:pPr>
-      <w:rPr>
-        <w:rFonts w:ascii="Courier New" w:hAnsi="Courier New" w:cs="Courier New" w:hint="default"/>
-      </w:rPr>
-    </w:lvl>
-    <w:lvl w:ilvl="8" w:tplc="04190005" w:tentative="1">
-      <w:start w:val="1"/>
-      <w:numFmt w:val="bullet"/>
-      <w:lvlText w:val=""/>
-      <w:lvlJc w:val="left"/>
-      <w:pPr>
-        <w:ind w:left="7189" w:hanging="360"/>
-      </w:pPr>
-      <w:rPr>
-        <w:rFonts w:ascii="Wingdings" w:hAnsi="Wingdings" w:hint="default"/>
-      </w:rPr>
-    </w:lvl>
-  </w:abstractNum>
-  <w:abstractNum w:abstractNumId="51" w15:restartNumberingAfterBreak="0">
-    <w:nsid w:val="69D83EB1"/>
-    <w:multiLevelType w:val="hybridMultilevel"/>
-    <w:tmpl w:val="B11AE36E"/>
-    <w:lvl w:ilvl="0" w:tplc="04190001">
-      <w:start w:val="1"/>
-      <w:numFmt w:val="bullet"/>
-      <w:lvlText w:val=""/>
-      <w:lvlJc w:val="left"/>
-      <w:pPr>
-        <w:ind w:left="1429" w:hanging="360"/>
-      </w:pPr>
-      <w:rPr>
-        <w:rFonts w:ascii="Symbol" w:hAnsi="Symbol" w:hint="default"/>
-      </w:rPr>
-    </w:lvl>
-    <w:lvl w:ilvl="1" w:tplc="04190003" w:tentative="1">
-      <w:start w:val="1"/>
-      <w:numFmt w:val="bullet"/>
-      <w:lvlText w:val="o"/>
-      <w:lvlJc w:val="left"/>
-      <w:pPr>
-        <w:ind w:left="2149" w:hanging="360"/>
-      </w:pPr>
-      <w:rPr>
-        <w:rFonts w:ascii="Courier New" w:hAnsi="Courier New" w:cs="Courier New" w:hint="default"/>
-      </w:rPr>
-    </w:lvl>
-    <w:lvl w:ilvl="2" w:tplc="04190005" w:tentative="1">
-      <w:start w:val="1"/>
-      <w:numFmt w:val="bullet"/>
-      <w:lvlText w:val=""/>
-      <w:lvlJc w:val="left"/>
-      <w:pPr>
-        <w:ind w:left="2869" w:hanging="360"/>
-      </w:pPr>
-      <w:rPr>
-        <w:rFonts w:ascii="Wingdings" w:hAnsi="Wingdings" w:hint="default"/>
-      </w:rPr>
-    </w:lvl>
-    <w:lvl w:ilvl="3" w:tplc="04190001" w:tentative="1">
-      <w:start w:val="1"/>
-      <w:numFmt w:val="bullet"/>
-      <w:lvlText w:val=""/>
-      <w:lvlJc w:val="left"/>
-      <w:pPr>
-        <w:ind w:left="3589" w:hanging="360"/>
-      </w:pPr>
-      <w:rPr>
-        <w:rFonts w:ascii="Symbol" w:hAnsi="Symbol" w:hint="default"/>
-      </w:rPr>
-    </w:lvl>
-    <w:lvl w:ilvl="4" w:tplc="04190003" w:tentative="1">
-      <w:start w:val="1"/>
-      <w:numFmt w:val="bullet"/>
-      <w:lvlText w:val="o"/>
-      <w:lvlJc w:val="left"/>
-      <w:pPr>
-        <w:ind w:left="4309" w:hanging="360"/>
-      </w:pPr>
-      <w:rPr>
-        <w:rFonts w:ascii="Courier New" w:hAnsi="Courier New" w:cs="Courier New" w:hint="default"/>
-      </w:rPr>
-    </w:lvl>
-    <w:lvl w:ilvl="5" w:tplc="04190005" w:tentative="1">
-      <w:start w:val="1"/>
-      <w:numFmt w:val="bullet"/>
-      <w:lvlText w:val=""/>
-      <w:lvlJc w:val="left"/>
-      <w:pPr>
-        <w:ind w:left="5029" w:hanging="360"/>
-      </w:pPr>
-      <w:rPr>
-        <w:rFonts w:ascii="Wingdings" w:hAnsi="Wingdings" w:hint="default"/>
-      </w:rPr>
-    </w:lvl>
-    <w:lvl w:ilvl="6" w:tplc="04190001" w:tentative="1">
-      <w:start w:val="1"/>
-      <w:numFmt w:val="bullet"/>
-      <w:lvlText w:val=""/>
-      <w:lvlJc w:val="left"/>
-      <w:pPr>
-        <w:ind w:left="5749" w:hanging="360"/>
-      </w:pPr>
-      <w:rPr>
-        <w:rFonts w:ascii="Symbol" w:hAnsi="Symbol" w:hint="default"/>
-      </w:rPr>
-    </w:lvl>
-    <w:lvl w:ilvl="7" w:tplc="04190003" w:tentative="1">
-      <w:start w:val="1"/>
-      <w:numFmt w:val="bullet"/>
-      <w:lvlText w:val="o"/>
-      <w:lvlJc w:val="left"/>
-      <w:pPr>
-        <w:ind w:left="6469" w:hanging="360"/>
-      </w:pPr>
-      <w:rPr>
-        <w:rFonts w:ascii="Courier New" w:hAnsi="Courier New" w:cs="Courier New" w:hint="default"/>
-      </w:rPr>
-    </w:lvl>
-    <w:lvl w:ilvl="8" w:tplc="04190005" w:tentative="1">
-      <w:start w:val="1"/>
-      <w:numFmt w:val="bullet"/>
-      <w:lvlText w:val=""/>
-      <w:lvlJc w:val="left"/>
-      <w:pPr>
-        <w:ind w:left="7189" w:hanging="360"/>
-      </w:pPr>
-      <w:rPr>
-        <w:rFonts w:ascii="Wingdings" w:hAnsi="Wingdings" w:hint="default"/>
-      </w:rPr>
-    </w:lvl>
-  </w:abstractNum>
-  <w:abstractNum w:abstractNumId="52" w15:restartNumberingAfterBreak="0">
-    <w:nsid w:val="6A9243F8"/>
-    <w:multiLevelType w:val="hybridMultilevel"/>
-    <w:tmpl w:val="7CE01B8A"/>
-    <w:lvl w:ilvl="0" w:tplc="F06017B2">
-      <w:start w:val="1"/>
-      <w:numFmt w:val="decimal"/>
-      <w:lvlText w:val="%1."/>
-      <w:lvlJc w:val="left"/>
-      <w:pPr>
-        <w:ind w:left="1069" w:hanging="360"/>
-      </w:pPr>
-      <w:rPr>
-        <w:rFonts w:hint="default"/>
-      </w:rPr>
-    </w:lvl>
-    <w:lvl w:ilvl="1" w:tplc="04190019" w:tentative="1">
-      <w:start w:val="1"/>
-      <w:numFmt w:val="lowerLetter"/>
-      <w:lvlText w:val="%2."/>
-      <w:lvlJc w:val="left"/>
-      <w:pPr>
-        <w:ind w:left="1789" w:hanging="360"/>
-      </w:pPr>
-    </w:lvl>
-    <w:lvl w:ilvl="2" w:tplc="0419001B" w:tentative="1">
-      <w:start w:val="1"/>
-      <w:numFmt w:val="lowerRoman"/>
-      <w:lvlText w:val="%3."/>
-      <w:lvlJc w:val="right"/>
-      <w:pPr>
-        <w:ind w:left="2509" w:hanging="180"/>
-      </w:pPr>
-    </w:lvl>
-    <w:lvl w:ilvl="3" w:tplc="0419000F" w:tentative="1">
-      <w:start w:val="1"/>
-      <w:numFmt w:val="decimal"/>
-      <w:lvlText w:val="%4."/>
-      <w:lvlJc w:val="left"/>
-      <w:pPr>
-        <w:ind w:left="3229" w:hanging="360"/>
-      </w:pPr>
-    </w:lvl>
-    <w:lvl w:ilvl="4" w:tplc="04190019" w:tentative="1">
-      <w:start w:val="1"/>
-      <w:numFmt w:val="lowerLetter"/>
-      <w:lvlText w:val="%5."/>
-      <w:lvlJc w:val="left"/>
-      <w:pPr>
-        <w:ind w:left="3949" w:hanging="360"/>
-      </w:pPr>
-    </w:lvl>
-    <w:lvl w:ilvl="5" w:tplc="0419001B" w:tentative="1">
-      <w:start w:val="1"/>
-      <w:numFmt w:val="lowerRoman"/>
-      <w:lvlText w:val="%6."/>
-      <w:lvlJc w:val="right"/>
-      <w:pPr>
-        <w:ind w:left="4669" w:hanging="180"/>
-      </w:pPr>
-    </w:lvl>
-    <w:lvl w:ilvl="6" w:tplc="0419000F" w:tentative="1">
-      <w:start w:val="1"/>
-      <w:numFmt w:val="decimal"/>
-      <w:lvlText w:val="%7."/>
-      <w:lvlJc w:val="left"/>
-      <w:pPr>
-        <w:ind w:left="5389" w:hanging="360"/>
-      </w:pPr>
-    </w:lvl>
-    <w:lvl w:ilvl="7" w:tplc="04190019" w:tentative="1">
-      <w:start w:val="1"/>
-      <w:numFmt w:val="lowerLetter"/>
-      <w:lvlText w:val="%8."/>
-      <w:lvlJc w:val="left"/>
-      <w:pPr>
-        <w:ind w:left="6109" w:hanging="360"/>
-      </w:pPr>
-    </w:lvl>
-    <w:lvl w:ilvl="8" w:tplc="0419001B" w:tentative="1">
-      <w:start w:val="1"/>
-      <w:numFmt w:val="lowerRoman"/>
-      <w:lvlText w:val="%9."/>
-      <w:lvlJc w:val="right"/>
-      <w:pPr>
-        <w:ind w:left="6829" w:hanging="180"/>
-      </w:pPr>
-    </w:lvl>
-  </w:abstractNum>
-  <w:abstractNum w:abstractNumId="53" w15:restartNumberingAfterBreak="0">
-    <w:nsid w:val="6ED11E0F"/>
-    <w:multiLevelType w:val="hybridMultilevel"/>
-    <w:tmpl w:val="D160D2BC"/>
-    <w:lvl w:ilvl="0" w:tplc="04190001">
-      <w:start w:val="1"/>
-      <w:numFmt w:val="bullet"/>
-      <w:lvlText w:val=""/>
-      <w:lvlJc w:val="left"/>
-      <w:pPr>
-        <w:ind w:left="1429" w:hanging="360"/>
-      </w:pPr>
-      <w:rPr>
-        <w:rFonts w:ascii="Symbol" w:hAnsi="Symbol" w:hint="default"/>
-      </w:rPr>
-    </w:lvl>
-    <w:lvl w:ilvl="1" w:tplc="04190003" w:tentative="1">
-      <w:start w:val="1"/>
-      <w:numFmt w:val="bullet"/>
-      <w:lvlText w:val="o"/>
-      <w:lvlJc w:val="left"/>
-      <w:pPr>
-        <w:ind w:left="2149" w:hanging="360"/>
-      </w:pPr>
-      <w:rPr>
-        <w:rFonts w:ascii="Courier New" w:hAnsi="Courier New" w:cs="Courier New" w:hint="default"/>
-      </w:rPr>
-    </w:lvl>
-    <w:lvl w:ilvl="2" w:tplc="04190005" w:tentative="1">
-      <w:start w:val="1"/>
-      <w:numFmt w:val="bullet"/>
-      <w:lvlText w:val=""/>
-      <w:lvlJc w:val="left"/>
-      <w:pPr>
-        <w:ind w:left="2869" w:hanging="360"/>
-      </w:pPr>
-      <w:rPr>
-        <w:rFonts w:ascii="Wingdings" w:hAnsi="Wingdings" w:hint="default"/>
-      </w:rPr>
-    </w:lvl>
-    <w:lvl w:ilvl="3" w:tplc="04190001" w:tentative="1">
-      <w:start w:val="1"/>
-      <w:numFmt w:val="bullet"/>
-      <w:lvlText w:val=""/>
-      <w:lvlJc w:val="left"/>
-      <w:pPr>
-        <w:ind w:left="3589" w:hanging="360"/>
-      </w:pPr>
-      <w:rPr>
-        <w:rFonts w:ascii="Symbol" w:hAnsi="Symbol" w:hint="default"/>
-      </w:rPr>
-    </w:lvl>
-    <w:lvl w:ilvl="4" w:tplc="04190003" w:tentative="1">
-      <w:start w:val="1"/>
-      <w:numFmt w:val="bullet"/>
-      <w:lvlText w:val="o"/>
-      <w:lvlJc w:val="left"/>
-      <w:pPr>
-        <w:ind w:left="4309" w:hanging="360"/>
-      </w:pPr>
-      <w:rPr>
-        <w:rFonts w:ascii="Courier New" w:hAnsi="Courier New" w:cs="Courier New" w:hint="default"/>
-      </w:rPr>
-    </w:lvl>
-    <w:lvl w:ilvl="5" w:tplc="04190005" w:tentative="1">
-      <w:start w:val="1"/>
-      <w:numFmt w:val="bullet"/>
-      <w:lvlText w:val=""/>
-      <w:lvlJc w:val="left"/>
-      <w:pPr>
-        <w:ind w:left="5029" w:hanging="360"/>
-      </w:pPr>
-      <w:rPr>
-        <w:rFonts w:ascii="Wingdings" w:hAnsi="Wingdings" w:hint="default"/>
-      </w:rPr>
-    </w:lvl>
-    <w:lvl w:ilvl="6" w:tplc="04190001" w:tentative="1">
-      <w:start w:val="1"/>
-      <w:numFmt w:val="bullet"/>
-      <w:lvlText w:val=""/>
-      <w:lvlJc w:val="left"/>
-      <w:pPr>
-        <w:ind w:left="5749" w:hanging="360"/>
-      </w:pPr>
-      <w:rPr>
-        <w:rFonts w:ascii="Symbol" w:hAnsi="Symbol" w:hint="default"/>
-      </w:rPr>
-    </w:lvl>
-    <w:lvl w:ilvl="7" w:tplc="04190003" w:tentative="1">
-      <w:start w:val="1"/>
-      <w:numFmt w:val="bullet"/>
-      <w:lvlText w:val="o"/>
-      <w:lvlJc w:val="left"/>
-      <w:pPr>
-        <w:ind w:left="6469" w:hanging="360"/>
-      </w:pPr>
-      <w:rPr>
-        <w:rFonts w:ascii="Courier New" w:hAnsi="Courier New" w:cs="Courier New" w:hint="default"/>
-      </w:rPr>
-    </w:lvl>
-    <w:lvl w:ilvl="8" w:tplc="04190005" w:tentative="1">
-      <w:start w:val="1"/>
-      <w:numFmt w:val="bullet"/>
-      <w:lvlText w:val=""/>
-      <w:lvlJc w:val="left"/>
-      <w:pPr>
-        <w:ind w:left="7189" w:hanging="360"/>
-      </w:pPr>
-      <w:rPr>
-        <w:rFonts w:ascii="Wingdings" w:hAnsi="Wingdings" w:hint="default"/>
-      </w:rPr>
-    </w:lvl>
-  </w:abstractNum>
-  <w:abstractNum w:abstractNumId="54" w15:restartNumberingAfterBreak="0">
-    <w:nsid w:val="716D2EC8"/>
-    <w:multiLevelType w:val="multilevel"/>
-    <w:tmpl w:val="CE24CEFE"/>
-    <w:lvl w:ilvl="0">
-      <w:start w:val="1"/>
-      <w:numFmt w:val="decimal"/>
-      <w:lvlText w:val="%1."/>
-      <w:lvlJc w:val="left"/>
-      <w:pPr>
-        <w:tabs>
-          <w:tab w:val="num" w:pos="720"/>
-        </w:tabs>
-        <w:ind w:left="720" w:hanging="360"/>
-      </w:pPr>
-    </w:lvl>
-    <w:lvl w:ilvl="1" w:tentative="1">
-      <w:start w:val="1"/>
-      <w:numFmt w:val="decimal"/>
-      <w:lvlText w:val="%2."/>
-      <w:lvlJc w:val="left"/>
-      <w:pPr>
-        <w:tabs>
-          <w:tab w:val="num" w:pos="1440"/>
-        </w:tabs>
-        <w:ind w:left="1440" w:hanging="360"/>
-      </w:pPr>
-    </w:lvl>
-    <w:lvl w:ilvl="2" w:tentative="1">
-      <w:start w:val="1"/>
-      <w:numFmt w:val="decimal"/>
-      <w:lvlText w:val="%3."/>
-      <w:lvlJc w:val="left"/>
-      <w:pPr>
-        <w:tabs>
-          <w:tab w:val="num" w:pos="2160"/>
-        </w:tabs>
-        <w:ind w:left="2160" w:hanging="360"/>
-      </w:pPr>
-    </w:lvl>
-    <w:lvl w:ilvl="3" w:tentative="1">
-      <w:start w:val="1"/>
-      <w:numFmt w:val="decimal"/>
-      <w:lvlText w:val="%4."/>
-      <w:lvlJc w:val="left"/>
-      <w:pPr>
-        <w:tabs>
-          <w:tab w:val="num" w:pos="2880"/>
-        </w:tabs>
-        <w:ind w:left="2880" w:hanging="360"/>
-      </w:pPr>
-    </w:lvl>
-    <w:lvl w:ilvl="4" w:tentative="1">
-      <w:start w:val="1"/>
-      <w:numFmt w:val="decimal"/>
-      <w:lvlText w:val="%5."/>
-      <w:lvlJc w:val="left"/>
-      <w:pPr>
-        <w:tabs>
-          <w:tab w:val="num" w:pos="3600"/>
-        </w:tabs>
-        <w:ind w:left="3600" w:hanging="360"/>
-      </w:pPr>
-    </w:lvl>
-    <w:lvl w:ilvl="5" w:tentative="1">
-      <w:start w:val="1"/>
-      <w:numFmt w:val="decimal"/>
-      <w:lvlText w:val="%6."/>
-      <w:lvlJc w:val="left"/>
-      <w:pPr>
-        <w:tabs>
-          <w:tab w:val="num" w:pos="4320"/>
-        </w:tabs>
-        <w:ind w:left="4320" w:hanging="360"/>
-      </w:pPr>
-    </w:lvl>
-    <w:lvl w:ilvl="6" w:tentative="1">
-      <w:start w:val="1"/>
-      <w:numFmt w:val="decimal"/>
-      <w:lvlText w:val="%7."/>
-      <w:lvlJc w:val="left"/>
-      <w:pPr>
-        <w:tabs>
-          <w:tab w:val="num" w:pos="5040"/>
-        </w:tabs>
-        <w:ind w:left="5040" w:hanging="360"/>
-      </w:pPr>
-    </w:lvl>
-    <w:lvl w:ilvl="7" w:tentative="1">
-      <w:start w:val="1"/>
-      <w:numFmt w:val="decimal"/>
-      <w:lvlText w:val="%8."/>
-      <w:lvlJc w:val="left"/>
-      <w:pPr>
-        <w:tabs>
-          <w:tab w:val="num" w:pos="5760"/>
-        </w:tabs>
-        <w:ind w:left="5760" w:hanging="360"/>
-      </w:pPr>
-    </w:lvl>
-    <w:lvl w:ilvl="8" w:tentative="1">
-      <w:start w:val="1"/>
-      <w:numFmt w:val="decimal"/>
-      <w:lvlText w:val="%9."/>
-      <w:lvlJc w:val="left"/>
-      <w:pPr>
-        <w:tabs>
-          <w:tab w:val="num" w:pos="6480"/>
-        </w:tabs>
-        <w:ind w:left="6480" w:hanging="360"/>
-      </w:pPr>
-    </w:lvl>
-  </w:abstractNum>
-  <w:abstractNum w:abstractNumId="55" w15:restartNumberingAfterBreak="0">
-    <w:nsid w:val="7177277C"/>
-    <w:multiLevelType w:val="hybridMultilevel"/>
-    <w:tmpl w:val="E44CF796"/>
-    <w:lvl w:ilvl="0" w:tplc="04190001">
-      <w:start w:val="1"/>
-      <w:numFmt w:val="bullet"/>
-      <w:lvlText w:val=""/>
-      <w:lvlJc w:val="left"/>
-      <w:pPr>
-        <w:ind w:left="1429" w:hanging="360"/>
-      </w:pPr>
-      <w:rPr>
-        <w:rFonts w:ascii="Symbol" w:hAnsi="Symbol" w:hint="default"/>
-      </w:rPr>
-    </w:lvl>
-    <w:lvl w:ilvl="1" w:tplc="04190003" w:tentative="1">
-      <w:start w:val="1"/>
-      <w:numFmt w:val="bullet"/>
-      <w:lvlText w:val="o"/>
-      <w:lvlJc w:val="left"/>
-      <w:pPr>
-        <w:ind w:left="2149" w:hanging="360"/>
-      </w:pPr>
-      <w:rPr>
-        <w:rFonts w:ascii="Courier New" w:hAnsi="Courier New" w:cs="Courier New" w:hint="default"/>
-      </w:rPr>
-    </w:lvl>
-    <w:lvl w:ilvl="2" w:tplc="04190005" w:tentative="1">
-      <w:start w:val="1"/>
-      <w:numFmt w:val="bullet"/>
-      <w:lvlText w:val=""/>
-      <w:lvlJc w:val="left"/>
-      <w:pPr>
-        <w:ind w:left="2869" w:hanging="360"/>
-      </w:pPr>
-      <w:rPr>
-        <w:rFonts w:ascii="Wingdings" w:hAnsi="Wingdings" w:hint="default"/>
-      </w:rPr>
-    </w:lvl>
-    <w:lvl w:ilvl="3" w:tplc="04190001" w:tentative="1">
-      <w:start w:val="1"/>
-      <w:numFmt w:val="bullet"/>
-      <w:lvlText w:val=""/>
-      <w:lvlJc w:val="left"/>
-      <w:pPr>
-        <w:ind w:left="3589" w:hanging="360"/>
-      </w:pPr>
-      <w:rPr>
-        <w:rFonts w:ascii="Symbol" w:hAnsi="Symbol" w:hint="default"/>
-      </w:rPr>
-    </w:lvl>
-    <w:lvl w:ilvl="4" w:tplc="04190003" w:tentative="1">
-      <w:start w:val="1"/>
-      <w:numFmt w:val="bullet"/>
-      <w:lvlText w:val="o"/>
-      <w:lvlJc w:val="left"/>
-      <w:pPr>
-        <w:ind w:left="4309" w:hanging="360"/>
-      </w:pPr>
-      <w:rPr>
-        <w:rFonts w:ascii="Courier New" w:hAnsi="Courier New" w:cs="Courier New" w:hint="default"/>
-      </w:rPr>
-    </w:lvl>
-    <w:lvl w:ilvl="5" w:tplc="04190005" w:tentative="1">
-      <w:start w:val="1"/>
-      <w:numFmt w:val="bullet"/>
-      <w:lvlText w:val=""/>
-      <w:lvlJc w:val="left"/>
-      <w:pPr>
-        <w:ind w:left="5029" w:hanging="360"/>
-      </w:pPr>
-      <w:rPr>
-        <w:rFonts w:ascii="Wingdings" w:hAnsi="Wingdings" w:hint="default"/>
-      </w:rPr>
-    </w:lvl>
-    <w:lvl w:ilvl="6" w:tplc="04190001" w:tentative="1">
-      <w:start w:val="1"/>
-      <w:numFmt w:val="bullet"/>
-      <w:lvlText w:val=""/>
-      <w:lvlJc w:val="left"/>
-      <w:pPr>
-        <w:ind w:left="5749" w:hanging="360"/>
-      </w:pPr>
-      <w:rPr>
-        <w:rFonts w:ascii="Symbol" w:hAnsi="Symbol" w:hint="default"/>
-      </w:rPr>
-    </w:lvl>
-    <w:lvl w:ilvl="7" w:tplc="04190003" w:tentative="1">
-      <w:start w:val="1"/>
-      <w:numFmt w:val="bullet"/>
-      <w:lvlText w:val="o"/>
-      <w:lvlJc w:val="left"/>
-      <w:pPr>
-        <w:ind w:left="6469" w:hanging="360"/>
-      </w:pPr>
-      <w:rPr>
-        <w:rFonts w:ascii="Courier New" w:hAnsi="Courier New" w:cs="Courier New" w:hint="default"/>
-      </w:rPr>
-    </w:lvl>
-    <w:lvl w:ilvl="8" w:tplc="04190005" w:tentative="1">
-      <w:start w:val="1"/>
-      <w:numFmt w:val="bullet"/>
-      <w:lvlText w:val=""/>
-      <w:lvlJc w:val="left"/>
-      <w:pPr>
-        <w:ind w:left="7189" w:hanging="360"/>
-      </w:pPr>
-      <w:rPr>
-        <w:rFonts w:ascii="Wingdings" w:hAnsi="Wingdings" w:hint="default"/>
-      </w:rPr>
-    </w:lvl>
-  </w:abstractNum>
-  <w:abstractNum w:abstractNumId="56" w15:restartNumberingAfterBreak="0">
     <w:nsid w:val="73665105"/>
     <w:multiLevelType w:val="hybridMultilevel"/>
     <w:tmpl w:val="DAB4B160"/>
-    <w:lvl w:ilvl="0" w:tplc="04190001">
-      <w:start w:val="1"/>
-      <w:numFmt w:val="bullet"/>
-      <w:lvlText w:val=""/>
-      <w:lvlJc w:val="left"/>
-      <w:pPr>
-        <w:ind w:left="1429" w:hanging="360"/>
-      </w:pPr>
-      <w:rPr>
-        <w:rFonts w:ascii="Symbol" w:hAnsi="Symbol" w:hint="default"/>
-      </w:rPr>
-    </w:lvl>
-    <w:lvl w:ilvl="1" w:tplc="04190003" w:tentative="1">
-      <w:start w:val="1"/>
-      <w:numFmt w:val="bullet"/>
-      <w:lvlText w:val="o"/>
-      <w:lvlJc w:val="left"/>
-      <w:pPr>
-        <w:ind w:left="2149" w:hanging="360"/>
-      </w:pPr>
-      <w:rPr>
-        <w:rFonts w:ascii="Courier New" w:hAnsi="Courier New" w:cs="Courier New" w:hint="default"/>
-      </w:rPr>
-    </w:lvl>
-    <w:lvl w:ilvl="2" w:tplc="04190005" w:tentative="1">
-      <w:start w:val="1"/>
-      <w:numFmt w:val="bullet"/>
-      <w:lvlText w:val=""/>
-      <w:lvlJc w:val="left"/>
-      <w:pPr>
-        <w:ind w:left="2869" w:hanging="360"/>
-      </w:pPr>
-      <w:rPr>
-        <w:rFonts w:ascii="Wingdings" w:hAnsi="Wingdings" w:hint="default"/>
-      </w:rPr>
-    </w:lvl>
-    <w:lvl w:ilvl="3" w:tplc="04190001" w:tentative="1">
-      <w:start w:val="1"/>
-      <w:numFmt w:val="bullet"/>
-      <w:lvlText w:val=""/>
-      <w:lvlJc w:val="left"/>
-      <w:pPr>
-        <w:ind w:left="3589" w:hanging="360"/>
-      </w:pPr>
-      <w:rPr>
-        <w:rFonts w:ascii="Symbol" w:hAnsi="Symbol" w:hint="default"/>
-      </w:rPr>
-    </w:lvl>
-    <w:lvl w:ilvl="4" w:tplc="04190003" w:tentative="1">
-      <w:start w:val="1"/>
-      <w:numFmt w:val="bullet"/>
-      <w:lvlText w:val="o"/>
-      <w:lvlJc w:val="left"/>
-      <w:pPr>
-        <w:ind w:left="4309" w:hanging="360"/>
-      </w:pPr>
-      <w:rPr>
-        <w:rFonts w:ascii="Courier New" w:hAnsi="Courier New" w:cs="Courier New" w:hint="default"/>
-      </w:rPr>
-    </w:lvl>
-    <w:lvl w:ilvl="5" w:tplc="04190005" w:tentative="1">
-      <w:start w:val="1"/>
-      <w:numFmt w:val="bullet"/>
-      <w:lvlText w:val=""/>
-      <w:lvlJc w:val="left"/>
-      <w:pPr>
-        <w:ind w:left="5029" w:hanging="360"/>
-      </w:pPr>
-      <w:rPr>
-        <w:rFonts w:ascii="Wingdings" w:hAnsi="Wingdings" w:hint="default"/>
-      </w:rPr>
-    </w:lvl>
-    <w:lvl w:ilvl="6" w:tplc="04190001" w:tentative="1">
-      <w:start w:val="1"/>
-      <w:numFmt w:val="bullet"/>
-      <w:lvlText w:val=""/>
-      <w:lvlJc w:val="left"/>
-      <w:pPr>
-        <w:ind w:left="5749" w:hanging="360"/>
-      </w:pPr>
-      <w:rPr>
-        <w:rFonts w:ascii="Symbol" w:hAnsi="Symbol" w:hint="default"/>
-      </w:rPr>
-    </w:lvl>
-    <w:lvl w:ilvl="7" w:tplc="04190003" w:tentative="1">
-      <w:start w:val="1"/>
-      <w:numFmt w:val="bullet"/>
-      <w:lvlText w:val="o"/>
-      <w:lvlJc w:val="left"/>
-      <w:pPr>
-        <w:ind w:left="6469" w:hanging="360"/>
-      </w:pPr>
-      <w:rPr>
-        <w:rFonts w:ascii="Courier New" w:hAnsi="Courier New" w:cs="Courier New" w:hint="default"/>
-      </w:rPr>
-    </w:lvl>
-    <w:lvl w:ilvl="8" w:tplc="04190005" w:tentative="1">
-      <w:start w:val="1"/>
-      <w:numFmt w:val="bullet"/>
-      <w:lvlText w:val=""/>
-      <w:lvlJc w:val="left"/>
-      <w:pPr>
-        <w:ind w:left="7189" w:hanging="360"/>
-      </w:pPr>
-      <w:rPr>
-        <w:rFonts w:ascii="Wingdings" w:hAnsi="Wingdings" w:hint="default"/>
-      </w:rPr>
-    </w:lvl>
-  </w:abstractNum>
-  <w:abstractNum w:abstractNumId="57" w15:restartNumberingAfterBreak="0">
-    <w:nsid w:val="77EE3A6F"/>
-    <w:multiLevelType w:val="hybridMultilevel"/>
-    <w:tmpl w:val="C2DE5408"/>
-    <w:lvl w:ilvl="0" w:tplc="04190001">
-      <w:start w:val="1"/>
-      <w:numFmt w:val="bullet"/>
-      <w:lvlText w:val=""/>
-      <w:lvlJc w:val="left"/>
-      <w:pPr>
-        <w:ind w:left="1429" w:hanging="360"/>
-      </w:pPr>
-      <w:rPr>
-        <w:rFonts w:ascii="Symbol" w:hAnsi="Symbol" w:hint="default"/>
-      </w:rPr>
-    </w:lvl>
-    <w:lvl w:ilvl="1" w:tplc="04190003" w:tentative="1">
-      <w:start w:val="1"/>
-      <w:numFmt w:val="bullet"/>
-      <w:lvlText w:val="o"/>
-      <w:lvlJc w:val="left"/>
-      <w:pPr>
-        <w:ind w:left="2149" w:hanging="360"/>
-      </w:pPr>
-      <w:rPr>
-        <w:rFonts w:ascii="Courier New" w:hAnsi="Courier New" w:cs="Courier New" w:hint="default"/>
-      </w:rPr>
-    </w:lvl>
-    <w:lvl w:ilvl="2" w:tplc="04190005" w:tentative="1">
-      <w:start w:val="1"/>
-      <w:numFmt w:val="bullet"/>
-      <w:lvlText w:val=""/>
-      <w:lvlJc w:val="left"/>
-      <w:pPr>
-        <w:ind w:left="2869" w:hanging="360"/>
-      </w:pPr>
-      <w:rPr>
-        <w:rFonts w:ascii="Wingdings" w:hAnsi="Wingdings" w:hint="default"/>
-      </w:rPr>
-    </w:lvl>
-    <w:lvl w:ilvl="3" w:tplc="04190001" w:tentative="1">
-      <w:start w:val="1"/>
-      <w:numFmt w:val="bullet"/>
-      <w:lvlText w:val=""/>
-      <w:lvlJc w:val="left"/>
-      <w:pPr>
-        <w:ind w:left="3589" w:hanging="360"/>
-      </w:pPr>
-      <w:rPr>
-        <w:rFonts w:ascii="Symbol" w:hAnsi="Symbol" w:hint="default"/>
-      </w:rPr>
-    </w:lvl>
-    <w:lvl w:ilvl="4" w:tplc="04190003" w:tentative="1">
-      <w:start w:val="1"/>
-      <w:numFmt w:val="bullet"/>
-      <w:lvlText w:val="o"/>
-      <w:lvlJc w:val="left"/>
-      <w:pPr>
-        <w:ind w:left="4309" w:hanging="360"/>
-      </w:pPr>
-      <w:rPr>
-        <w:rFonts w:ascii="Courier New" w:hAnsi="Courier New" w:cs="Courier New" w:hint="default"/>
-      </w:rPr>
-    </w:lvl>
-    <w:lvl w:ilvl="5" w:tplc="04190005" w:tentative="1">
-      <w:start w:val="1"/>
-      <w:numFmt w:val="bullet"/>
-      <w:lvlText w:val=""/>
-      <w:lvlJc w:val="left"/>
-      <w:pPr>
-        <w:ind w:left="5029" w:hanging="360"/>
-      </w:pPr>
-      <w:rPr>
-        <w:rFonts w:ascii="Wingdings" w:hAnsi="Wingdings" w:hint="default"/>
-      </w:rPr>
-    </w:lvl>
-    <w:lvl w:ilvl="6" w:tplc="04190001" w:tentative="1">
-      <w:start w:val="1"/>
-      <w:numFmt w:val="bullet"/>
-      <w:lvlText w:val=""/>
-      <w:lvlJc w:val="left"/>
-      <w:pPr>
-        <w:ind w:left="5749" w:hanging="360"/>
-      </w:pPr>
-      <w:rPr>
-        <w:rFonts w:ascii="Symbol" w:hAnsi="Symbol" w:hint="default"/>
-      </w:rPr>
-    </w:lvl>
-    <w:lvl w:ilvl="7" w:tplc="04190003" w:tentative="1">
-      <w:start w:val="1"/>
-      <w:numFmt w:val="bullet"/>
-      <w:lvlText w:val="o"/>
-      <w:lvlJc w:val="left"/>
-      <w:pPr>
-        <w:ind w:left="6469" w:hanging="360"/>
-      </w:pPr>
-      <w:rPr>
-        <w:rFonts w:ascii="Courier New" w:hAnsi="Courier New" w:cs="Courier New" w:hint="default"/>
-      </w:rPr>
-    </w:lvl>
-    <w:lvl w:ilvl="8" w:tplc="04190005" w:tentative="1">
-      <w:start w:val="1"/>
-      <w:numFmt w:val="bullet"/>
-      <w:lvlText w:val=""/>
-      <w:lvlJc w:val="left"/>
-      <w:pPr>
-        <w:ind w:left="7189" w:hanging="360"/>
-      </w:pPr>
-      <w:rPr>
-        <w:rFonts w:ascii="Wingdings" w:hAnsi="Wingdings" w:hint="default"/>
-      </w:rPr>
-    </w:lvl>
-  </w:abstractNum>
-  <w:abstractNum w:abstractNumId="58" w15:restartNumberingAfterBreak="0">
-    <w:nsid w:val="791C7588"/>
-    <w:multiLevelType w:val="hybridMultilevel"/>
-    <w:tmpl w:val="548A86CE"/>
-    <w:lvl w:ilvl="0" w:tplc="0419000F">
-      <w:start w:val="1"/>
-      <w:numFmt w:val="decimal"/>
-      <w:lvlText w:val="%1."/>
-      <w:lvlJc w:val="left"/>
-      <w:pPr>
-        <w:ind w:left="1429" w:hanging="360"/>
-      </w:pPr>
-    </w:lvl>
-    <w:lvl w:ilvl="1" w:tplc="04190019" w:tentative="1">
-      <w:start w:val="1"/>
-      <w:numFmt w:val="lowerLetter"/>
-      <w:lvlText w:val="%2."/>
-      <w:lvlJc w:val="left"/>
-      <w:pPr>
-        <w:ind w:left="2149" w:hanging="360"/>
-      </w:pPr>
-    </w:lvl>
-    <w:lvl w:ilvl="2" w:tplc="0419001B" w:tentative="1">
-      <w:start w:val="1"/>
-      <w:numFmt w:val="lowerRoman"/>
-      <w:lvlText w:val="%3."/>
-      <w:lvlJc w:val="right"/>
-      <w:pPr>
-        <w:ind w:left="2869" w:hanging="180"/>
-      </w:pPr>
-    </w:lvl>
-    <w:lvl w:ilvl="3" w:tplc="0419000F" w:tentative="1">
-      <w:start w:val="1"/>
-      <w:numFmt w:val="decimal"/>
-      <w:lvlText w:val="%4."/>
-      <w:lvlJc w:val="left"/>
-      <w:pPr>
-        <w:ind w:left="3589" w:hanging="360"/>
-      </w:pPr>
-    </w:lvl>
-    <w:lvl w:ilvl="4" w:tplc="04190019" w:tentative="1">
-      <w:start w:val="1"/>
-      <w:numFmt w:val="lowerLetter"/>
-      <w:lvlText w:val="%5."/>
-      <w:lvlJc w:val="left"/>
-      <w:pPr>
-        <w:ind w:left="4309" w:hanging="360"/>
-      </w:pPr>
-    </w:lvl>
-    <w:lvl w:ilvl="5" w:tplc="0419001B" w:tentative="1">
-      <w:start w:val="1"/>
-      <w:numFmt w:val="lowerRoman"/>
-      <w:lvlText w:val="%6."/>
-      <w:lvlJc w:val="right"/>
-      <w:pPr>
-        <w:ind w:left="5029" w:hanging="180"/>
-      </w:pPr>
-    </w:lvl>
-    <w:lvl w:ilvl="6" w:tplc="0419000F" w:tentative="1">
-      <w:start w:val="1"/>
-      <w:numFmt w:val="decimal"/>
-      <w:lvlText w:val="%7."/>
-      <w:lvlJc w:val="left"/>
-      <w:pPr>
-        <w:ind w:left="5749" w:hanging="360"/>
-      </w:pPr>
-    </w:lvl>
-    <w:lvl w:ilvl="7" w:tplc="04190019" w:tentative="1">
-      <w:start w:val="1"/>
-      <w:numFmt w:val="lowerLetter"/>
-      <w:lvlText w:val="%8."/>
-      <w:lvlJc w:val="left"/>
-      <w:pPr>
-        <w:ind w:left="6469" w:hanging="360"/>
-      </w:pPr>
-    </w:lvl>
-    <w:lvl w:ilvl="8" w:tplc="0419001B" w:tentative="1">
-      <w:start w:val="1"/>
-      <w:numFmt w:val="lowerRoman"/>
-      <w:lvlText w:val="%9."/>
-      <w:lvlJc w:val="right"/>
-      <w:pPr>
-        <w:ind w:left="7189" w:hanging="180"/>
-      </w:pPr>
-    </w:lvl>
-  </w:abstractNum>
-  <w:abstractNum w:abstractNumId="59" w15:restartNumberingAfterBreak="0">
-    <w:nsid w:val="7BAE2761"/>
-    <w:multiLevelType w:val="hybridMultilevel"/>
-    <w:tmpl w:val="CCD2405C"/>
     <w:lvl w:ilvl="0" w:tplc="04190001">
       <w:start w:val="1"/>
       <w:numFmt w:val="bullet"/>
@@ -21106,180 +16220,42 @@
     <w:abstractNumId w:val="0"/>
   </w:num>
   <w:num w:numId="3" w16cid:durableId="1776558205">
-    <w:abstractNumId w:val="34"/>
+    <w:abstractNumId w:val="7"/>
   </w:num>
-  <w:num w:numId="4" w16cid:durableId="1912078584">
-    <w:abstractNumId w:val="24"/>
+  <w:num w:numId="4" w16cid:durableId="1117678977">
+    <w:abstractNumId w:val="11"/>
   </w:num>
-  <w:num w:numId="5" w16cid:durableId="266736621">
-    <w:abstractNumId w:val="26"/>
+  <w:num w:numId="5" w16cid:durableId="771896763">
+    <w:abstractNumId w:val="2"/>
   </w:num>
-  <w:num w:numId="6" w16cid:durableId="434593807">
+  <w:num w:numId="6" w16cid:durableId="1397895111">
+    <w:abstractNumId w:val="5"/>
+  </w:num>
+  <w:num w:numId="7" w16cid:durableId="2022126416">
+    <w:abstractNumId w:val="8"/>
+  </w:num>
+  <w:num w:numId="8" w16cid:durableId="2062778207">
+    <w:abstractNumId w:val="3"/>
+  </w:num>
+  <w:num w:numId="9" w16cid:durableId="343282730">
+    <w:abstractNumId w:val="9"/>
+  </w:num>
+  <w:num w:numId="10" w16cid:durableId="1491288891">
+    <w:abstractNumId w:val="13"/>
+  </w:num>
+  <w:num w:numId="11" w16cid:durableId="882638913">
     <w:abstractNumId w:val="12"/>
   </w:num>
-  <w:num w:numId="7" w16cid:durableId="1725828929">
-    <w:abstractNumId w:val="53"/>
-  </w:num>
-  <w:num w:numId="8" w16cid:durableId="481654851">
-    <w:abstractNumId w:val="13"/>
-  </w:num>
-  <w:num w:numId="9" w16cid:durableId="766078553">
-    <w:abstractNumId w:val="23"/>
-  </w:num>
-  <w:num w:numId="10" w16cid:durableId="969894513">
-    <w:abstractNumId w:val="16"/>
-  </w:num>
-  <w:num w:numId="11" w16cid:durableId="83066807">
-    <w:abstractNumId w:val="25"/>
-  </w:num>
-  <w:num w:numId="12" w16cid:durableId="1212303780">
-    <w:abstractNumId w:val="9"/>
-  </w:num>
-  <w:num w:numId="13" w16cid:durableId="2013952044">
-    <w:abstractNumId w:val="47"/>
-  </w:num>
-  <w:num w:numId="14" w16cid:durableId="1747876177">
-    <w:abstractNumId w:val="8"/>
-  </w:num>
-  <w:num w:numId="15" w16cid:durableId="749233273">
-    <w:abstractNumId w:val="57"/>
-  </w:num>
-  <w:num w:numId="16" w16cid:durableId="887454516">
-    <w:abstractNumId w:val="2"/>
-  </w:num>
-  <w:num w:numId="17" w16cid:durableId="1231503642">
-    <w:abstractNumId w:val="44"/>
-  </w:num>
-  <w:num w:numId="18" w16cid:durableId="395710979">
-    <w:abstractNumId w:val="49"/>
-  </w:num>
-  <w:num w:numId="19" w16cid:durableId="190461969">
-    <w:abstractNumId w:val="27"/>
-  </w:num>
-  <w:num w:numId="20" w16cid:durableId="931082557">
-    <w:abstractNumId w:val="42"/>
-  </w:num>
-  <w:num w:numId="21" w16cid:durableId="987323603">
+  <w:num w:numId="12" w16cid:durableId="1914779919">
     <w:abstractNumId w:val="6"/>
   </w:num>
-  <w:num w:numId="22" w16cid:durableId="1382904016">
-    <w:abstractNumId w:val="54"/>
-  </w:num>
-  <w:num w:numId="23" w16cid:durableId="1306161698">
-    <w:abstractNumId w:val="17"/>
-  </w:num>
-  <w:num w:numId="24" w16cid:durableId="421685914">
-    <w:abstractNumId w:val="30"/>
-  </w:num>
-  <w:num w:numId="25" w16cid:durableId="1697807564">
-    <w:abstractNumId w:val="40"/>
-  </w:num>
-  <w:num w:numId="26" w16cid:durableId="1024869251">
-    <w:abstractNumId w:val="18"/>
-  </w:num>
-  <w:num w:numId="27" w16cid:durableId="572397558">
-    <w:abstractNumId w:val="35"/>
-  </w:num>
-  <w:num w:numId="28" w16cid:durableId="1658076226">
-    <w:abstractNumId w:val="22"/>
-  </w:num>
-  <w:num w:numId="29" w16cid:durableId="118375365">
-    <w:abstractNumId w:val="11"/>
-  </w:num>
-  <w:num w:numId="30" w16cid:durableId="1722941707">
-    <w:abstractNumId w:val="36"/>
-  </w:num>
-  <w:num w:numId="31" w16cid:durableId="753434394">
-    <w:abstractNumId w:val="7"/>
-  </w:num>
-  <w:num w:numId="32" w16cid:durableId="2136677866">
-    <w:abstractNumId w:val="37"/>
-  </w:num>
-  <w:num w:numId="33" w16cid:durableId="438763715">
-    <w:abstractNumId w:val="58"/>
-  </w:num>
-  <w:num w:numId="34" w16cid:durableId="1117678977">
-    <w:abstractNumId w:val="46"/>
-  </w:num>
-  <w:num w:numId="35" w16cid:durableId="1419014154">
-    <w:abstractNumId w:val="45"/>
-  </w:num>
-  <w:num w:numId="36" w16cid:durableId="1769308093">
-    <w:abstractNumId w:val="15"/>
-  </w:num>
-  <w:num w:numId="37" w16cid:durableId="342973847">
-    <w:abstractNumId w:val="32"/>
-  </w:num>
-  <w:num w:numId="38" w16cid:durableId="547034590">
-    <w:abstractNumId w:val="14"/>
-  </w:num>
-  <w:num w:numId="39" w16cid:durableId="1516267010">
-    <w:abstractNumId w:val="21"/>
-  </w:num>
-  <w:num w:numId="40" w16cid:durableId="890968367">
-    <w:abstractNumId w:val="50"/>
-  </w:num>
-  <w:num w:numId="41" w16cid:durableId="1158493570">
-    <w:abstractNumId w:val="59"/>
-  </w:num>
-  <w:num w:numId="42" w16cid:durableId="328796573">
+  <w:num w:numId="13" w16cid:durableId="946229400">
     <w:abstractNumId w:val="4"/>
   </w:num>
-  <w:num w:numId="43" w16cid:durableId="440420802">
-    <w:abstractNumId w:val="33"/>
-  </w:num>
-  <w:num w:numId="44" w16cid:durableId="1124812595">
-    <w:abstractNumId w:val="20"/>
-  </w:num>
-  <w:num w:numId="45" w16cid:durableId="968823303">
-    <w:abstractNumId w:val="38"/>
-  </w:num>
-  <w:num w:numId="46" w16cid:durableId="613176815">
-    <w:abstractNumId w:val="3"/>
-  </w:num>
-  <w:num w:numId="47" w16cid:durableId="335039495">
-    <w:abstractNumId w:val="55"/>
-  </w:num>
-  <w:num w:numId="48" w16cid:durableId="2147164601">
-    <w:abstractNumId w:val="52"/>
-  </w:num>
-  <w:num w:numId="49" w16cid:durableId="1347294468">
-    <w:abstractNumId w:val="51"/>
-  </w:num>
-  <w:num w:numId="50" w16cid:durableId="771896763">
-    <w:abstractNumId w:val="5"/>
-  </w:num>
-  <w:num w:numId="51" w16cid:durableId="1397895111">
-    <w:abstractNumId w:val="29"/>
-  </w:num>
-  <w:num w:numId="52" w16cid:durableId="2022126416">
-    <w:abstractNumId w:val="39"/>
-  </w:num>
-  <w:num w:numId="53" w16cid:durableId="2062778207">
-    <w:abstractNumId w:val="19"/>
-  </w:num>
-  <w:num w:numId="54" w16cid:durableId="343282730">
-    <w:abstractNumId w:val="41"/>
-  </w:num>
-  <w:num w:numId="55" w16cid:durableId="1491288891">
-    <w:abstractNumId w:val="56"/>
-  </w:num>
-  <w:num w:numId="56" w16cid:durableId="882638913">
-    <w:abstractNumId w:val="48"/>
-  </w:num>
-  <w:num w:numId="57" w16cid:durableId="1914779919">
-    <w:abstractNumId w:val="31"/>
-  </w:num>
-  <w:num w:numId="58" w16cid:durableId="75322110">
+  <w:num w:numId="14" w16cid:durableId="2015566794">
     <w:abstractNumId w:val="10"/>
   </w:num>
-  <w:num w:numId="59" w16cid:durableId="946229400">
-    <w:abstractNumId w:val="28"/>
-  </w:num>
-  <w:num w:numId="60" w16cid:durableId="2015566794">
-    <w:abstractNumId w:val="43"/>
-  </w:num>
-  <w:numIdMacAtCleanup w:val="8"/>
+  <w:numIdMacAtCleanup w:val="14"/>
 </w:numbering>
 </file>
 
@@ -22094,7 +17070,6 @@
       <w:kern w:val="32"/>
       <w:sz w:val="32"/>
       <w:szCs w:val="32"/>
-      <w:lang w:val="en-US"/>
     </w:rPr>
   </w:style>
   <w:style w:type="character" w:styleId="ae">
